--- a/documents/report/测试文档.docx
+++ b/documents/report/测试文档.docx
@@ -96,7 +96,13 @@
         </w:rPr>
       </w:pPr>
       <w:r>
-        <w:t xml:space="preserve"> 软件工程课程设计测试文档</w:t>
+        <w:rPr>
+          <w:rFonts w:hint="eastAsia" w:ascii="黑体" w:eastAsia="黑体"/>
+          <w:spacing w:val="20"/>
+          <w:sz w:val="72"/>
+          <w:szCs w:val="72"/>
+        </w:rPr>
+        <w:t xml:space="preserve"> 软件工程课程设计报告书</w:t>
       </w:r>
     </w:p>
     <w:p>
@@ -133,7 +139,49 @@
         </w:rPr>
       </w:pPr>
       <w:r>
-        <w:t>题目：一体化监控平台开发——测试文档</w:t>
+        <w:rPr>
+          <w:rFonts w:ascii="黑体" w:eastAsia="黑体"/>
+          <w:b/>
+          <w:sz w:val="44"/>
+          <w:szCs w:val="44"/>
+        </w:rPr>
+        <w:t>一体</w:t>
+      </w:r>
+      <w:r>
+        <w:rPr>
+          <w:rFonts w:hint="eastAsia" w:ascii="黑体" w:eastAsia="黑体"/>
+          <w:b/>
+          <w:sz w:val="44"/>
+          <w:szCs w:val="44"/>
+        </w:rPr>
+        <w:t>化</w:t>
+      </w:r>
+      <w:r>
+        <w:rPr>
+          <w:rFonts w:ascii="黑体" w:eastAsia="黑体"/>
+          <w:b/>
+          <w:sz w:val="44"/>
+          <w:szCs w:val="44"/>
+        </w:rPr>
+        <w:t>监控</w:t>
+      </w:r>
+      <w:r>
+        <w:rPr>
+          <w:rFonts w:hint="eastAsia" w:ascii="黑体" w:eastAsia="黑体"/>
+          <w:b/>
+          <w:sz w:val="44"/>
+          <w:szCs w:val="44"/>
+        </w:rPr>
+        <w:t>平台开</w:t>
+      </w:r>
+      <w:r>
+        <w:rPr>
+          <w:rFonts w:ascii="黑体" w:eastAsia="黑体"/>
+          <w:b/>
+          <w:sz w:val="44"/>
+          <w:szCs w:val="44"/>
+        </w:rPr>
+        <w:t>发—测试文档</w:t>
       </w:r>
     </w:p>
     <w:p>
@@ -191,26 +239,15 @@
         </w:rPr>
       </w:pPr>
       <w:r>
-        <w:t>学  院  计算机科学与工程学院</w:t>
-      </w:r>
-    </w:p>
-    <w:p>
-      <w:pPr>
-        <w:ind w:firstLine="1946" w:firstLineChars="646"/>
         <w:rPr>
           <w:rFonts w:hint="eastAsia" w:ascii="宋体" w:hAnsi="宋体"/>
           <w:b/>
           <w:sz w:val="30"/>
           <w:szCs w:val="30"/>
         </w:rPr>
-      </w:pPr>
-      <w:r>
-        <w:t>专  业  软件工程</w:t>
-      </w:r>
-    </w:p>
-    <w:p>
-      <w:pPr>
-        <w:ind w:firstLine="1946" w:firstLineChars="646"/>
+        <w:t xml:space="preserve">学  院   </w:t>
+      </w:r>
+      <w:r>
         <w:rPr>
           <w:rFonts w:ascii="宋体" w:hAnsi="宋体"/>
           <w:b/>
@@ -218,15 +255,9 @@
           <w:szCs w:val="30"/>
           <w:u w:val="single"/>
         </w:rPr>
-      </w:pPr>
-      <w:r>
-        <w:t>组长姓名  陈梦泽</w:t>
-      </w:r>
-    </w:p>
-    <w:p>
-      <w:pPr>
-        <w:ind w:firstLine="1946" w:firstLineChars="646"/>
-        <w:jc w:val="left"/>
+        <w:t xml:space="preserve"> </w:t>
+      </w:r>
+      <w:r>
         <w:rPr>
           <w:rFonts w:hint="eastAsia" w:ascii="宋体" w:hAnsi="宋体"/>
           <w:b/>
@@ -234,37 +265,27 @@
           <w:szCs w:val="30"/>
           <w:u w:val="single"/>
         </w:rPr>
-      </w:pPr>
-      <w:r>
-        <w:t>组  员  陈紫暄、曹丹</w:t>
-      </w:r>
-    </w:p>
-    <w:p>
-      <w:pPr>
-        <w:ind w:firstLine="1946" w:firstLineChars="646"/>
-        <w:rPr>
-          <w:rFonts w:hint="eastAsia" w:ascii="宋体" w:hAnsi="宋体"/>
+        <w:t>计</w:t>
+      </w:r>
+      <w:r>
+        <w:rPr>
+          <w:rFonts w:ascii="宋体" w:hAnsi="宋体"/>
           <w:b/>
           <w:sz w:val="30"/>
           <w:szCs w:val="30"/>
-        </w:rPr>
-      </w:pPr>
-      <w:r>
-        <w:t>指导教师  苏锦钿、黄平</w:t>
-      </w:r>
-    </w:p>
-    <w:p>
-      <w:pPr>
-        <w:ind w:firstLine="1946" w:firstLineChars="646"/>
-        <w:rPr>
-          <w:rFonts w:ascii="宋体" w:hAnsi="宋体"/>
+          <w:u w:val="single"/>
+        </w:rPr>
+        <w:t xml:space="preserve">算机科学与工程学院         </w:t>
+      </w:r>
+      <w:r>
+        <w:rPr>
+          <w:rFonts w:hint="eastAsia" w:ascii="宋体" w:hAnsi="宋体"/>
           <w:b/>
           <w:sz w:val="30"/>
           <w:szCs w:val="30"/>
-        </w:rPr>
-      </w:pPr>
-      <w:r>
-        <w:t>课程编号  045102191</w:t>
+          <w:u w:val="single"/>
+        </w:rPr>
+        <w:t xml:space="preserve"> </w:t>
       </w:r>
     </w:p>
     <w:p>
@@ -278,21 +299,453 @@
         </w:rPr>
       </w:pPr>
       <w:r>
-        <w:t>课程学分  2.0</w:t>
-      </w:r>
-    </w:p>
-    <w:p>
-      <w:pPr>
-        <w:ind w:firstLine="1946" w:firstLineChars="646"/>
         <w:rPr>
           <w:rFonts w:hint="eastAsia" w:ascii="宋体" w:hAnsi="宋体"/>
           <w:b/>
           <w:sz w:val="30"/>
           <w:szCs w:val="30"/>
         </w:rPr>
-      </w:pPr>
-      <w:r>
-        <w:t>起始日期  2026年3月</w:t>
+        <w:t xml:space="preserve">专  业   </w:t>
+      </w:r>
+      <w:r>
+        <w:rPr>
+          <w:rFonts w:ascii="宋体" w:hAnsi="宋体"/>
+          <w:b/>
+          <w:sz w:val="30"/>
+          <w:szCs w:val="30"/>
+          <w:u w:val="single"/>
+        </w:rPr>
+        <w:t xml:space="preserve"> </w:t>
+      </w:r>
+      <w:r>
+        <w:rPr>
+          <w:rFonts w:hint="eastAsia" w:ascii="宋体" w:hAnsi="宋体"/>
+          <w:b/>
+          <w:sz w:val="30"/>
+          <w:szCs w:val="30"/>
+          <w:u w:val="single"/>
+        </w:rPr>
+        <w:t>计</w:t>
+      </w:r>
+      <w:r>
+        <w:rPr>
+          <w:rFonts w:ascii="宋体" w:hAnsi="宋体"/>
+          <w:b/>
+          <w:sz w:val="30"/>
+          <w:szCs w:val="30"/>
+          <w:u w:val="single"/>
+        </w:rPr>
+        <w:t xml:space="preserve">算机科学与技术            </w:t>
+      </w:r>
+      <w:r>
+        <w:rPr>
+          <w:rFonts w:hint="eastAsia" w:ascii="宋体" w:hAnsi="宋体"/>
+          <w:b/>
+          <w:sz w:val="30"/>
+          <w:szCs w:val="30"/>
+          <w:u w:val="single"/>
+        </w:rPr>
+        <w:t xml:space="preserve"> </w:t>
+      </w:r>
+    </w:p>
+    <w:p>
+      <w:pPr>
+        <w:ind w:firstLine="1946" w:firstLineChars="646"/>
+        <w:rPr>
+          <w:rFonts w:ascii="宋体" w:hAnsi="宋体"/>
+          <w:b/>
+          <w:sz w:val="30"/>
+          <w:szCs w:val="30"/>
+          <w:u w:val="single"/>
+        </w:rPr>
+      </w:pPr>
+      <w:r>
+        <w:rPr>
+          <w:rFonts w:hint="eastAsia" w:ascii="宋体" w:hAnsi="宋体"/>
+          <w:b/>
+          <w:sz w:val="30"/>
+          <w:szCs w:val="30"/>
+        </w:rPr>
+        <w:t xml:space="preserve">组长姓名 </w:t>
+      </w:r>
+      <w:r>
+        <w:rPr>
+          <w:rFonts w:hint="eastAsia" w:ascii="宋体" w:hAnsi="宋体"/>
+          <w:b/>
+          <w:sz w:val="30"/>
+          <w:szCs w:val="30"/>
+          <w:u w:val="single"/>
+        </w:rPr>
+        <w:t xml:space="preserve"> </w:t>
+      </w:r>
+      <w:r>
+        <w:rPr>
+          <w:rFonts w:ascii="宋体" w:hAnsi="宋体"/>
+          <w:b/>
+          <w:sz w:val="30"/>
+          <w:szCs w:val="30"/>
+          <w:u w:val="single"/>
+        </w:rPr>
+        <w:t xml:space="preserve">陈梦泽    </w:t>
+      </w:r>
+      <w:r>
+        <w:rPr>
+          <w:rFonts w:hint="eastAsia" w:ascii="宋体" w:hAnsi="宋体"/>
+          <w:b/>
+          <w:sz w:val="30"/>
+          <w:szCs w:val="30"/>
+          <w:u w:val="single"/>
+        </w:rPr>
+        <w:t xml:space="preserve"> </w:t>
+      </w:r>
+      <w:r>
+        <w:rPr>
+          <w:rFonts w:ascii="宋体" w:hAnsi="宋体"/>
+          <w:b/>
+          <w:sz w:val="30"/>
+          <w:szCs w:val="30"/>
+          <w:u w:val="single"/>
+        </w:rPr>
+        <w:t xml:space="preserve">           </w:t>
+      </w:r>
+      <w:r>
+        <w:rPr>
+          <w:rFonts w:hint="eastAsia" w:ascii="宋体" w:hAnsi="宋体"/>
+          <w:b/>
+          <w:sz w:val="30"/>
+          <w:szCs w:val="30"/>
+          <w:u w:val="single"/>
+        </w:rPr>
+        <w:t xml:space="preserve"> </w:t>
+      </w:r>
+    </w:p>
+    <w:p>
+      <w:pPr>
+        <w:ind w:firstLine="1946" w:firstLineChars="646"/>
+        <w:jc w:val="left"/>
+        <w:rPr>
+          <w:rFonts w:hint="eastAsia" w:ascii="宋体" w:hAnsi="宋体"/>
+          <w:b/>
+          <w:sz w:val="30"/>
+          <w:szCs w:val="30"/>
+          <w:u w:val="single"/>
+        </w:rPr>
+      </w:pPr>
+      <w:r>
+        <w:rPr>
+          <w:rFonts w:hint="eastAsia" w:ascii="宋体" w:hAnsi="宋体"/>
+          <w:b/>
+          <w:sz w:val="30"/>
+          <w:szCs w:val="30"/>
+        </w:rPr>
+        <w:t>组</w:t>
+      </w:r>
+      <w:r>
+        <w:rPr>
+          <w:rFonts w:ascii="宋体" w:hAnsi="宋体"/>
+          <w:b/>
+          <w:sz w:val="30"/>
+          <w:szCs w:val="30"/>
+        </w:rPr>
+        <w:t xml:space="preserve">  </w:t>
+      </w:r>
+      <w:r>
+        <w:rPr>
+          <w:rFonts w:hint="eastAsia" w:ascii="宋体" w:hAnsi="宋体"/>
+          <w:b/>
+          <w:sz w:val="30"/>
+          <w:szCs w:val="30"/>
+        </w:rPr>
+        <w:t xml:space="preserve">员 </w:t>
+      </w:r>
+      <w:r>
+        <w:rPr>
+          <w:rFonts w:ascii="宋体" w:hAnsi="宋体"/>
+          <w:b/>
+          <w:sz w:val="30"/>
+          <w:szCs w:val="30"/>
+        </w:rPr>
+        <w:t xml:space="preserve">  </w:t>
+      </w:r>
+      <w:r>
+        <w:rPr>
+          <w:rFonts w:ascii="宋体" w:hAnsi="宋体"/>
+          <w:b/>
+          <w:sz w:val="30"/>
+          <w:szCs w:val="30"/>
+          <w:u w:val="single"/>
+        </w:rPr>
+        <w:t xml:space="preserve"> 陈紫</w:t>
+      </w:r>
+      <w:r>
+        <w:rPr>
+          <w:rFonts w:hint="eastAsia" w:ascii="宋体" w:hAnsi="宋体"/>
+          <w:b/>
+          <w:sz w:val="30"/>
+          <w:szCs w:val="30"/>
+          <w:u w:val="single"/>
+        </w:rPr>
+        <w:t>暄</w:t>
+      </w:r>
+      <w:r>
+        <w:rPr>
+          <w:rFonts w:ascii="宋体" w:hAnsi="宋体"/>
+          <w:b/>
+          <w:sz w:val="30"/>
+          <w:szCs w:val="30"/>
+          <w:u w:val="single"/>
+        </w:rPr>
+        <w:t xml:space="preserve">、曹丹          </w:t>
+      </w:r>
+      <w:r>
+        <w:rPr>
+          <w:rFonts w:hint="eastAsia" w:ascii="宋体" w:hAnsi="宋体"/>
+          <w:b/>
+          <w:sz w:val="30"/>
+          <w:szCs w:val="30"/>
+          <w:u w:val="single"/>
+        </w:rPr>
+        <w:t xml:space="preserve">  </w:t>
+      </w:r>
+    </w:p>
+    <w:p>
+      <w:pPr>
+        <w:ind w:firstLine="1946" w:firstLineChars="646"/>
+        <w:rPr>
+          <w:rFonts w:hint="eastAsia" w:ascii="宋体" w:hAnsi="宋体"/>
+          <w:b/>
+          <w:sz w:val="30"/>
+          <w:szCs w:val="30"/>
+        </w:rPr>
+      </w:pPr>
+      <w:r>
+        <w:rPr>
+          <w:rFonts w:hint="eastAsia" w:ascii="宋体" w:hAnsi="宋体"/>
+          <w:b/>
+          <w:sz w:val="30"/>
+          <w:szCs w:val="30"/>
+        </w:rPr>
+        <w:t xml:space="preserve">指导教师 </w:t>
+      </w:r>
+      <w:r>
+        <w:rPr>
+          <w:rFonts w:hint="eastAsia" w:ascii="宋体" w:hAnsi="宋体"/>
+          <w:b/>
+          <w:sz w:val="30"/>
+          <w:szCs w:val="30"/>
+          <w:u w:val="single"/>
+        </w:rPr>
+        <w:t xml:space="preserve"> 苏锦钿、</w:t>
+      </w:r>
+      <w:r>
+        <w:rPr>
+          <w:rFonts w:ascii="宋体" w:hAnsi="宋体"/>
+          <w:b/>
+          <w:sz w:val="30"/>
+          <w:szCs w:val="30"/>
+          <w:u w:val="single"/>
+        </w:rPr>
+        <w:t>黄平</w:t>
+      </w:r>
+      <w:r>
+        <w:rPr>
+          <w:rFonts w:hint="eastAsia" w:ascii="宋体" w:hAnsi="宋体"/>
+          <w:b/>
+          <w:sz w:val="30"/>
+          <w:szCs w:val="30"/>
+          <w:u w:val="single"/>
+        </w:rPr>
+        <w:t xml:space="preserve"> </w:t>
+      </w:r>
+      <w:r>
+        <w:rPr>
+          <w:rFonts w:ascii="宋体" w:hAnsi="宋体"/>
+          <w:b/>
+          <w:sz w:val="30"/>
+          <w:szCs w:val="30"/>
+          <w:u w:val="single"/>
+        </w:rPr>
+        <w:t xml:space="preserve">       </w:t>
+      </w:r>
+      <w:r>
+        <w:rPr>
+          <w:rFonts w:hint="eastAsia" w:ascii="宋体" w:hAnsi="宋体"/>
+          <w:b/>
+          <w:sz w:val="30"/>
+          <w:szCs w:val="30"/>
+          <w:u w:val="single"/>
+        </w:rPr>
+        <w:t xml:space="preserve">       </w:t>
+      </w:r>
+    </w:p>
+    <w:p>
+      <w:pPr>
+        <w:ind w:firstLine="1946" w:firstLineChars="646"/>
+        <w:rPr>
+          <w:rFonts w:ascii="宋体" w:hAnsi="宋体"/>
+          <w:b/>
+          <w:sz w:val="30"/>
+          <w:szCs w:val="30"/>
+        </w:rPr>
+      </w:pPr>
+      <w:r>
+        <w:rPr>
+          <w:rFonts w:hint="eastAsia" w:ascii="宋体" w:hAnsi="宋体"/>
+          <w:b/>
+          <w:sz w:val="30"/>
+          <w:szCs w:val="30"/>
+        </w:rPr>
+        <w:t xml:space="preserve">课程编号 </w:t>
+      </w:r>
+      <w:r>
+        <w:rPr>
+          <w:rFonts w:hint="eastAsia" w:ascii="宋体" w:hAnsi="宋体"/>
+          <w:b/>
+          <w:sz w:val="30"/>
+          <w:szCs w:val="30"/>
+          <w:u w:val="single"/>
+        </w:rPr>
+        <w:t xml:space="preserve"> </w:t>
+      </w:r>
+      <w:r>
+        <w:rPr>
+          <w:rFonts w:ascii="宋体" w:hAnsi="宋体"/>
+          <w:b/>
+          <w:sz w:val="30"/>
+          <w:szCs w:val="30"/>
+          <w:u w:val="single"/>
+        </w:rPr>
+        <w:t xml:space="preserve">045102191    </w:t>
+      </w:r>
+      <w:r>
+        <w:rPr>
+          <w:rFonts w:hint="eastAsia" w:ascii="宋体" w:hAnsi="宋体"/>
+          <w:b/>
+          <w:sz w:val="30"/>
+          <w:szCs w:val="30"/>
+          <w:u w:val="single"/>
+        </w:rPr>
+        <w:t xml:space="preserve">        </w:t>
+      </w:r>
+    </w:p>
+    <w:p>
+      <w:pPr>
+        <w:ind w:firstLine="1946" w:firstLineChars="646"/>
+        <w:rPr>
+          <w:rFonts w:hint="eastAsia" w:ascii="宋体" w:hAnsi="宋体"/>
+          <w:b/>
+          <w:sz w:val="30"/>
+          <w:szCs w:val="30"/>
+        </w:rPr>
+      </w:pPr>
+      <w:r>
+        <w:rPr>
+          <w:rFonts w:hint="eastAsia" w:ascii="宋体" w:hAnsi="宋体"/>
+          <w:b/>
+          <w:sz w:val="30"/>
+          <w:szCs w:val="30"/>
+        </w:rPr>
+        <w:t xml:space="preserve">课程学分 </w:t>
+      </w:r>
+      <w:r>
+        <w:rPr>
+          <w:rFonts w:hint="eastAsia" w:ascii="宋体" w:hAnsi="宋体"/>
+          <w:b/>
+          <w:sz w:val="30"/>
+          <w:szCs w:val="30"/>
+          <w:u w:val="single"/>
+        </w:rPr>
+        <w:t xml:space="preserve"> </w:t>
+      </w:r>
+      <w:r>
+        <w:rPr>
+          <w:rFonts w:ascii="宋体" w:hAnsi="宋体"/>
+          <w:b/>
+          <w:sz w:val="30"/>
+          <w:szCs w:val="30"/>
+          <w:u w:val="single"/>
+        </w:rPr>
+        <w:t xml:space="preserve">2.0         </w:t>
+      </w:r>
+      <w:r>
+        <w:rPr>
+          <w:rFonts w:hint="eastAsia" w:ascii="宋体" w:hAnsi="宋体"/>
+          <w:b/>
+          <w:sz w:val="30"/>
+          <w:szCs w:val="30"/>
+          <w:u w:val="single"/>
+        </w:rPr>
+        <w:t xml:space="preserve">         </w:t>
+      </w:r>
+    </w:p>
+    <w:p>
+      <w:pPr>
+        <w:ind w:firstLine="1946" w:firstLineChars="646"/>
+        <w:rPr>
+          <w:rFonts w:hint="eastAsia" w:ascii="宋体" w:hAnsi="宋体"/>
+          <w:b/>
+          <w:sz w:val="30"/>
+          <w:szCs w:val="30"/>
+        </w:rPr>
+      </w:pPr>
+      <w:r>
+        <w:rPr>
+          <w:rFonts w:hint="eastAsia" w:ascii="宋体" w:hAnsi="宋体"/>
+          <w:b/>
+          <w:sz w:val="30"/>
+          <w:szCs w:val="30"/>
+        </w:rPr>
+        <w:t xml:space="preserve">起始日期 </w:t>
+      </w:r>
+      <w:r>
+        <w:rPr>
+          <w:rFonts w:hint="eastAsia" w:ascii="宋体" w:hAnsi="宋体"/>
+          <w:b/>
+          <w:sz w:val="30"/>
+          <w:szCs w:val="30"/>
+          <w:u w:val="single"/>
+        </w:rPr>
+        <w:t xml:space="preserve"> </w:t>
+      </w:r>
+      <w:r>
+        <w:rPr>
+          <w:rFonts w:ascii="宋体" w:hAnsi="宋体"/>
+          <w:b/>
+          <w:sz w:val="30"/>
+          <w:szCs w:val="30"/>
+          <w:u w:val="single"/>
+        </w:rPr>
+        <w:t xml:space="preserve">2026年3月      </w:t>
+      </w:r>
+      <w:r>
+        <w:rPr>
+          <w:rFonts w:hint="eastAsia" w:ascii="宋体" w:hAnsi="宋体"/>
+          <w:b/>
+          <w:sz w:val="30"/>
+          <w:szCs w:val="30"/>
+          <w:u w:val="single"/>
+        </w:rPr>
+        <w:t xml:space="preserve">  </w:t>
+      </w:r>
+      <w:r>
+        <w:rPr>
+          <w:rFonts w:ascii="宋体" w:hAnsi="宋体"/>
+          <w:b/>
+          <w:sz w:val="30"/>
+          <w:szCs w:val="30"/>
+          <w:u w:val="single"/>
+        </w:rPr>
+        <w:t xml:space="preserve">   </w:t>
+      </w:r>
+      <w:r>
+        <w:rPr>
+          <w:rFonts w:hint="eastAsia" w:ascii="宋体" w:hAnsi="宋体"/>
+          <w:b/>
+          <w:sz w:val="30"/>
+          <w:szCs w:val="30"/>
+          <w:u w:val="single"/>
+        </w:rPr>
+        <w:t xml:space="preserve">  </w:t>
       </w:r>
     </w:p>
     <w:p>
@@ -305,6 +758,565 @@
         </w:rPr>
       </w:pPr>
     </w:p>
+    <w:tbl>
+      <w:tblPr>
+        <w:tblStyle w:val="5"/>
+        <w:tblW w:w="0" w:type="auto"/>
+        <w:tblInd w:w="0" w:type="dxa"/>
+        <w:tblBorders>
+          <w:top w:val="single" w:color="auto" w:sz="4" w:space="0"/>
+          <w:left w:val="single" w:color="auto" w:sz="4" w:space="0"/>
+          <w:bottom w:val="single" w:color="auto" w:sz="4" w:space="0"/>
+          <w:right w:val="single" w:color="auto" w:sz="4" w:space="0"/>
+          <w:insideH w:val="single" w:color="auto" w:sz="4" w:space="0"/>
+          <w:insideV w:val="single" w:color="auto" w:sz="4" w:space="0"/>
+        </w:tblBorders>
+        <w:tblLayout w:type="fixed"/>
+        <w:tblCellMar>
+          <w:top w:w="0" w:type="dxa"/>
+          <w:left w:w="108" w:type="dxa"/>
+          <w:bottom w:w="0" w:type="dxa"/>
+          <w:right w:w="108" w:type="dxa"/>
+        </w:tblCellMar>
+      </w:tblPr>
+      <w:tblGrid>
+        <w:gridCol w:w="828"/>
+        <w:gridCol w:w="7694"/>
+      </w:tblGrid>
+      <w:tr>
+        <w:trPr>
+          <w:wBefore w:w="0" w:type="dxa"/>
+          <w:trHeight w:val="7310" w:hRule="atLeast"/>
+        </w:trPr>
+        <w:tc>
+          <w:tcPr>
+            <w:tcW w:w="828" w:type="dxa"/>
+            <w:noWrap w:val="0"/>
+            <w:vAlign w:val="center"/>
+          </w:tcPr>
+          <w:p>
+            <w:pPr>
+              <w:spacing w:line="400" w:lineRule="exact"/>
+              <w:jc w:val="center"/>
+              <w:rPr>
+                <w:rFonts w:hint="eastAsia"/>
+                <w:sz w:val="24"/>
+              </w:rPr>
+            </w:pPr>
+            <w:r>
+              <w:rPr>
+                <w:rFonts w:hint="eastAsia"/>
+                <w:sz w:val="24"/>
+              </w:rPr>
+              <w:t>教</w:t>
+            </w:r>
+          </w:p>
+          <w:p>
+            <w:pPr>
+              <w:spacing w:line="400" w:lineRule="exact"/>
+              <w:jc w:val="center"/>
+              <w:rPr>
+                <w:rFonts w:hint="eastAsia"/>
+                <w:sz w:val="24"/>
+              </w:rPr>
+            </w:pPr>
+            <w:r>
+              <w:rPr>
+                <w:rFonts w:hint="eastAsia"/>
+                <w:sz w:val="24"/>
+              </w:rPr>
+              <w:t>师</w:t>
+            </w:r>
+          </w:p>
+          <w:p>
+            <w:pPr>
+              <w:spacing w:line="400" w:lineRule="exact"/>
+              <w:jc w:val="center"/>
+              <w:rPr>
+                <w:rFonts w:hint="eastAsia"/>
+                <w:sz w:val="24"/>
+              </w:rPr>
+            </w:pPr>
+            <w:r>
+              <w:rPr>
+                <w:rFonts w:hint="eastAsia"/>
+                <w:sz w:val="24"/>
+              </w:rPr>
+              <w:t>评</w:t>
+            </w:r>
+          </w:p>
+          <w:p>
+            <w:pPr>
+              <w:spacing w:line="400" w:lineRule="exact"/>
+              <w:jc w:val="center"/>
+              <w:rPr>
+                <w:rFonts w:hint="eastAsia"/>
+                <w:sz w:val="24"/>
+              </w:rPr>
+            </w:pPr>
+            <w:r>
+              <w:rPr>
+                <w:rFonts w:hint="eastAsia"/>
+                <w:sz w:val="24"/>
+              </w:rPr>
+              <w:t>语</w:t>
+            </w:r>
+          </w:p>
+        </w:tc>
+        <w:tc>
+          <w:tcPr>
+            <w:tcW w:w="7694" w:type="dxa"/>
+            <w:noWrap w:val="0"/>
+            <w:vAlign w:val="top"/>
+          </w:tcPr>
+          <w:p>
+            <w:pPr>
+              <w:spacing w:line="400" w:lineRule="exact"/>
+              <w:rPr>
+                <w:rFonts w:hint="eastAsia"/>
+                <w:sz w:val="24"/>
+              </w:rPr>
+            </w:pPr>
+          </w:p>
+          <w:p>
+            <w:pPr>
+              <w:spacing w:line="400" w:lineRule="exact"/>
+              <w:rPr>
+                <w:rFonts w:hint="eastAsia"/>
+                <w:sz w:val="24"/>
+              </w:rPr>
+            </w:pPr>
+          </w:p>
+          <w:p>
+            <w:pPr>
+              <w:spacing w:line="400" w:lineRule="exact"/>
+              <w:rPr>
+                <w:rFonts w:hint="eastAsia"/>
+                <w:sz w:val="24"/>
+              </w:rPr>
+            </w:pPr>
+          </w:p>
+          <w:p>
+            <w:pPr>
+              <w:spacing w:line="400" w:lineRule="exact"/>
+              <w:rPr>
+                <w:rFonts w:hint="eastAsia"/>
+                <w:sz w:val="24"/>
+              </w:rPr>
+            </w:pPr>
+          </w:p>
+          <w:p>
+            <w:pPr>
+              <w:spacing w:line="400" w:lineRule="exact"/>
+              <w:rPr>
+                <w:rFonts w:hint="eastAsia"/>
+                <w:sz w:val="24"/>
+              </w:rPr>
+            </w:pPr>
+          </w:p>
+          <w:p>
+            <w:pPr>
+              <w:spacing w:line="400" w:lineRule="exact"/>
+              <w:rPr>
+                <w:rFonts w:hint="eastAsia"/>
+                <w:sz w:val="24"/>
+              </w:rPr>
+            </w:pPr>
+          </w:p>
+          <w:p>
+            <w:pPr>
+              <w:spacing w:line="400" w:lineRule="exact"/>
+              <w:rPr>
+                <w:rFonts w:hint="eastAsia"/>
+                <w:sz w:val="24"/>
+              </w:rPr>
+            </w:pPr>
+          </w:p>
+          <w:p>
+            <w:pPr>
+              <w:spacing w:line="400" w:lineRule="exact"/>
+              <w:rPr>
+                <w:rFonts w:hint="eastAsia"/>
+                <w:sz w:val="24"/>
+              </w:rPr>
+            </w:pPr>
+          </w:p>
+          <w:p>
+            <w:pPr>
+              <w:spacing w:line="400" w:lineRule="exact"/>
+              <w:rPr>
+                <w:rFonts w:hint="eastAsia"/>
+                <w:sz w:val="24"/>
+              </w:rPr>
+            </w:pPr>
+          </w:p>
+          <w:p>
+            <w:pPr>
+              <w:spacing w:line="400" w:lineRule="exact"/>
+              <w:rPr>
+                <w:rFonts w:hint="eastAsia"/>
+                <w:sz w:val="24"/>
+              </w:rPr>
+            </w:pPr>
+          </w:p>
+          <w:p>
+            <w:pPr>
+              <w:spacing w:line="400" w:lineRule="exact"/>
+              <w:rPr>
+                <w:rFonts w:hint="eastAsia"/>
+                <w:sz w:val="24"/>
+              </w:rPr>
+            </w:pPr>
+          </w:p>
+          <w:p>
+            <w:pPr>
+              <w:spacing w:line="400" w:lineRule="exact"/>
+              <w:rPr>
+                <w:rFonts w:hint="eastAsia"/>
+                <w:sz w:val="24"/>
+              </w:rPr>
+            </w:pPr>
+          </w:p>
+          <w:p>
+            <w:pPr>
+              <w:spacing w:line="400" w:lineRule="exact"/>
+              <w:rPr>
+                <w:rFonts w:hint="eastAsia"/>
+                <w:sz w:val="24"/>
+              </w:rPr>
+            </w:pPr>
+          </w:p>
+          <w:p>
+            <w:pPr>
+              <w:spacing w:line="400" w:lineRule="exact"/>
+              <w:rPr>
+                <w:rFonts w:hint="eastAsia"/>
+                <w:sz w:val="24"/>
+              </w:rPr>
+            </w:pPr>
+          </w:p>
+          <w:p>
+            <w:pPr>
+              <w:spacing w:line="400" w:lineRule="exact"/>
+              <w:rPr>
+                <w:rFonts w:hint="eastAsia"/>
+                <w:sz w:val="24"/>
+              </w:rPr>
+            </w:pPr>
+          </w:p>
+          <w:p>
+            <w:pPr>
+              <w:spacing w:line="400" w:lineRule="exact"/>
+              <w:rPr>
+                <w:rFonts w:hint="eastAsia"/>
+                <w:sz w:val="24"/>
+              </w:rPr>
+            </w:pPr>
+          </w:p>
+          <w:p>
+            <w:pPr>
+              <w:spacing w:line="400" w:lineRule="exact"/>
+              <w:rPr>
+                <w:rFonts w:hint="eastAsia"/>
+                <w:sz w:val="24"/>
+              </w:rPr>
+            </w:pPr>
+          </w:p>
+          <w:p>
+            <w:pPr>
+              <w:spacing w:line="400" w:lineRule="exact"/>
+              <w:rPr>
+                <w:rFonts w:hint="eastAsia"/>
+                <w:sz w:val="24"/>
+              </w:rPr>
+            </w:pPr>
+          </w:p>
+          <w:p>
+            <w:pPr>
+              <w:spacing w:line="400" w:lineRule="exact"/>
+              <w:rPr>
+                <w:rFonts w:hint="eastAsia"/>
+                <w:sz w:val="24"/>
+              </w:rPr>
+            </w:pPr>
+          </w:p>
+          <w:p>
+            <w:pPr>
+              <w:spacing w:line="400" w:lineRule="exact"/>
+              <w:rPr>
+                <w:rFonts w:hint="eastAsia"/>
+                <w:sz w:val="24"/>
+              </w:rPr>
+            </w:pPr>
+          </w:p>
+          <w:p>
+            <w:pPr>
+              <w:spacing w:line="400" w:lineRule="exact"/>
+              <w:rPr>
+                <w:rFonts w:hint="eastAsia"/>
+                <w:sz w:val="24"/>
+              </w:rPr>
+            </w:pPr>
+          </w:p>
+          <w:p>
+            <w:pPr>
+              <w:spacing w:line="400" w:lineRule="exact"/>
+              <w:jc w:val="center"/>
+              <w:rPr>
+                <w:rFonts w:hint="eastAsia"/>
+                <w:sz w:val="24"/>
+              </w:rPr>
+            </w:pPr>
+            <w:r>
+              <w:rPr>
+                <w:rFonts w:hint="eastAsia"/>
+                <w:sz w:val="24"/>
+              </w:rPr>
+              <w:t>教师签名：</w:t>
+            </w:r>
+          </w:p>
+          <w:p>
+            <w:pPr>
+              <w:spacing w:line="400" w:lineRule="exact"/>
+              <w:jc w:val="center"/>
+              <w:rPr>
+                <w:rFonts w:hint="eastAsia"/>
+                <w:sz w:val="24"/>
+              </w:rPr>
+            </w:pPr>
+            <w:r>
+              <w:rPr>
+                <w:rFonts w:hint="eastAsia"/>
+                <w:sz w:val="24"/>
+              </w:rPr>
+              <w:t>日期：</w:t>
+            </w:r>
+          </w:p>
+        </w:tc>
+      </w:tr>
+      <w:tr>
+        <w:trPr>
+          <w:wBefore w:w="0" w:type="dxa"/>
+          <w:trHeight w:val="1088" w:hRule="atLeast"/>
+        </w:trPr>
+        <w:tc>
+          <w:tcPr>
+            <w:tcW w:w="828" w:type="dxa"/>
+            <w:noWrap w:val="0"/>
+            <w:vAlign w:val="center"/>
+          </w:tcPr>
+          <w:p>
+            <w:pPr>
+              <w:spacing w:line="400" w:lineRule="exact"/>
+              <w:jc w:val="center"/>
+              <w:rPr>
+                <w:rFonts w:hint="eastAsia"/>
+                <w:sz w:val="24"/>
+              </w:rPr>
+            </w:pPr>
+            <w:r>
+              <w:rPr>
+                <w:rFonts w:hint="eastAsia"/>
+                <w:sz w:val="24"/>
+              </w:rPr>
+              <w:t>成</w:t>
+            </w:r>
+          </w:p>
+          <w:p>
+            <w:pPr>
+              <w:spacing w:line="400" w:lineRule="exact"/>
+              <w:jc w:val="center"/>
+              <w:rPr>
+                <w:rFonts w:hint="eastAsia"/>
+                <w:sz w:val="24"/>
+              </w:rPr>
+            </w:pPr>
+            <w:r>
+              <w:rPr>
+                <w:rFonts w:hint="eastAsia"/>
+                <w:sz w:val="24"/>
+              </w:rPr>
+              <w:t>绩</w:t>
+            </w:r>
+          </w:p>
+          <w:p>
+            <w:pPr>
+              <w:spacing w:line="400" w:lineRule="exact"/>
+              <w:jc w:val="center"/>
+              <w:rPr>
+                <w:rFonts w:hint="eastAsia"/>
+                <w:sz w:val="24"/>
+              </w:rPr>
+            </w:pPr>
+            <w:r>
+              <w:rPr>
+                <w:rFonts w:hint="eastAsia"/>
+                <w:sz w:val="24"/>
+              </w:rPr>
+              <w:t>评</w:t>
+            </w:r>
+          </w:p>
+          <w:p>
+            <w:pPr>
+              <w:spacing w:line="400" w:lineRule="exact"/>
+              <w:jc w:val="center"/>
+              <w:rPr>
+                <w:rFonts w:hint="eastAsia"/>
+                <w:sz w:val="24"/>
+              </w:rPr>
+            </w:pPr>
+            <w:r>
+              <w:rPr>
+                <w:rFonts w:hint="eastAsia"/>
+                <w:sz w:val="24"/>
+              </w:rPr>
+              <w:t>定</w:t>
+            </w:r>
+          </w:p>
+        </w:tc>
+        <w:tc>
+          <w:tcPr>
+            <w:tcW w:w="7694" w:type="dxa"/>
+            <w:noWrap w:val="0"/>
+            <w:vAlign w:val="top"/>
+          </w:tcPr>
+          <w:p>
+            <w:pPr>
+              <w:spacing w:line="400" w:lineRule="exact"/>
+              <w:rPr>
+                <w:rFonts w:hint="eastAsia"/>
+                <w:sz w:val="24"/>
+              </w:rPr>
+            </w:pPr>
+          </w:p>
+          <w:p>
+            <w:pPr>
+              <w:spacing w:line="400" w:lineRule="exact"/>
+              <w:rPr>
+                <w:rFonts w:hint="eastAsia"/>
+                <w:sz w:val="24"/>
+              </w:rPr>
+            </w:pPr>
+          </w:p>
+          <w:p>
+            <w:pPr>
+              <w:spacing w:line="400" w:lineRule="exact"/>
+              <w:rPr>
+                <w:rFonts w:hint="eastAsia"/>
+                <w:sz w:val="24"/>
+              </w:rPr>
+            </w:pPr>
+          </w:p>
+          <w:p>
+            <w:pPr>
+              <w:spacing w:line="400" w:lineRule="exact"/>
+              <w:rPr>
+                <w:rFonts w:hint="eastAsia"/>
+                <w:sz w:val="24"/>
+              </w:rPr>
+            </w:pPr>
+          </w:p>
+          <w:p>
+            <w:pPr>
+              <w:spacing w:line="400" w:lineRule="exact"/>
+              <w:rPr>
+                <w:rFonts w:hint="eastAsia"/>
+                <w:sz w:val="24"/>
+              </w:rPr>
+            </w:pPr>
+          </w:p>
+          <w:p>
+            <w:pPr>
+              <w:spacing w:line="400" w:lineRule="exact"/>
+              <w:rPr>
+                <w:rFonts w:hint="eastAsia"/>
+                <w:sz w:val="24"/>
+              </w:rPr>
+            </w:pPr>
+          </w:p>
+        </w:tc>
+      </w:tr>
+      <w:tr>
+        <w:trPr>
+          <w:wBefore w:w="0" w:type="dxa"/>
+        </w:trPr>
+        <w:tc>
+          <w:tcPr>
+            <w:tcW w:w="828" w:type="dxa"/>
+            <w:noWrap w:val="0"/>
+            <w:vAlign w:val="center"/>
+          </w:tcPr>
+          <w:p>
+            <w:pPr>
+              <w:spacing w:line="400" w:lineRule="exact"/>
+              <w:jc w:val="center"/>
+              <w:rPr>
+                <w:rFonts w:hint="eastAsia"/>
+                <w:sz w:val="24"/>
+              </w:rPr>
+            </w:pPr>
+            <w:r>
+              <w:rPr>
+                <w:rFonts w:hint="eastAsia"/>
+                <w:sz w:val="24"/>
+              </w:rPr>
+              <w:t>备</w:t>
+            </w:r>
+          </w:p>
+          <w:p>
+            <w:pPr>
+              <w:spacing w:line="400" w:lineRule="exact"/>
+              <w:jc w:val="center"/>
+              <w:rPr>
+                <w:rFonts w:hint="eastAsia"/>
+                <w:sz w:val="24"/>
+              </w:rPr>
+            </w:pPr>
+            <w:r>
+              <w:rPr>
+                <w:rFonts w:hint="eastAsia"/>
+                <w:sz w:val="24"/>
+              </w:rPr>
+              <w:t>注</w:t>
+            </w:r>
+          </w:p>
+        </w:tc>
+        <w:tc>
+          <w:tcPr>
+            <w:tcW w:w="7694" w:type="dxa"/>
+            <w:noWrap w:val="0"/>
+            <w:vAlign w:val="top"/>
+          </w:tcPr>
+          <w:p>
+            <w:pPr>
+              <w:spacing w:line="400" w:lineRule="exact"/>
+              <w:rPr>
+                <w:rFonts w:hint="eastAsia"/>
+                <w:sz w:val="24"/>
+              </w:rPr>
+            </w:pPr>
+          </w:p>
+          <w:p>
+            <w:pPr>
+              <w:spacing w:line="400" w:lineRule="exact"/>
+              <w:rPr>
+                <w:rFonts w:hint="eastAsia"/>
+                <w:sz w:val="24"/>
+              </w:rPr>
+            </w:pPr>
+          </w:p>
+          <w:p>
+            <w:pPr>
+              <w:spacing w:line="400" w:lineRule="exact"/>
+              <w:rPr>
+                <w:rFonts w:hint="eastAsia"/>
+                <w:sz w:val="24"/>
+              </w:rPr>
+            </w:pPr>
+          </w:p>
+        </w:tc>
+      </w:tr>
+    </w:tbl>
     <w:p/>
     <w:p>
       <w:pPr>
@@ -325,24 +1337,26 @@
     </w:p>
     <w:p>
       <w:pPr>
-        <w:spacing w:after="120" w:line="300" w:lineRule="auto"/>
-      </w:pPr>
-      <w:r>
-        <w:rPr>
+        <w:spacing w:after="0" w:line="360" w:lineRule="auto"/>
+      </w:pPr>
+      <w:r>
+        <w:rPr>
+          <w:rFonts w:ascii="宋体" w:hAnsi="宋体" w:eastAsia="宋体"/>
           <w:i w:val="0"/>
-          <w:sz w:val="21"/>
+          <w:sz w:val="24"/>
         </w:rPr>
         <w:t>测试证据以 GitHub Actions 工作流、仓库脚本和现有截图材料为主。没有工作流记录、脚本断言或界面证据支撑的内容，不写成“已通过”。</w:t>
       </w:r>
     </w:p>
     <w:p>
       <w:pPr>
-        <w:spacing w:after="120" w:line="300" w:lineRule="auto"/>
-      </w:pPr>
-      <w:r>
-        <w:rPr>
+        <w:spacing w:after="0" w:line="360" w:lineRule="auto"/>
+      </w:pPr>
+      <w:r>
+        <w:rPr>
+          <w:rFonts w:ascii="宋体" w:hAnsi="宋体" w:eastAsia="宋体"/>
           <w:i w:val="0"/>
-          <w:sz w:val="21"/>
+          <w:sz w:val="24"/>
         </w:rPr>
         <w:t>测试结论分别来自自动化记录、脚本断言和界面截图。三类证据共同说明系统验证范围和当前状态。</w:t>
       </w:r>
@@ -382,24 +1396,26 @@
     </w:p>
     <w:p>
       <w:pPr>
-        <w:spacing w:after="120" w:line="300" w:lineRule="auto"/>
-      </w:pPr>
-      <w:r>
-        <w:rPr>
+        <w:spacing w:after="0" w:line="360" w:lineRule="auto"/>
+      </w:pPr>
+      <w:r>
+        <w:rPr>
+          <w:rFonts w:ascii="宋体" w:hAnsi="宋体" w:eastAsia="宋体"/>
           <w:i w:val="0"/>
-          <w:sz w:val="21"/>
+          <w:sz w:val="24"/>
         </w:rPr>
         <w:t>课程验收同时关注页面可见和链路验证，测试文档分别给出对应证据。</w:t>
       </w:r>
     </w:p>
     <w:p>
       <w:pPr>
-        <w:spacing w:after="120" w:line="300" w:lineRule="auto"/>
-      </w:pPr>
-      <w:r>
-        <w:rPr>
+        <w:spacing w:after="0" w:line="360" w:lineRule="auto"/>
+      </w:pPr>
+      <w:r>
+        <w:rPr>
+          <w:rFonts w:ascii="宋体" w:hAnsi="宋体" w:eastAsia="宋体"/>
           <w:i w:val="0"/>
-          <w:sz w:val="21"/>
+          <w:sz w:val="24"/>
         </w:rPr>
         <w:t>自动化、冒烟验证、部署后自检和截图回证集中放在同一份文档里，便于直接核对系统状态。</w:t>
       </w:r>
@@ -439,24 +1455,26 @@
     </w:p>
     <w:p>
       <w:pPr>
-        <w:spacing w:after="120" w:line="300" w:lineRule="auto"/>
-      </w:pPr>
-      <w:r>
-        <w:rPr>
+        <w:spacing w:after="0" w:line="360" w:lineRule="auto"/>
+      </w:pPr>
+      <w:r>
+        <w:rPr>
+          <w:rFonts w:ascii="宋体" w:hAnsi="宋体" w:eastAsia="宋体"/>
           <w:i w:val="0"/>
-          <w:sz w:val="21"/>
+          <w:sz w:val="24"/>
         </w:rPr>
         <w:t>测试目标分三层：一是验证 Agent、后端、前端和观测组件的集成闭环；二是验证部署脚本和关键配置不会因为修改而失效；三是为答辩时的人工演示提供可回证的截图与入口。</w:t>
       </w:r>
     </w:p>
     <w:p>
       <w:pPr>
-        <w:spacing w:after="120" w:line="300" w:lineRule="auto"/>
-      </w:pPr>
-      <w:r>
-        <w:rPr>
+        <w:spacing w:after="0" w:line="360" w:lineRule="auto"/>
+      </w:pPr>
+      <w:r>
+        <w:rPr>
+          <w:rFonts w:ascii="宋体" w:hAnsi="宋体" w:eastAsia="宋体"/>
           <w:i w:val="0"/>
-          <w:sz w:val="21"/>
+          <w:sz w:val="24"/>
         </w:rPr>
         <w:t>测试目标不是单看某个接口是否返回 200，而是验证节点能否接入、指标能否抓到、链路能否形成、工作台能否展示、部署能否重复。</w:t>
       </w:r>
@@ -496,12 +1514,13 @@
     </w:p>
     <w:p>
       <w:pPr>
-        <w:spacing w:after="120" w:line="300" w:lineRule="auto"/>
-      </w:pPr>
-      <w:r>
-        <w:rPr>
+        <w:spacing w:after="0" w:line="360" w:lineRule="auto"/>
+      </w:pPr>
+      <w:r>
+        <w:rPr>
+          <w:rFonts w:ascii="宋体" w:hAnsi="宋体" w:eastAsia="宋体"/>
           <w:i w:val="0"/>
-          <w:sz w:val="21"/>
+          <w:sz w:val="24"/>
         </w:rPr>
         <w:t>测试环境并不等于“有一台机器能启动就行”。对于本项目，环境要同时满足容器编排、指标抓取、链路追踪、前台代理和自动部署几个方面的前提。</w:t>
       </w:r>
@@ -510,27 +1529,47 @@
       <w:tblPr>
         <w:tblW w:type="auto" w:w="0"/>
         <w:jc w:val="center"/>
+        <w:tblLayout w:type="fixed"/>
         <w:tblLook w:firstColumn="1" w:firstRow="1" w:lastColumn="0" w:lastRow="0" w:noHBand="0" w:noVBand="1" w:val="04A0"/>
+        <w:tblBorders>
+          <w:top w:val="single" w:sz="6" w:space="0" w:color="9EA7B3"/>
+          <w:left w:val="single" w:sz="6" w:space="0" w:color="9EA7B3"/>
+          <w:bottom w:val="single" w:sz="6" w:space="0" w:color="9EA7B3"/>
+          <w:right w:val="single" w:sz="6" w:space="0" w:color="9EA7B3"/>
+          <w:insideH w:val="single" w:sz="6" w:space="0" w:color="9EA7B3"/>
+          <w:insideV w:val="single" w:sz="6" w:space="0" w:color="9EA7B3"/>
+        </w:tblBorders>
       </w:tblPr>
       <w:tblGrid>
-        <w:gridCol w:w="4479"/>
-        <w:gridCol w:w="4479"/>
+        <w:gridCol w:w="1958"/>
+        <w:gridCol w:w="6712"/>
       </w:tblGrid>
       <w:tr>
-        <w:tc>
-          <w:tcPr>
-            <w:tcW w:type="dxa" w:w="2016"/>
-            <w:vAlign w:val="center"/>
-          </w:tcPr>
-          <w:p>
-            <w:pPr>
-              <w:spacing w:after="40" w:line="264" w:lineRule="auto"/>
+        <w:trPr>
+          <w:tblHeader w:val="true"/>
+        </w:trPr>
+        <w:tc>
+          <w:tcPr>
+            <w:tcW w:type="dxa" w:w="1958"/>
+            <w:vAlign w:val="center"/>
+            <w:tcMar>
+              <w:top w:w="105" w:type="dxa"/>
+              <w:bottom w:w="105" w:type="dxa"/>
+              <w:start w:w="135" w:type="dxa"/>
+              <w:end w:w="135" w:type="dxa"/>
+            </w:tcMar>
+            <w:shd w:val="clear" w:color="auto" w:fill="E6EBF2"/>
+          </w:tcPr>
+          <w:p>
+            <w:pPr>
+              <w:spacing w:after="0" w:line="276" w:lineRule="auto"/>
               <w:jc w:val="center"/>
             </w:pPr>
             <w:r>
               <w:rPr>
+                <w:rFonts w:ascii="宋体" w:hAnsi="宋体" w:eastAsia="宋体"/>
                 <w:b/>
-                <w:sz w:val="19"/>
+                <w:sz w:val="21"/>
               </w:rPr>
               <w:t>项</w:t>
             </w:r>
@@ -538,18 +1577,26 @@
         </w:tc>
         <w:tc>
           <w:tcPr>
-            <w:tcW w:type="dxa" w:w="6912"/>
-            <w:vAlign w:val="center"/>
-          </w:tcPr>
-          <w:p>
-            <w:pPr>
-              <w:spacing w:after="40" w:line="264" w:lineRule="auto"/>
+            <w:tcW w:type="dxa" w:w="6712"/>
+            <w:vAlign w:val="center"/>
+            <w:tcMar>
+              <w:top w:w="105" w:type="dxa"/>
+              <w:bottom w:w="105" w:type="dxa"/>
+              <w:start w:w="135" w:type="dxa"/>
+              <w:end w:w="135" w:type="dxa"/>
+            </w:tcMar>
+            <w:shd w:val="clear" w:color="auto" w:fill="E6EBF2"/>
+          </w:tcPr>
+          <w:p>
+            <w:pPr>
+              <w:spacing w:after="0" w:line="276" w:lineRule="auto"/>
               <w:jc w:val="center"/>
             </w:pPr>
             <w:r>
               <w:rPr>
+                <w:rFonts w:ascii="宋体" w:hAnsi="宋体" w:eastAsia="宋体"/>
                 <w:b/>
-                <w:sz w:val="19"/>
+                <w:sz w:val="21"/>
               </w:rPr>
               <w:t>内容</w:t>
             </w:r>
@@ -559,17 +1606,24 @@
       <w:tr>
         <w:tc>
           <w:tcPr>
-            <w:tcW w:type="dxa" w:w="2016"/>
-            <w:vAlign w:val="center"/>
-          </w:tcPr>
-          <w:p>
-            <w:pPr>
-              <w:spacing w:after="40" w:line="264" w:lineRule="auto"/>
-              <w:jc w:val="left"/>
-            </w:pPr>
-            <w:r>
-              <w:rPr>
-                <w:sz w:val="19"/>
+            <w:tcW w:type="dxa" w:w="1958"/>
+            <w:vAlign w:val="center"/>
+            <w:tcMar>
+              <w:top w:w="105" w:type="dxa"/>
+              <w:bottom w:w="105" w:type="dxa"/>
+              <w:start w:w="135" w:type="dxa"/>
+              <w:end w:w="135" w:type="dxa"/>
+            </w:tcMar>
+          </w:tcPr>
+          <w:p>
+            <w:pPr>
+              <w:spacing w:after="0" w:line="276" w:lineRule="auto"/>
+              <w:jc w:val="left"/>
+            </w:pPr>
+            <w:r>
+              <w:rPr>
+                <w:rFonts w:ascii="宋体" w:hAnsi="宋体" w:eastAsia="宋体"/>
+                <w:sz w:val="21"/>
               </w:rPr>
               <w:t>代码环境</w:t>
             </w:r>
@@ -577,17 +1631,24 @@
         </w:tc>
         <w:tc>
           <w:tcPr>
-            <w:tcW w:type="dxa" w:w="6912"/>
-            <w:vAlign w:val="center"/>
-          </w:tcPr>
-          <w:p>
-            <w:pPr>
-              <w:spacing w:after="40" w:line="264" w:lineRule="auto"/>
-              <w:jc w:val="left"/>
-            </w:pPr>
-            <w:r>
-              <w:rPr>
-                <w:sz w:val="19"/>
+            <w:tcW w:type="dxa" w:w="6712"/>
+            <w:vAlign w:val="center"/>
+            <w:tcMar>
+              <w:top w:w="105" w:type="dxa"/>
+              <w:bottom w:w="105" w:type="dxa"/>
+              <w:start w:w="135" w:type="dxa"/>
+              <w:end w:w="135" w:type="dxa"/>
+            </w:tcMar>
+          </w:tcPr>
+          <w:p>
+            <w:pPr>
+              <w:spacing w:after="0" w:line="276" w:lineRule="auto"/>
+              <w:jc w:val="left"/>
+            </w:pPr>
+            <w:r>
+              <w:rPr>
+                <w:rFonts w:ascii="宋体" w:hAnsi="宋体" w:eastAsia="宋体"/>
+                <w:sz w:val="21"/>
               </w:rPr>
               <w:t>当前仓库主分支代码。</w:t>
             </w:r>
@@ -597,17 +1658,25 @@
       <w:tr>
         <w:tc>
           <w:tcPr>
-            <w:tcW w:type="dxa" w:w="2016"/>
-            <w:vAlign w:val="center"/>
-          </w:tcPr>
-          <w:p>
-            <w:pPr>
-              <w:spacing w:after="40" w:line="264" w:lineRule="auto"/>
-              <w:jc w:val="left"/>
-            </w:pPr>
-            <w:r>
-              <w:rPr>
-                <w:sz w:val="19"/>
+            <w:tcW w:type="dxa" w:w="1958"/>
+            <w:vAlign w:val="center"/>
+            <w:tcMar>
+              <w:top w:w="105" w:type="dxa"/>
+              <w:bottom w:w="105" w:type="dxa"/>
+              <w:start w:w="135" w:type="dxa"/>
+              <w:end w:w="135" w:type="dxa"/>
+            </w:tcMar>
+            <w:shd w:val="clear" w:color="auto" w:fill="F7F9FC"/>
+          </w:tcPr>
+          <w:p>
+            <w:pPr>
+              <w:spacing w:after="0" w:line="276" w:lineRule="auto"/>
+              <w:jc w:val="left"/>
+            </w:pPr>
+            <w:r>
+              <w:rPr>
+                <w:rFonts w:ascii="宋体" w:hAnsi="宋体" w:eastAsia="宋体"/>
+                <w:sz w:val="21"/>
               </w:rPr>
               <w:t>仓库地址</w:t>
             </w:r>
@@ -615,17 +1684,25 @@
         </w:tc>
         <w:tc>
           <w:tcPr>
-            <w:tcW w:type="dxa" w:w="6912"/>
-            <w:vAlign w:val="center"/>
-          </w:tcPr>
-          <w:p>
-            <w:pPr>
-              <w:spacing w:after="40" w:line="264" w:lineRule="auto"/>
-              <w:jc w:val="left"/>
-            </w:pPr>
-            <w:r>
-              <w:rPr>
-                <w:sz w:val="19"/>
+            <w:tcW w:type="dxa" w:w="6712"/>
+            <w:vAlign w:val="center"/>
+            <w:tcMar>
+              <w:top w:w="105" w:type="dxa"/>
+              <w:bottom w:w="105" w:type="dxa"/>
+              <w:start w:w="135" w:type="dxa"/>
+              <w:end w:w="135" w:type="dxa"/>
+            </w:tcMar>
+            <w:shd w:val="clear" w:color="auto" w:fill="F7F9FC"/>
+          </w:tcPr>
+          <w:p>
+            <w:pPr>
+              <w:spacing w:after="0" w:line="276" w:lineRule="auto"/>
+              <w:jc w:val="left"/>
+            </w:pPr>
+            <w:r>
+              <w:rPr>
+                <w:rFonts w:ascii="宋体" w:hAnsi="宋体" w:eastAsia="宋体"/>
+                <w:sz w:val="21"/>
               </w:rPr>
               <w:t>https://github.com/cmzbutqq/SWE-CourseDesign-Insider</w:t>
             </w:r>
@@ -635,17 +1712,24 @@
       <w:tr>
         <w:tc>
           <w:tcPr>
-            <w:tcW w:type="dxa" w:w="2016"/>
-            <w:vAlign w:val="center"/>
-          </w:tcPr>
-          <w:p>
-            <w:pPr>
-              <w:spacing w:after="40" w:line="264" w:lineRule="auto"/>
-              <w:jc w:val="left"/>
-            </w:pPr>
-            <w:r>
-              <w:rPr>
-                <w:sz w:val="19"/>
+            <w:tcW w:type="dxa" w:w="1958"/>
+            <w:vAlign w:val="center"/>
+            <w:tcMar>
+              <w:top w:w="105" w:type="dxa"/>
+              <w:bottom w:w="105" w:type="dxa"/>
+              <w:start w:w="135" w:type="dxa"/>
+              <w:end w:w="135" w:type="dxa"/>
+            </w:tcMar>
+          </w:tcPr>
+          <w:p>
+            <w:pPr>
+              <w:spacing w:after="0" w:line="276" w:lineRule="auto"/>
+              <w:jc w:val="left"/>
+            </w:pPr>
+            <w:r>
+              <w:rPr>
+                <w:rFonts w:ascii="宋体" w:hAnsi="宋体" w:eastAsia="宋体"/>
+                <w:sz w:val="21"/>
               </w:rPr>
               <w:t>运行方式</w:t>
             </w:r>
@@ -653,17 +1737,24 @@
         </w:tc>
         <w:tc>
           <w:tcPr>
-            <w:tcW w:type="dxa" w:w="6912"/>
-            <w:vAlign w:val="center"/>
-          </w:tcPr>
-          <w:p>
-            <w:pPr>
-              <w:spacing w:after="40" w:line="264" w:lineRule="auto"/>
-              <w:jc w:val="left"/>
-            </w:pPr>
-            <w:r>
-              <w:rPr>
-                <w:sz w:val="19"/>
+            <w:tcW w:type="dxa" w:w="6712"/>
+            <w:vAlign w:val="center"/>
+            <w:tcMar>
+              <w:top w:w="105" w:type="dxa"/>
+              <w:bottom w:w="105" w:type="dxa"/>
+              <w:start w:w="135" w:type="dxa"/>
+              <w:end w:w="135" w:type="dxa"/>
+            </w:tcMar>
+          </w:tcPr>
+          <w:p>
+            <w:pPr>
+              <w:spacing w:after="0" w:line="276" w:lineRule="auto"/>
+              <w:jc w:val="left"/>
+            </w:pPr>
+            <w:r>
+              <w:rPr>
+                <w:rFonts w:ascii="宋体" w:hAnsi="宋体" w:eastAsia="宋体"/>
+                <w:sz w:val="21"/>
               </w:rPr>
               <w:t>Docker Compose；完整场景使用 `observability` 与 `nodes` profile。</w:t>
             </w:r>
@@ -673,17 +1764,25 @@
       <w:tr>
         <w:tc>
           <w:tcPr>
-            <w:tcW w:type="dxa" w:w="2016"/>
-            <w:vAlign w:val="center"/>
-          </w:tcPr>
-          <w:p>
-            <w:pPr>
-              <w:spacing w:after="40" w:line="264" w:lineRule="auto"/>
-              <w:jc w:val="left"/>
-            </w:pPr>
-            <w:r>
-              <w:rPr>
-                <w:sz w:val="19"/>
+            <w:tcW w:type="dxa" w:w="1958"/>
+            <w:vAlign w:val="center"/>
+            <w:tcMar>
+              <w:top w:w="105" w:type="dxa"/>
+              <w:bottom w:w="105" w:type="dxa"/>
+              <w:start w:w="135" w:type="dxa"/>
+              <w:end w:w="135" w:type="dxa"/>
+            </w:tcMar>
+            <w:shd w:val="clear" w:color="auto" w:fill="F7F9FC"/>
+          </w:tcPr>
+          <w:p>
+            <w:pPr>
+              <w:spacing w:after="0" w:line="276" w:lineRule="auto"/>
+              <w:jc w:val="left"/>
+            </w:pPr>
+            <w:r>
+              <w:rPr>
+                <w:rFonts w:ascii="宋体" w:hAnsi="宋体" w:eastAsia="宋体"/>
+                <w:sz w:val="21"/>
               </w:rPr>
               <w:t>核心服务</w:t>
             </w:r>
@@ -691,17 +1790,25 @@
         </w:tc>
         <w:tc>
           <w:tcPr>
-            <w:tcW w:type="dxa" w:w="6912"/>
-            <w:vAlign w:val="center"/>
-          </w:tcPr>
-          <w:p>
-            <w:pPr>
-              <w:spacing w:after="40" w:line="264" w:lineRule="auto"/>
-              <w:jc w:val="left"/>
-            </w:pPr>
-            <w:r>
-              <w:rPr>
-                <w:sz w:val="19"/>
+            <w:tcW w:type="dxa" w:w="6712"/>
+            <w:vAlign w:val="center"/>
+            <w:tcMar>
+              <w:top w:w="105" w:type="dxa"/>
+              <w:bottom w:w="105" w:type="dxa"/>
+              <w:start w:w="135" w:type="dxa"/>
+              <w:end w:w="135" w:type="dxa"/>
+            </w:tcMar>
+            <w:shd w:val="clear" w:color="auto" w:fill="F7F9FC"/>
+          </w:tcPr>
+          <w:p>
+            <w:pPr>
+              <w:spacing w:after="0" w:line="276" w:lineRule="auto"/>
+              <w:jc w:val="left"/>
+            </w:pPr>
+            <w:r>
+              <w:rPr>
+                <w:rFonts w:ascii="宋体" w:hAnsi="宋体" w:eastAsia="宋体"/>
+                <w:sz w:val="21"/>
               </w:rPr>
               <w:t>frontend、backend、mysql、prometheus、grafana、skywalking-oap、skywalking-ui、app-node、middleware-node。</w:t>
             </w:r>
@@ -711,17 +1818,24 @@
       <w:tr>
         <w:tc>
           <w:tcPr>
-            <w:tcW w:type="dxa" w:w="2016"/>
-            <w:vAlign w:val="center"/>
-          </w:tcPr>
-          <w:p>
-            <w:pPr>
-              <w:spacing w:after="40" w:line="264" w:lineRule="auto"/>
-              <w:jc w:val="left"/>
-            </w:pPr>
-            <w:r>
-              <w:rPr>
-                <w:sz w:val="19"/>
+            <w:tcW w:type="dxa" w:w="1958"/>
+            <w:vAlign w:val="center"/>
+            <w:tcMar>
+              <w:top w:w="105" w:type="dxa"/>
+              <w:bottom w:w="105" w:type="dxa"/>
+              <w:start w:w="135" w:type="dxa"/>
+              <w:end w:w="135" w:type="dxa"/>
+            </w:tcMar>
+          </w:tcPr>
+          <w:p>
+            <w:pPr>
+              <w:spacing w:after="0" w:line="276" w:lineRule="auto"/>
+              <w:jc w:val="left"/>
+            </w:pPr>
+            <w:r>
+              <w:rPr>
+                <w:rFonts w:ascii="宋体" w:hAnsi="宋体" w:eastAsia="宋体"/>
+                <w:sz w:val="21"/>
               </w:rPr>
               <w:t>外部依赖</w:t>
             </w:r>
@@ -729,17 +1843,24 @@
         </w:tc>
         <w:tc>
           <w:tcPr>
-            <w:tcW w:type="dxa" w:w="6912"/>
-            <w:vAlign w:val="center"/>
-          </w:tcPr>
-          <w:p>
-            <w:pPr>
-              <w:spacing w:after="40" w:line="264" w:lineRule="auto"/>
-              <w:jc w:val="left"/>
-            </w:pPr>
-            <w:r>
-              <w:rPr>
-                <w:sz w:val="19"/>
+            <w:tcW w:type="dxa" w:w="6712"/>
+            <w:vAlign w:val="center"/>
+            <w:tcMar>
+              <w:top w:w="105" w:type="dxa"/>
+              <w:bottom w:w="105" w:type="dxa"/>
+              <w:start w:w="135" w:type="dxa"/>
+              <w:end w:w="135" w:type="dxa"/>
+            </w:tcMar>
+          </w:tcPr>
+          <w:p>
+            <w:pPr>
+              <w:spacing w:after="0" w:line="276" w:lineRule="auto"/>
+              <w:jc w:val="left"/>
+            </w:pPr>
+            <w:r>
+              <w:rPr>
+                <w:rFonts w:ascii="宋体" w:hAnsi="宋体" w:eastAsia="宋体"/>
+                <w:sz w:val="21"/>
               </w:rPr>
               <w:t>GitHub Actions、SSH 部署、镜像源与包管理代理配置。</w:t>
             </w:r>
@@ -749,17 +1870,25 @@
       <w:tr>
         <w:tc>
           <w:tcPr>
-            <w:tcW w:type="dxa" w:w="2016"/>
-            <w:vAlign w:val="center"/>
-          </w:tcPr>
-          <w:p>
-            <w:pPr>
-              <w:spacing w:after="40" w:line="264" w:lineRule="auto"/>
-              <w:jc w:val="left"/>
-            </w:pPr>
-            <w:r>
-              <w:rPr>
-                <w:sz w:val="19"/>
+            <w:tcW w:type="dxa" w:w="1958"/>
+            <w:vAlign w:val="center"/>
+            <w:tcMar>
+              <w:top w:w="105" w:type="dxa"/>
+              <w:bottom w:w="105" w:type="dxa"/>
+              <w:start w:w="135" w:type="dxa"/>
+              <w:end w:w="135" w:type="dxa"/>
+            </w:tcMar>
+            <w:shd w:val="clear" w:color="auto" w:fill="F7F9FC"/>
+          </w:tcPr>
+          <w:p>
+            <w:pPr>
+              <w:spacing w:after="0" w:line="276" w:lineRule="auto"/>
+              <w:jc w:val="left"/>
+            </w:pPr>
+            <w:r>
+              <w:rPr>
+                <w:rFonts w:ascii="宋体" w:hAnsi="宋体" w:eastAsia="宋体"/>
+                <w:sz w:val="21"/>
               </w:rPr>
               <w:t>公网部署入口</w:t>
             </w:r>
@@ -767,17 +1896,25 @@
         </w:tc>
         <w:tc>
           <w:tcPr>
-            <w:tcW w:type="dxa" w:w="6912"/>
-            <w:vAlign w:val="center"/>
-          </w:tcPr>
-          <w:p>
-            <w:pPr>
-              <w:spacing w:after="40" w:line="264" w:lineRule="auto"/>
-              <w:jc w:val="left"/>
-            </w:pPr>
-            <w:r>
-              <w:rPr>
-                <w:sz w:val="19"/>
+            <w:tcW w:type="dxa" w:w="6712"/>
+            <w:vAlign w:val="center"/>
+            <w:tcMar>
+              <w:top w:w="105" w:type="dxa"/>
+              <w:bottom w:w="105" w:type="dxa"/>
+              <w:start w:w="135" w:type="dxa"/>
+              <w:end w:w="135" w:type="dxa"/>
+            </w:tcMar>
+            <w:shd w:val="clear" w:color="auto" w:fill="F7F9FC"/>
+          </w:tcPr>
+          <w:p>
+            <w:pPr>
+              <w:spacing w:after="0" w:line="276" w:lineRule="auto"/>
+              <w:jc w:val="left"/>
+            </w:pPr>
+            <w:r>
+              <w:rPr>
+                <w:rFonts w:ascii="宋体" w:hAnsi="宋体" w:eastAsia="宋体"/>
+                <w:sz w:val="21"/>
               </w:rPr>
               <w:t>http://103.236.55.76/（服务器到期日期：2026年07月14日）</w:t>
             </w:r>
@@ -787,17 +1924,24 @@
       <w:tr>
         <w:tc>
           <w:tcPr>
-            <w:tcW w:type="dxa" w:w="2016"/>
-            <w:vAlign w:val="center"/>
-          </w:tcPr>
-          <w:p>
-            <w:pPr>
-              <w:spacing w:after="40" w:line="264" w:lineRule="auto"/>
-              <w:jc w:val="left"/>
-            </w:pPr>
-            <w:r>
-              <w:rPr>
-                <w:sz w:val="19"/>
+            <w:tcW w:type="dxa" w:w="1958"/>
+            <w:vAlign w:val="center"/>
+            <w:tcMar>
+              <w:top w:w="105" w:type="dxa"/>
+              <w:bottom w:w="105" w:type="dxa"/>
+              <w:start w:w="135" w:type="dxa"/>
+              <w:end w:w="135" w:type="dxa"/>
+            </w:tcMar>
+          </w:tcPr>
+          <w:p>
+            <w:pPr>
+              <w:spacing w:after="0" w:line="276" w:lineRule="auto"/>
+              <w:jc w:val="left"/>
+            </w:pPr>
+            <w:r>
+              <w:rPr>
+                <w:rFonts w:ascii="宋体" w:hAnsi="宋体" w:eastAsia="宋体"/>
+                <w:sz w:val="21"/>
               </w:rPr>
               <w:t>主验证来源</w:t>
             </w:r>
@@ -805,17 +1949,24 @@
         </w:tc>
         <w:tc>
           <w:tcPr>
-            <w:tcW w:type="dxa" w:w="6912"/>
-            <w:vAlign w:val="center"/>
-          </w:tcPr>
-          <w:p>
-            <w:pPr>
-              <w:spacing w:after="40" w:line="264" w:lineRule="auto"/>
-              <w:jc w:val="left"/>
-            </w:pPr>
-            <w:r>
-              <w:rPr>
-                <w:sz w:val="19"/>
+            <w:tcW w:type="dxa" w:w="6712"/>
+            <w:vAlign w:val="center"/>
+            <w:tcMar>
+              <w:top w:w="105" w:type="dxa"/>
+              <w:bottom w:w="105" w:type="dxa"/>
+              <w:start w:w="135" w:type="dxa"/>
+              <w:end w:w="135" w:type="dxa"/>
+            </w:tcMar>
+          </w:tcPr>
+          <w:p>
+            <w:pPr>
+              <w:spacing w:after="0" w:line="276" w:lineRule="auto"/>
+              <w:jc w:val="left"/>
+            </w:pPr>
+            <w:r>
+              <w:rPr>
+                <w:rFonts w:ascii="宋体" w:hAnsi="宋体" w:eastAsia="宋体"/>
+                <w:sz w:val="21"/>
               </w:rPr>
               <w:t>GitHub Actions 的 `ci.yml`、`deploy-main.yml` 与现有答辩截图材料。</w:t>
             </w:r>
@@ -825,17 +1976,25 @@
       <w:tr>
         <w:tc>
           <w:tcPr>
-            <w:tcW w:type="dxa" w:w="2016"/>
-            <w:vAlign w:val="center"/>
-          </w:tcPr>
-          <w:p>
-            <w:pPr>
-              <w:spacing w:after="40" w:line="264" w:lineRule="auto"/>
-              <w:jc w:val="left"/>
-            </w:pPr>
-            <w:r>
-              <w:rPr>
-                <w:sz w:val="19"/>
+            <w:tcW w:type="dxa" w:w="1958"/>
+            <w:vAlign w:val="center"/>
+            <w:tcMar>
+              <w:top w:w="105" w:type="dxa"/>
+              <w:bottom w:w="105" w:type="dxa"/>
+              <w:start w:w="135" w:type="dxa"/>
+              <w:end w:w="135" w:type="dxa"/>
+            </w:tcMar>
+            <w:shd w:val="clear" w:color="auto" w:fill="F7F9FC"/>
+          </w:tcPr>
+          <w:p>
+            <w:pPr>
+              <w:spacing w:after="0" w:line="276" w:lineRule="auto"/>
+              <w:jc w:val="left"/>
+            </w:pPr>
+            <w:r>
+              <w:rPr>
+                <w:rFonts w:ascii="宋体" w:hAnsi="宋体" w:eastAsia="宋体"/>
+                <w:sz w:val="21"/>
               </w:rPr>
               <w:t>前台截图来源</w:t>
             </w:r>
@@ -843,17 +2002,25 @@
         </w:tc>
         <w:tc>
           <w:tcPr>
-            <w:tcW w:type="dxa" w:w="6912"/>
-            <w:vAlign w:val="center"/>
-          </w:tcPr>
-          <w:p>
-            <w:pPr>
-              <w:spacing w:after="40" w:line="264" w:lineRule="auto"/>
-              <w:jc w:val="left"/>
-            </w:pPr>
-            <w:r>
-              <w:rPr>
-                <w:sz w:val="19"/>
+            <w:tcW w:type="dxa" w:w="6712"/>
+            <w:vAlign w:val="center"/>
+            <w:tcMar>
+              <w:top w:w="105" w:type="dxa"/>
+              <w:bottom w:w="105" w:type="dxa"/>
+              <w:start w:w="135" w:type="dxa"/>
+              <w:end w:w="135" w:type="dxa"/>
+            </w:tcMar>
+            <w:shd w:val="clear" w:color="auto" w:fill="F7F9FC"/>
+          </w:tcPr>
+          <w:p>
+            <w:pPr>
+              <w:spacing w:after="0" w:line="276" w:lineRule="auto"/>
+              <w:jc w:val="left"/>
+            </w:pPr>
+            <w:r>
+              <w:rPr>
+                <w:rFonts w:ascii="宋体" w:hAnsi="宋体" w:eastAsia="宋体"/>
+                <w:sz w:val="21"/>
               </w:rPr>
               <w:t>前台页面截图取自公网部署地址 http://103.236.55.76/ 的实际访问结果，不使用本地开发环境截图。</w:t>
             </w:r>
@@ -863,17 +2030,24 @@
       <w:tr>
         <w:tc>
           <w:tcPr>
-            <w:tcW w:type="dxa" w:w="2016"/>
-            <w:vAlign w:val="center"/>
-          </w:tcPr>
-          <w:p>
-            <w:pPr>
-              <w:spacing w:after="40" w:line="264" w:lineRule="auto"/>
-              <w:jc w:val="left"/>
-            </w:pPr>
-            <w:r>
-              <w:rPr>
-                <w:sz w:val="19"/>
+            <w:tcW w:type="dxa" w:w="1958"/>
+            <w:vAlign w:val="center"/>
+            <w:tcMar>
+              <w:top w:w="105" w:type="dxa"/>
+              <w:bottom w:w="105" w:type="dxa"/>
+              <w:start w:w="135" w:type="dxa"/>
+              <w:end w:w="135" w:type="dxa"/>
+            </w:tcMar>
+          </w:tcPr>
+          <w:p>
+            <w:pPr>
+              <w:spacing w:after="0" w:line="276" w:lineRule="auto"/>
+              <w:jc w:val="left"/>
+            </w:pPr>
+            <w:r>
+              <w:rPr>
+                <w:rFonts w:ascii="宋体" w:hAnsi="宋体" w:eastAsia="宋体"/>
+                <w:sz w:val="21"/>
               </w:rPr>
               <w:t>浏览器与截图材料</w:t>
             </w:r>
@@ -881,17 +2055,24 @@
         </w:tc>
         <w:tc>
           <w:tcPr>
-            <w:tcW w:type="dxa" w:w="6912"/>
-            <w:vAlign w:val="center"/>
-          </w:tcPr>
-          <w:p>
-            <w:pPr>
-              <w:spacing w:after="40" w:line="264" w:lineRule="auto"/>
-              <w:jc w:val="left"/>
-            </w:pPr>
-            <w:r>
-              <w:rPr>
-                <w:sz w:val="19"/>
+            <w:tcW w:type="dxa" w:w="6712"/>
+            <w:vAlign w:val="center"/>
+            <w:tcMar>
+              <w:top w:w="105" w:type="dxa"/>
+              <w:bottom w:w="105" w:type="dxa"/>
+              <w:start w:w="135" w:type="dxa"/>
+              <w:end w:w="135" w:type="dxa"/>
+            </w:tcMar>
+          </w:tcPr>
+          <w:p>
+            <w:pPr>
+              <w:spacing w:after="0" w:line="276" w:lineRule="auto"/>
+              <w:jc w:val="left"/>
+            </w:pPr>
+            <w:r>
+              <w:rPr>
+                <w:rFonts w:ascii="宋体" w:hAnsi="宋体" w:eastAsia="宋体"/>
+                <w:sz w:val="21"/>
               </w:rPr>
               <w:t>前台工作台截图、Prometheus 后台截图、SkyWalking Trace 截图、GitHub Actions 运行截图。</w:t>
             </w:r>
@@ -931,12 +2112,13 @@
     </w:p>
     <w:p>
       <w:pPr>
-        <w:spacing w:after="120" w:line="300" w:lineRule="auto"/>
-      </w:pPr>
-      <w:r>
-        <w:rPr>
+        <w:spacing w:after="0" w:line="360" w:lineRule="auto"/>
+      </w:pPr>
+      <w:r>
+        <w:rPr>
+          <w:rFonts w:ascii="宋体" w:hAnsi="宋体" w:eastAsia="宋体"/>
           <w:i w:val="0"/>
-          <w:sz w:val="21"/>
+          <w:sz w:val="24"/>
         </w:rPr>
         <w:t>测试分工与开发分工保持一致。组长负责跨模块链路确认，其余成员分别覆盖各自主负责页面与功能。</w:t>
       </w:r>
@@ -945,27 +2127,47 @@
       <w:tblPr>
         <w:tblW w:type="auto" w:w="0"/>
         <w:jc w:val="center"/>
+        <w:tblLayout w:type="fixed"/>
         <w:tblLook w:firstColumn="1" w:firstRow="1" w:lastColumn="0" w:lastRow="0" w:noHBand="0" w:noVBand="1" w:val="04A0"/>
+        <w:tblBorders>
+          <w:top w:val="single" w:sz="6" w:space="0" w:color="9EA7B3"/>
+          <w:left w:val="single" w:sz="6" w:space="0" w:color="9EA7B3"/>
+          <w:bottom w:val="single" w:sz="6" w:space="0" w:color="9EA7B3"/>
+          <w:right w:val="single" w:sz="6" w:space="0" w:color="9EA7B3"/>
+          <w:insideH w:val="single" w:sz="6" w:space="0" w:color="9EA7B3"/>
+          <w:insideV w:val="single" w:sz="6" w:space="0" w:color="9EA7B3"/>
+        </w:tblBorders>
       </w:tblPr>
       <w:tblGrid>
-        <w:gridCol w:w="4479"/>
-        <w:gridCol w:w="4479"/>
+        <w:gridCol w:w="1888"/>
+        <w:gridCol w:w="6782"/>
       </w:tblGrid>
       <w:tr>
-        <w:tc>
-          <w:tcPr>
-            <w:tcW w:type="dxa" w:w="1944"/>
-            <w:vAlign w:val="center"/>
-          </w:tcPr>
-          <w:p>
-            <w:pPr>
-              <w:spacing w:after="40" w:line="264" w:lineRule="auto"/>
+        <w:trPr>
+          <w:tblHeader w:val="true"/>
+        </w:trPr>
+        <w:tc>
+          <w:tcPr>
+            <w:tcW w:type="dxa" w:w="1888"/>
+            <w:vAlign w:val="center"/>
+            <w:tcMar>
+              <w:top w:w="105" w:type="dxa"/>
+              <w:bottom w:w="105" w:type="dxa"/>
+              <w:start w:w="135" w:type="dxa"/>
+              <w:end w:w="135" w:type="dxa"/>
+            </w:tcMar>
+            <w:shd w:val="clear" w:color="auto" w:fill="E6EBF2"/>
+          </w:tcPr>
+          <w:p>
+            <w:pPr>
+              <w:spacing w:after="0" w:line="276" w:lineRule="auto"/>
               <w:jc w:val="center"/>
             </w:pPr>
             <w:r>
               <w:rPr>
+                <w:rFonts w:ascii="宋体" w:hAnsi="宋体" w:eastAsia="宋体"/>
                 <w:b/>
-                <w:sz w:val="19"/>
+                <w:sz w:val="21"/>
               </w:rPr>
               <w:t>人员</w:t>
             </w:r>
@@ -973,18 +2175,26 @@
         </w:tc>
         <w:tc>
           <w:tcPr>
-            <w:tcW w:type="dxa" w:w="6984"/>
-            <w:vAlign w:val="center"/>
-          </w:tcPr>
-          <w:p>
-            <w:pPr>
-              <w:spacing w:after="40" w:line="264" w:lineRule="auto"/>
+            <w:tcW w:type="dxa" w:w="6782"/>
+            <w:vAlign w:val="center"/>
+            <w:tcMar>
+              <w:top w:w="105" w:type="dxa"/>
+              <w:bottom w:w="105" w:type="dxa"/>
+              <w:start w:w="135" w:type="dxa"/>
+              <w:end w:w="135" w:type="dxa"/>
+            </w:tcMar>
+            <w:shd w:val="clear" w:color="auto" w:fill="E6EBF2"/>
+          </w:tcPr>
+          <w:p>
+            <w:pPr>
+              <w:spacing w:after="0" w:line="276" w:lineRule="auto"/>
               <w:jc w:val="center"/>
             </w:pPr>
             <w:r>
               <w:rPr>
+                <w:rFonts w:ascii="宋体" w:hAnsi="宋体" w:eastAsia="宋体"/>
                 <w:b/>
-                <w:sz w:val="19"/>
+                <w:sz w:val="21"/>
               </w:rPr>
               <w:t>主要测试关注点</w:t>
             </w:r>
@@ -994,17 +2204,24 @@
       <w:tr>
         <w:tc>
           <w:tcPr>
-            <w:tcW w:type="dxa" w:w="1944"/>
-            <w:vAlign w:val="center"/>
-          </w:tcPr>
-          <w:p>
-            <w:pPr>
-              <w:spacing w:after="40" w:line="264" w:lineRule="auto"/>
-              <w:jc w:val="left"/>
-            </w:pPr>
-            <w:r>
-              <w:rPr>
-                <w:sz w:val="19"/>
+            <w:tcW w:type="dxa" w:w="1888"/>
+            <w:vAlign w:val="center"/>
+            <w:tcMar>
+              <w:top w:w="105" w:type="dxa"/>
+              <w:bottom w:w="105" w:type="dxa"/>
+              <w:start w:w="135" w:type="dxa"/>
+              <w:end w:w="135" w:type="dxa"/>
+            </w:tcMar>
+          </w:tcPr>
+          <w:p>
+            <w:pPr>
+              <w:spacing w:after="0" w:line="276" w:lineRule="auto"/>
+              <w:jc w:val="left"/>
+            </w:pPr>
+            <w:r>
+              <w:rPr>
+                <w:rFonts w:ascii="宋体" w:hAnsi="宋体" w:eastAsia="宋体"/>
+                <w:sz w:val="21"/>
               </w:rPr>
               <w:t>陈梦泽</w:t>
             </w:r>
@@ -1012,17 +2229,24 @@
         </w:tc>
         <w:tc>
           <w:tcPr>
-            <w:tcW w:type="dxa" w:w="6984"/>
-            <w:vAlign w:val="center"/>
-          </w:tcPr>
-          <w:p>
-            <w:pPr>
-              <w:spacing w:after="40" w:line="264" w:lineRule="auto"/>
-              <w:jc w:val="left"/>
-            </w:pPr>
-            <w:r>
-              <w:rPr>
-                <w:sz w:val="19"/>
+            <w:tcW w:type="dxa" w:w="6782"/>
+            <w:vAlign w:val="center"/>
+            <w:tcMar>
+              <w:top w:w="105" w:type="dxa"/>
+              <w:bottom w:w="105" w:type="dxa"/>
+              <w:start w:w="135" w:type="dxa"/>
+              <w:end w:w="135" w:type="dxa"/>
+            </w:tcMar>
+          </w:tcPr>
+          <w:p>
+            <w:pPr>
+              <w:spacing w:after="0" w:line="276" w:lineRule="auto"/>
+              <w:jc w:val="left"/>
+            </w:pPr>
+            <w:r>
+              <w:rPr>
+                <w:rFonts w:ascii="宋体" w:hAnsi="宋体" w:eastAsia="宋体"/>
+                <w:sz w:val="21"/>
               </w:rPr>
               <w:t>整体联调、部署链路、CI/CD、Agent/后端主线和最终演示材料。</w:t>
             </w:r>
@@ -1032,17 +2256,25 @@
       <w:tr>
         <w:tc>
           <w:tcPr>
-            <w:tcW w:type="dxa" w:w="1944"/>
-            <w:vAlign w:val="center"/>
-          </w:tcPr>
-          <w:p>
-            <w:pPr>
-              <w:spacing w:after="40" w:line="264" w:lineRule="auto"/>
-              <w:jc w:val="left"/>
-            </w:pPr>
-            <w:r>
-              <w:rPr>
-                <w:sz w:val="19"/>
+            <w:tcW w:type="dxa" w:w="1888"/>
+            <w:vAlign w:val="center"/>
+            <w:tcMar>
+              <w:top w:w="105" w:type="dxa"/>
+              <w:bottom w:w="105" w:type="dxa"/>
+              <w:start w:w="135" w:type="dxa"/>
+              <w:end w:w="135" w:type="dxa"/>
+            </w:tcMar>
+            <w:shd w:val="clear" w:color="auto" w:fill="F7F9FC"/>
+          </w:tcPr>
+          <w:p>
+            <w:pPr>
+              <w:spacing w:after="0" w:line="276" w:lineRule="auto"/>
+              <w:jc w:val="left"/>
+            </w:pPr>
+            <w:r>
+              <w:rPr>
+                <w:rFonts w:ascii="宋体" w:hAnsi="宋体" w:eastAsia="宋体"/>
+                <w:sz w:val="21"/>
               </w:rPr>
               <w:t>陈紫暄</w:t>
             </w:r>
@@ -1050,17 +2282,25 @@
         </w:tc>
         <w:tc>
           <w:tcPr>
-            <w:tcW w:type="dxa" w:w="6984"/>
-            <w:vAlign w:val="center"/>
-          </w:tcPr>
-          <w:p>
-            <w:pPr>
-              <w:spacing w:after="40" w:line="264" w:lineRule="auto"/>
-              <w:jc w:val="left"/>
-            </w:pPr>
-            <w:r>
-              <w:rPr>
-                <w:sz w:val="19"/>
+            <w:tcW w:type="dxa" w:w="6782"/>
+            <w:vAlign w:val="center"/>
+            <w:tcMar>
+              <w:top w:w="105" w:type="dxa"/>
+              <w:bottom w:w="105" w:type="dxa"/>
+              <w:start w:w="135" w:type="dxa"/>
+              <w:end w:w="135" w:type="dxa"/>
+            </w:tcMar>
+            <w:shd w:val="clear" w:color="auto" w:fill="F7F9FC"/>
+          </w:tcPr>
+          <w:p>
+            <w:pPr>
+              <w:spacing w:after="0" w:line="276" w:lineRule="auto"/>
+              <w:jc w:val="left"/>
+            </w:pPr>
+            <w:r>
+              <w:rPr>
+                <w:rFonts w:ascii="宋体" w:hAnsi="宋体" w:eastAsia="宋体"/>
+                <w:sz w:val="21"/>
               </w:rPr>
               <w:t>总览页、趋势图、节点页筛选与节点详情交互。</w:t>
             </w:r>
@@ -1070,17 +2310,24 @@
       <w:tr>
         <w:tc>
           <w:tcPr>
-            <w:tcW w:type="dxa" w:w="1944"/>
-            <w:vAlign w:val="center"/>
-          </w:tcPr>
-          <w:p>
-            <w:pPr>
-              <w:spacing w:after="40" w:line="264" w:lineRule="auto"/>
-              <w:jc w:val="left"/>
-            </w:pPr>
-            <w:r>
-              <w:rPr>
-                <w:sz w:val="19"/>
+            <w:tcW w:type="dxa" w:w="1888"/>
+            <w:vAlign w:val="center"/>
+            <w:tcMar>
+              <w:top w:w="105" w:type="dxa"/>
+              <w:bottom w:w="105" w:type="dxa"/>
+              <w:start w:w="135" w:type="dxa"/>
+              <w:end w:w="135" w:type="dxa"/>
+            </w:tcMar>
+          </w:tcPr>
+          <w:p>
+            <w:pPr>
+              <w:spacing w:after="0" w:line="276" w:lineRule="auto"/>
+              <w:jc w:val="left"/>
+            </w:pPr>
+            <w:r>
+              <w:rPr>
+                <w:rFonts w:ascii="宋体" w:hAnsi="宋体" w:eastAsia="宋体"/>
+                <w:sz w:val="21"/>
               </w:rPr>
               <w:t>曹丹</w:t>
             </w:r>
@@ -1088,17 +2335,24 @@
         </w:tc>
         <w:tc>
           <w:tcPr>
-            <w:tcW w:type="dxa" w:w="6984"/>
-            <w:vAlign w:val="center"/>
-          </w:tcPr>
-          <w:p>
-            <w:pPr>
-              <w:spacing w:after="40" w:line="264" w:lineRule="auto"/>
-              <w:jc w:val="left"/>
-            </w:pPr>
-            <w:r>
-              <w:rPr>
-                <w:sz w:val="19"/>
+            <w:tcW w:type="dxa" w:w="6782"/>
+            <w:vAlign w:val="center"/>
+            <w:tcMar>
+              <w:top w:w="105" w:type="dxa"/>
+              <w:bottom w:w="105" w:type="dxa"/>
+              <w:start w:w="135" w:type="dxa"/>
+              <w:end w:w="135" w:type="dxa"/>
+            </w:tcMar>
+          </w:tcPr>
+          <w:p>
+            <w:pPr>
+              <w:spacing w:after="0" w:line="276" w:lineRule="auto"/>
+              <w:jc w:val="left"/>
+            </w:pPr>
+            <w:r>
+              <w:rPr>
+                <w:rFonts w:ascii="宋体" w:hAnsi="宋体" w:eastAsia="宋体"/>
+                <w:sz w:val="21"/>
               </w:rPr>
               <w:t>服务视图可用性、趋势表达细节、答辩视频整理。</w:t>
             </w:r>
@@ -1130,12 +2384,13 @@
     </w:p>
     <w:p>
       <w:pPr>
-        <w:spacing w:after="120" w:line="300" w:lineRule="auto"/>
-      </w:pPr>
-      <w:r>
-        <w:rPr>
+        <w:spacing w:after="0" w:line="360" w:lineRule="auto"/>
+      </w:pPr>
+      <w:r>
+        <w:rPr>
+          <w:rFonts w:ascii="宋体" w:hAnsi="宋体" w:eastAsia="宋体"/>
           <w:i w:val="0"/>
-          <w:sz w:val="21"/>
+          <w:sz w:val="24"/>
         </w:rPr>
         <w:t>测试材料包括代码级脚本、工作流级自动化和展示级截图。三类材料共同构成测试证据。</w:t>
       </w:r>
@@ -1144,27 +2399,47 @@
       <w:tblPr>
         <w:tblW w:type="auto" w:w="0"/>
         <w:jc w:val="center"/>
+        <w:tblLayout w:type="fixed"/>
         <w:tblLook w:firstColumn="1" w:firstRow="1" w:lastColumn="0" w:lastRow="0" w:noHBand="0" w:noVBand="1" w:val="04A0"/>
+        <w:tblBorders>
+          <w:top w:val="single" w:sz="6" w:space="0" w:color="9EA7B3"/>
+          <w:left w:val="single" w:sz="6" w:space="0" w:color="9EA7B3"/>
+          <w:bottom w:val="single" w:sz="6" w:space="0" w:color="9EA7B3"/>
+          <w:right w:val="single" w:sz="6" w:space="0" w:color="9EA7B3"/>
+          <w:insideH w:val="single" w:sz="6" w:space="0" w:color="9EA7B3"/>
+          <w:insideV w:val="single" w:sz="6" w:space="0" w:color="9EA7B3"/>
+        </w:tblBorders>
       </w:tblPr>
       <w:tblGrid>
-        <w:gridCol w:w="4479"/>
-        <w:gridCol w:w="4479"/>
+        <w:gridCol w:w="3383"/>
+        <w:gridCol w:w="5287"/>
       </w:tblGrid>
       <w:tr>
-        <w:tc>
-          <w:tcPr>
-            <w:tcW w:type="dxa" w:w="3456"/>
-            <w:vAlign w:val="center"/>
-          </w:tcPr>
-          <w:p>
-            <w:pPr>
-              <w:spacing w:after="40" w:line="264" w:lineRule="auto"/>
+        <w:trPr>
+          <w:tblHeader w:val="true"/>
+        </w:trPr>
+        <w:tc>
+          <w:tcPr>
+            <w:tcW w:type="dxa" w:w="3383"/>
+            <w:vAlign w:val="center"/>
+            <w:tcMar>
+              <w:top w:w="105" w:type="dxa"/>
+              <w:bottom w:w="105" w:type="dxa"/>
+              <w:start w:w="135" w:type="dxa"/>
+              <w:end w:w="135" w:type="dxa"/>
+            </w:tcMar>
+            <w:shd w:val="clear" w:color="auto" w:fill="E6EBF2"/>
+          </w:tcPr>
+          <w:p>
+            <w:pPr>
+              <w:spacing w:after="0" w:line="276" w:lineRule="auto"/>
               <w:jc w:val="center"/>
             </w:pPr>
             <w:r>
               <w:rPr>
+                <w:rFonts w:ascii="宋体" w:hAnsi="宋体" w:eastAsia="宋体"/>
                 <w:b/>
-                <w:sz w:val="19"/>
+                <w:sz w:val="21"/>
               </w:rPr>
               <w:t>材料</w:t>
             </w:r>
@@ -1172,18 +2447,26 @@
         </w:tc>
         <w:tc>
           <w:tcPr>
-            <w:tcW w:type="dxa" w:w="5400"/>
-            <w:vAlign w:val="center"/>
-          </w:tcPr>
-          <w:p>
-            <w:pPr>
-              <w:spacing w:after="40" w:line="264" w:lineRule="auto"/>
+            <w:tcW w:type="dxa" w:w="5287"/>
+            <w:vAlign w:val="center"/>
+            <w:tcMar>
+              <w:top w:w="105" w:type="dxa"/>
+              <w:bottom w:w="105" w:type="dxa"/>
+              <w:start w:w="135" w:type="dxa"/>
+              <w:end w:w="135" w:type="dxa"/>
+            </w:tcMar>
+            <w:shd w:val="clear" w:color="auto" w:fill="E6EBF2"/>
+          </w:tcPr>
+          <w:p>
+            <w:pPr>
+              <w:spacing w:after="0" w:line="276" w:lineRule="auto"/>
               <w:jc w:val="center"/>
             </w:pPr>
             <w:r>
               <w:rPr>
+                <w:rFonts w:ascii="宋体" w:hAnsi="宋体" w:eastAsia="宋体"/>
                 <w:b/>
-                <w:sz w:val="19"/>
+                <w:sz w:val="21"/>
               </w:rPr>
               <w:t>用途</w:t>
             </w:r>
@@ -1193,17 +2476,24 @@
       <w:tr>
         <w:tc>
           <w:tcPr>
-            <w:tcW w:type="dxa" w:w="3456"/>
-            <w:vAlign w:val="center"/>
-          </w:tcPr>
-          <w:p>
-            <w:pPr>
-              <w:spacing w:after="40" w:line="264" w:lineRule="auto"/>
-              <w:jc w:val="left"/>
-            </w:pPr>
-            <w:r>
-              <w:rPr>
-                <w:sz w:val="19"/>
+            <w:tcW w:type="dxa" w:w="3383"/>
+            <w:vAlign w:val="center"/>
+            <w:tcMar>
+              <w:top w:w="105" w:type="dxa"/>
+              <w:bottom w:w="105" w:type="dxa"/>
+              <w:start w:w="135" w:type="dxa"/>
+              <w:end w:w="135" w:type="dxa"/>
+            </w:tcMar>
+          </w:tcPr>
+          <w:p>
+            <w:pPr>
+              <w:spacing w:after="0" w:line="276" w:lineRule="auto"/>
+              <w:jc w:val="left"/>
+            </w:pPr>
+            <w:r>
+              <w:rPr>
+                <w:rFonts w:ascii="宋体" w:hAnsi="宋体" w:eastAsia="宋体"/>
+                <w:sz w:val="21"/>
               </w:rPr>
               <w:t>https://github.com/cmzbutqq/SWE-CourseDesign-Insider</w:t>
             </w:r>
@@ -1211,17 +2501,24 @@
         </w:tc>
         <w:tc>
           <w:tcPr>
-            <w:tcW w:type="dxa" w:w="5400"/>
-            <w:vAlign w:val="center"/>
-          </w:tcPr>
-          <w:p>
-            <w:pPr>
-              <w:spacing w:after="40" w:line="264" w:lineRule="auto"/>
-              <w:jc w:val="left"/>
-            </w:pPr>
-            <w:r>
-              <w:rPr>
-                <w:sz w:val="19"/>
+            <w:tcW w:type="dxa" w:w="5287"/>
+            <w:vAlign w:val="center"/>
+            <w:tcMar>
+              <w:top w:w="105" w:type="dxa"/>
+              <w:bottom w:w="105" w:type="dxa"/>
+              <w:start w:w="135" w:type="dxa"/>
+              <w:end w:w="135" w:type="dxa"/>
+            </w:tcMar>
+          </w:tcPr>
+          <w:p>
+            <w:pPr>
+              <w:spacing w:after="0" w:line="276" w:lineRule="auto"/>
+              <w:jc w:val="left"/>
+            </w:pPr>
+            <w:r>
+              <w:rPr>
+                <w:rFonts w:ascii="宋体" w:hAnsi="宋体" w:eastAsia="宋体"/>
+                <w:sz w:val="21"/>
               </w:rPr>
               <w:t>复核源码、工作流和文档版本。</w:t>
             </w:r>
@@ -1231,17 +2528,25 @@
       <w:tr>
         <w:tc>
           <w:tcPr>
-            <w:tcW w:type="dxa" w:w="3456"/>
-            <w:vAlign w:val="center"/>
-          </w:tcPr>
-          <w:p>
-            <w:pPr>
-              <w:spacing w:after="40" w:line="264" w:lineRule="auto"/>
-              <w:jc w:val="left"/>
-            </w:pPr>
-            <w:r>
-              <w:rPr>
-                <w:sz w:val="19"/>
+            <w:tcW w:type="dxa" w:w="3383"/>
+            <w:vAlign w:val="center"/>
+            <w:tcMar>
+              <w:top w:w="105" w:type="dxa"/>
+              <w:bottom w:w="105" w:type="dxa"/>
+              <w:start w:w="135" w:type="dxa"/>
+              <w:end w:w="135" w:type="dxa"/>
+            </w:tcMar>
+            <w:shd w:val="clear" w:color="auto" w:fill="F7F9FC"/>
+          </w:tcPr>
+          <w:p>
+            <w:pPr>
+              <w:spacing w:after="0" w:line="276" w:lineRule="auto"/>
+              <w:jc w:val="left"/>
+            </w:pPr>
+            <w:r>
+              <w:rPr>
+                <w:rFonts w:ascii="宋体" w:hAnsi="宋体" w:eastAsia="宋体"/>
+                <w:sz w:val="21"/>
               </w:rPr>
               <w:t>`tests/smoke-test.sh`</w:t>
             </w:r>
@@ -1249,17 +2554,25 @@
         </w:tc>
         <w:tc>
           <w:tcPr>
-            <w:tcW w:type="dxa" w:w="5400"/>
-            <w:vAlign w:val="center"/>
-          </w:tcPr>
-          <w:p>
-            <w:pPr>
-              <w:spacing w:after="40" w:line="264" w:lineRule="auto"/>
-              <w:jc w:val="left"/>
-            </w:pPr>
-            <w:r>
-              <w:rPr>
-                <w:sz w:val="19"/>
+            <w:tcW w:type="dxa" w:w="5287"/>
+            <w:vAlign w:val="center"/>
+            <w:tcMar>
+              <w:top w:w="105" w:type="dxa"/>
+              <w:bottom w:w="105" w:type="dxa"/>
+              <w:start w:w="135" w:type="dxa"/>
+              <w:end w:w="135" w:type="dxa"/>
+            </w:tcMar>
+            <w:shd w:val="clear" w:color="auto" w:fill="F7F9FC"/>
+          </w:tcPr>
+          <w:p>
+            <w:pPr>
+              <w:spacing w:after="0" w:line="276" w:lineRule="auto"/>
+              <w:jc w:val="left"/>
+            </w:pPr>
+            <w:r>
+              <w:rPr>
+                <w:rFonts w:ascii="宋体" w:hAnsi="宋体" w:eastAsia="宋体"/>
+                <w:sz w:val="21"/>
               </w:rPr>
               <w:t>完整环境冒烟验证。</w:t>
             </w:r>
@@ -1269,17 +2582,24 @@
       <w:tr>
         <w:tc>
           <w:tcPr>
-            <w:tcW w:type="dxa" w:w="3456"/>
-            <w:vAlign w:val="center"/>
-          </w:tcPr>
-          <w:p>
-            <w:pPr>
-              <w:spacing w:after="40" w:line="264" w:lineRule="auto"/>
-              <w:jc w:val="left"/>
-            </w:pPr>
-            <w:r>
-              <w:rPr>
-                <w:sz w:val="19"/>
+            <w:tcW w:type="dxa" w:w="3383"/>
+            <w:vAlign w:val="center"/>
+            <w:tcMar>
+              <w:top w:w="105" w:type="dxa"/>
+              <w:bottom w:w="105" w:type="dxa"/>
+              <w:start w:w="135" w:type="dxa"/>
+              <w:end w:w="135" w:type="dxa"/>
+            </w:tcMar>
+          </w:tcPr>
+          <w:p>
+            <w:pPr>
+              <w:spacing w:after="0" w:line="276" w:lineRule="auto"/>
+              <w:jc w:val="left"/>
+            </w:pPr>
+            <w:r>
+              <w:rPr>
+                <w:rFonts w:ascii="宋体" w:hAnsi="宋体" w:eastAsia="宋体"/>
+                <w:sz w:val="21"/>
               </w:rPr>
               <w:t>`tests/skywalking-agent-source-test.sh`</w:t>
             </w:r>
@@ -1287,17 +2607,24 @@
         </w:tc>
         <w:tc>
           <w:tcPr>
-            <w:tcW w:type="dxa" w:w="5400"/>
-            <w:vAlign w:val="center"/>
-          </w:tcPr>
-          <w:p>
-            <w:pPr>
-              <w:spacing w:after="40" w:line="264" w:lineRule="auto"/>
-              <w:jc w:val="left"/>
-            </w:pPr>
-            <w:r>
-              <w:rPr>
-                <w:sz w:val="19"/>
+            <w:tcW w:type="dxa" w:w="5287"/>
+            <w:vAlign w:val="center"/>
+            <w:tcMar>
+              <w:top w:w="105" w:type="dxa"/>
+              <w:bottom w:w="105" w:type="dxa"/>
+              <w:start w:w="135" w:type="dxa"/>
+              <w:end w:w="135" w:type="dxa"/>
+            </w:tcMar>
+          </w:tcPr>
+          <w:p>
+            <w:pPr>
+              <w:spacing w:after="0" w:line="276" w:lineRule="auto"/>
+              <w:jc w:val="left"/>
+            </w:pPr>
+            <w:r>
+              <w:rPr>
+                <w:rFonts w:ascii="宋体" w:hAnsi="宋体" w:eastAsia="宋体"/>
+                <w:sz w:val="21"/>
               </w:rPr>
               <w:t>检查 SkyWalking Java Agent 来源是否稳定。</w:t>
             </w:r>
@@ -1307,17 +2634,25 @@
       <w:tr>
         <w:tc>
           <w:tcPr>
-            <w:tcW w:type="dxa" w:w="3456"/>
-            <w:vAlign w:val="center"/>
-          </w:tcPr>
-          <w:p>
-            <w:pPr>
-              <w:spacing w:after="40" w:line="264" w:lineRule="auto"/>
-              <w:jc w:val="left"/>
-            </w:pPr>
-            <w:r>
-              <w:rPr>
-                <w:sz w:val="19"/>
+            <w:tcW w:type="dxa" w:w="3383"/>
+            <w:vAlign w:val="center"/>
+            <w:tcMar>
+              <w:top w:w="105" w:type="dxa"/>
+              <w:bottom w:w="105" w:type="dxa"/>
+              <w:start w:w="135" w:type="dxa"/>
+              <w:end w:w="135" w:type="dxa"/>
+            </w:tcMar>
+            <w:shd w:val="clear" w:color="auto" w:fill="F7F9FC"/>
+          </w:tcPr>
+          <w:p>
+            <w:pPr>
+              <w:spacing w:after="0" w:line="276" w:lineRule="auto"/>
+              <w:jc w:val="left"/>
+            </w:pPr>
+            <w:r>
+              <w:rPr>
+                <w:rFonts w:ascii="宋体" w:hAnsi="宋体" w:eastAsia="宋体"/>
+                <w:sz w:val="21"/>
               </w:rPr>
               <w:t>`tests/prometheus-route-prefix-test.sh`</w:t>
             </w:r>
@@ -1325,17 +2660,25 @@
         </w:tc>
         <w:tc>
           <w:tcPr>
-            <w:tcW w:type="dxa" w:w="5400"/>
-            <w:vAlign w:val="center"/>
-          </w:tcPr>
-          <w:p>
-            <w:pPr>
-              <w:spacing w:after="40" w:line="264" w:lineRule="auto"/>
-              <w:jc w:val="left"/>
-            </w:pPr>
-            <w:r>
-              <w:rPr>
-                <w:sz w:val="19"/>
+            <w:tcW w:type="dxa" w:w="5287"/>
+            <w:vAlign w:val="center"/>
+            <w:tcMar>
+              <w:top w:w="105" w:type="dxa"/>
+              <w:bottom w:w="105" w:type="dxa"/>
+              <w:start w:w="135" w:type="dxa"/>
+              <w:end w:w="135" w:type="dxa"/>
+            </w:tcMar>
+            <w:shd w:val="clear" w:color="auto" w:fill="F7F9FC"/>
+          </w:tcPr>
+          <w:p>
+            <w:pPr>
+              <w:spacing w:after="0" w:line="276" w:lineRule="auto"/>
+              <w:jc w:val="left"/>
+            </w:pPr>
+            <w:r>
+              <w:rPr>
+                <w:rFonts w:ascii="宋体" w:hAnsi="宋体" w:eastAsia="宋体"/>
+                <w:sz w:val="21"/>
               </w:rPr>
               <w:t>检查 Prometheus route-prefix 和 smoke test 配置。</w:t>
             </w:r>
@@ -1345,17 +2688,24 @@
       <w:tr>
         <w:tc>
           <w:tcPr>
-            <w:tcW w:type="dxa" w:w="3456"/>
-            <w:vAlign w:val="center"/>
-          </w:tcPr>
-          <w:p>
-            <w:pPr>
-              <w:spacing w:after="40" w:line="264" w:lineRule="auto"/>
-              <w:jc w:val="left"/>
-            </w:pPr>
-            <w:r>
-              <w:rPr>
-                <w:sz w:val="19"/>
+            <w:tcW w:type="dxa" w:w="3383"/>
+            <w:vAlign w:val="center"/>
+            <w:tcMar>
+              <w:top w:w="105" w:type="dxa"/>
+              <w:bottom w:w="105" w:type="dxa"/>
+              <w:start w:w="135" w:type="dxa"/>
+              <w:end w:w="135" w:type="dxa"/>
+            </w:tcMar>
+          </w:tcPr>
+          <w:p>
+            <w:pPr>
+              <w:spacing w:after="0" w:line="276" w:lineRule="auto"/>
+              <w:jc w:val="left"/>
+            </w:pPr>
+            <w:r>
+              <w:rPr>
+                <w:rFonts w:ascii="宋体" w:hAnsi="宋体" w:eastAsia="宋体"/>
+                <w:sz w:val="21"/>
               </w:rPr>
               <w:t>`tests/deploy-observability-config-test.sh`</w:t>
             </w:r>
@@ -1363,17 +2713,24 @@
         </w:tc>
         <w:tc>
           <w:tcPr>
-            <w:tcW w:type="dxa" w:w="5400"/>
-            <w:vAlign w:val="center"/>
-          </w:tcPr>
-          <w:p>
-            <w:pPr>
-              <w:spacing w:after="40" w:line="264" w:lineRule="auto"/>
-              <w:jc w:val="left"/>
-            </w:pPr>
-            <w:r>
-              <w:rPr>
-                <w:sz w:val="19"/>
+            <w:tcW w:type="dxa" w:w="5287"/>
+            <w:vAlign w:val="center"/>
+            <w:tcMar>
+              <w:top w:w="105" w:type="dxa"/>
+              <w:bottom w:w="105" w:type="dxa"/>
+              <w:start w:w="135" w:type="dxa"/>
+              <w:end w:w="135" w:type="dxa"/>
+            </w:tcMar>
+          </w:tcPr>
+          <w:p>
+            <w:pPr>
+              <w:spacing w:after="0" w:line="276" w:lineRule="auto"/>
+              <w:jc w:val="left"/>
+            </w:pPr>
+            <w:r>
+              <w:rPr>
+                <w:rFonts w:ascii="宋体" w:hAnsi="宋体" w:eastAsia="宋体"/>
+                <w:sz w:val="21"/>
               </w:rPr>
               <w:t>检查部署脚本与观测配置关键路径。</w:t>
             </w:r>
@@ -1383,17 +2740,25 @@
       <w:tr>
         <w:tc>
           <w:tcPr>
-            <w:tcW w:type="dxa" w:w="3456"/>
-            <w:vAlign w:val="center"/>
-          </w:tcPr>
-          <w:p>
-            <w:pPr>
-              <w:spacing w:after="40" w:line="264" w:lineRule="auto"/>
-              <w:jc w:val="left"/>
-            </w:pPr>
-            <w:r>
-              <w:rPr>
-                <w:sz w:val="19"/>
+            <w:tcW w:type="dxa" w:w="3383"/>
+            <w:vAlign w:val="center"/>
+            <w:tcMar>
+              <w:top w:w="105" w:type="dxa"/>
+              <w:bottom w:w="105" w:type="dxa"/>
+              <w:start w:w="135" w:type="dxa"/>
+              <w:end w:w="135" w:type="dxa"/>
+            </w:tcMar>
+            <w:shd w:val="clear" w:color="auto" w:fill="F7F9FC"/>
+          </w:tcPr>
+          <w:p>
+            <w:pPr>
+              <w:spacing w:after="0" w:line="276" w:lineRule="auto"/>
+              <w:jc w:val="left"/>
+            </w:pPr>
+            <w:r>
+              <w:rPr>
+                <w:rFonts w:ascii="宋体" w:hAnsi="宋体" w:eastAsia="宋体"/>
+                <w:sz w:val="21"/>
               </w:rPr>
               <w:t>`tests/network-mirror-config-test.sh`</w:t>
             </w:r>
@@ -1401,17 +2766,25 @@
         </w:tc>
         <w:tc>
           <w:tcPr>
-            <w:tcW w:type="dxa" w:w="5400"/>
-            <w:vAlign w:val="center"/>
-          </w:tcPr>
-          <w:p>
-            <w:pPr>
-              <w:spacing w:after="40" w:line="264" w:lineRule="auto"/>
-              <w:jc w:val="left"/>
-            </w:pPr>
-            <w:r>
-              <w:rPr>
-                <w:sz w:val="19"/>
+            <w:tcW w:type="dxa" w:w="5287"/>
+            <w:vAlign w:val="center"/>
+            <w:tcMar>
+              <w:top w:w="105" w:type="dxa"/>
+              <w:bottom w:w="105" w:type="dxa"/>
+              <w:start w:w="135" w:type="dxa"/>
+              <w:end w:w="135" w:type="dxa"/>
+            </w:tcMar>
+            <w:shd w:val="clear" w:color="auto" w:fill="F7F9FC"/>
+          </w:tcPr>
+          <w:p>
+            <w:pPr>
+              <w:spacing w:after="0" w:line="276" w:lineRule="auto"/>
+              <w:jc w:val="left"/>
+            </w:pPr>
+            <w:r>
+              <w:rPr>
+                <w:rFonts w:ascii="宋体" w:hAnsi="宋体" w:eastAsia="宋体"/>
+                <w:sz w:val="21"/>
               </w:rPr>
               <w:t>检查镜像源与代理配置，主要用于环境准备阶段复核。</w:t>
             </w:r>
@@ -1421,17 +2794,24 @@
       <w:tr>
         <w:tc>
           <w:tcPr>
-            <w:tcW w:type="dxa" w:w="3456"/>
-            <w:vAlign w:val="center"/>
-          </w:tcPr>
-          <w:p>
-            <w:pPr>
-              <w:spacing w:after="40" w:line="264" w:lineRule="auto"/>
-              <w:jc w:val="left"/>
-            </w:pPr>
-            <w:r>
-              <w:rPr>
-                <w:sz w:val="19"/>
+            <w:tcW w:type="dxa" w:w="3383"/>
+            <w:vAlign w:val="center"/>
+            <w:tcMar>
+              <w:top w:w="105" w:type="dxa"/>
+              <w:bottom w:w="105" w:type="dxa"/>
+              <w:start w:w="135" w:type="dxa"/>
+              <w:end w:w="135" w:type="dxa"/>
+            </w:tcMar>
+          </w:tcPr>
+          <w:p>
+            <w:pPr>
+              <w:spacing w:after="0" w:line="276" w:lineRule="auto"/>
+              <w:jc w:val="left"/>
+            </w:pPr>
+            <w:r>
+              <w:rPr>
+                <w:rFonts w:ascii="宋体" w:hAnsi="宋体" w:eastAsia="宋体"/>
+                <w:sz w:val="21"/>
               </w:rPr>
               <w:t>`.github/workflows/ci.yml`、`deploy-main.yml`</w:t>
             </w:r>
@@ -1439,17 +2819,24 @@
         </w:tc>
         <w:tc>
           <w:tcPr>
-            <w:tcW w:type="dxa" w:w="5400"/>
-            <w:vAlign w:val="center"/>
-          </w:tcPr>
-          <w:p>
-            <w:pPr>
-              <w:spacing w:after="40" w:line="264" w:lineRule="auto"/>
-              <w:jc w:val="left"/>
-            </w:pPr>
-            <w:r>
-              <w:rPr>
-                <w:sz w:val="19"/>
+            <w:tcW w:type="dxa" w:w="5287"/>
+            <w:vAlign w:val="center"/>
+            <w:tcMar>
+              <w:top w:w="105" w:type="dxa"/>
+              <w:bottom w:w="105" w:type="dxa"/>
+              <w:start w:w="135" w:type="dxa"/>
+              <w:end w:w="135" w:type="dxa"/>
+            </w:tcMar>
+          </w:tcPr>
+          <w:p>
+            <w:pPr>
+              <w:spacing w:after="0" w:line="276" w:lineRule="auto"/>
+              <w:jc w:val="left"/>
+            </w:pPr>
+            <w:r>
+              <w:rPr>
+                <w:rFonts w:ascii="宋体" w:hAnsi="宋体" w:eastAsia="宋体"/>
+                <w:sz w:val="21"/>
               </w:rPr>
               <w:t>查看持续集成与自动部署流程。</w:t>
             </w:r>
@@ -1497,12 +2884,13 @@
     </w:p>
     <w:p>
       <w:pPr>
-        <w:spacing w:after="120" w:line="300" w:lineRule="auto"/>
-      </w:pPr>
-      <w:r>
-        <w:rPr>
+        <w:spacing w:after="0" w:line="360" w:lineRule="auto"/>
+      </w:pPr>
+      <w:r>
+        <w:rPr>
+          <w:rFonts w:ascii="宋体" w:hAnsi="宋体" w:eastAsia="宋体"/>
           <w:i w:val="0"/>
-          <w:sz w:val="21"/>
+          <w:sz w:val="24"/>
         </w:rPr>
         <w:t>测试设计先覆盖最容易回归的配置点，再用冒烟脚本串起主链路，最后用截图和页面入口补充人工复核。</w:t>
       </w:r>
@@ -1511,29 +2899,49 @@
       <w:tblPr>
         <w:tblW w:type="auto" w:w="0"/>
         <w:jc w:val="center"/>
+        <w:tblLayout w:type="fixed"/>
         <w:tblLook w:firstColumn="1" w:firstRow="1" w:lastColumn="0" w:lastRow="0" w:noHBand="0" w:noVBand="1" w:val="04A0"/>
+        <w:tblBorders>
+          <w:top w:val="single" w:sz="6" w:space="0" w:color="9EA7B3"/>
+          <w:left w:val="single" w:sz="6" w:space="0" w:color="9EA7B3"/>
+          <w:bottom w:val="single" w:sz="6" w:space="0" w:color="9EA7B3"/>
+          <w:right w:val="single" w:sz="6" w:space="0" w:color="9EA7B3"/>
+          <w:insideH w:val="single" w:sz="6" w:space="0" w:color="9EA7B3"/>
+          <w:insideV w:val="single" w:sz="6" w:space="0" w:color="9EA7B3"/>
+        </w:tblBorders>
       </w:tblPr>
       <w:tblGrid>
-        <w:gridCol w:w="2239"/>
-        <w:gridCol w:w="2239"/>
-        <w:gridCol w:w="2239"/>
-        <w:gridCol w:w="2239"/>
+        <w:gridCol w:w="1534"/>
+        <w:gridCol w:w="1601"/>
+        <w:gridCol w:w="2668"/>
+        <w:gridCol w:w="2868"/>
       </w:tblGrid>
       <w:tr>
-        <w:tc>
-          <w:tcPr>
-            <w:tcW w:type="dxa" w:w="1656"/>
-            <w:vAlign w:val="center"/>
-          </w:tcPr>
-          <w:p>
-            <w:pPr>
-              <w:spacing w:after="40" w:line="264" w:lineRule="auto"/>
+        <w:trPr>
+          <w:tblHeader w:val="true"/>
+        </w:trPr>
+        <w:tc>
+          <w:tcPr>
+            <w:tcW w:type="dxa" w:w="1534"/>
+            <w:vAlign w:val="center"/>
+            <w:tcMar>
+              <w:top w:w="105" w:type="dxa"/>
+              <w:bottom w:w="105" w:type="dxa"/>
+              <w:start w:w="135" w:type="dxa"/>
+              <w:end w:w="135" w:type="dxa"/>
+            </w:tcMar>
+            <w:shd w:val="clear" w:color="auto" w:fill="E6EBF2"/>
+          </w:tcPr>
+          <w:p>
+            <w:pPr>
+              <w:spacing w:after="0" w:line="276" w:lineRule="auto"/>
               <w:jc w:val="center"/>
             </w:pPr>
             <w:r>
               <w:rPr>
+                <w:rFonts w:ascii="宋体" w:hAnsi="宋体" w:eastAsia="宋体"/>
                 <w:b/>
-                <w:sz w:val="19"/>
+                <w:sz w:val="21"/>
               </w:rPr>
               <w:t>测试层级</w:t>
             </w:r>
@@ -1541,18 +2949,26 @@
         </w:tc>
         <w:tc>
           <w:tcPr>
-            <w:tcW w:type="dxa" w:w="1728"/>
-            <w:vAlign w:val="center"/>
-          </w:tcPr>
-          <w:p>
-            <w:pPr>
-              <w:spacing w:after="40" w:line="264" w:lineRule="auto"/>
+            <w:tcW w:type="dxa" w:w="1601"/>
+            <w:vAlign w:val="center"/>
+            <w:tcMar>
+              <w:top w:w="105" w:type="dxa"/>
+              <w:bottom w:w="105" w:type="dxa"/>
+              <w:start w:w="135" w:type="dxa"/>
+              <w:end w:w="135" w:type="dxa"/>
+            </w:tcMar>
+            <w:shd w:val="clear" w:color="auto" w:fill="E6EBF2"/>
+          </w:tcPr>
+          <w:p>
+            <w:pPr>
+              <w:spacing w:after="0" w:line="276" w:lineRule="auto"/>
               <w:jc w:val="center"/>
             </w:pPr>
             <w:r>
               <w:rPr>
+                <w:rFonts w:ascii="宋体" w:hAnsi="宋体" w:eastAsia="宋体"/>
                 <w:b/>
-                <w:sz w:val="19"/>
+                <w:sz w:val="21"/>
               </w:rPr>
               <w:t>执行位置</w:t>
             </w:r>
@@ -1560,18 +2976,26 @@
         </w:tc>
         <w:tc>
           <w:tcPr>
-            <w:tcW w:type="dxa" w:w="2880"/>
-            <w:vAlign w:val="center"/>
-          </w:tcPr>
-          <w:p>
-            <w:pPr>
-              <w:spacing w:after="40" w:line="264" w:lineRule="auto"/>
+            <w:tcW w:type="dxa" w:w="2668"/>
+            <w:vAlign w:val="center"/>
+            <w:tcMar>
+              <w:top w:w="105" w:type="dxa"/>
+              <w:bottom w:w="105" w:type="dxa"/>
+              <w:start w:w="135" w:type="dxa"/>
+              <w:end w:w="135" w:type="dxa"/>
+            </w:tcMar>
+            <w:shd w:val="clear" w:color="auto" w:fill="E6EBF2"/>
+          </w:tcPr>
+          <w:p>
+            <w:pPr>
+              <w:spacing w:after="0" w:line="276" w:lineRule="auto"/>
               <w:jc w:val="center"/>
             </w:pPr>
             <w:r>
               <w:rPr>
+                <w:rFonts w:ascii="宋体" w:hAnsi="宋体" w:eastAsia="宋体"/>
                 <w:b/>
-                <w:sz w:val="19"/>
+                <w:sz w:val="21"/>
               </w:rPr>
               <w:t>主要覆盖对象</w:t>
             </w:r>
@@ -1579,18 +3003,26 @@
         </w:tc>
         <w:tc>
           <w:tcPr>
-            <w:tcW w:type="dxa" w:w="3096"/>
-            <w:vAlign w:val="center"/>
-          </w:tcPr>
-          <w:p>
-            <w:pPr>
-              <w:spacing w:after="40" w:line="264" w:lineRule="auto"/>
+            <w:tcW w:type="dxa" w:w="2868"/>
+            <w:vAlign w:val="center"/>
+            <w:tcMar>
+              <w:top w:w="105" w:type="dxa"/>
+              <w:bottom w:w="105" w:type="dxa"/>
+              <w:start w:w="135" w:type="dxa"/>
+              <w:end w:w="135" w:type="dxa"/>
+            </w:tcMar>
+            <w:shd w:val="clear" w:color="auto" w:fill="E6EBF2"/>
+          </w:tcPr>
+          <w:p>
+            <w:pPr>
+              <w:spacing w:after="0" w:line="276" w:lineRule="auto"/>
               <w:jc w:val="center"/>
             </w:pPr>
             <w:r>
               <w:rPr>
+                <w:rFonts w:ascii="宋体" w:hAnsi="宋体" w:eastAsia="宋体"/>
                 <w:b/>
-                <w:sz w:val="19"/>
+                <w:sz w:val="21"/>
               </w:rPr>
               <w:t>当前证据</w:t>
             </w:r>
@@ -1600,17 +3032,24 @@
       <w:tr>
         <w:tc>
           <w:tcPr>
-            <w:tcW w:type="dxa" w:w="1656"/>
-            <w:vAlign w:val="center"/>
-          </w:tcPr>
-          <w:p>
-            <w:pPr>
-              <w:spacing w:after="40" w:line="264" w:lineRule="auto"/>
-              <w:jc w:val="left"/>
-            </w:pPr>
-            <w:r>
-              <w:rPr>
-                <w:sz w:val="19"/>
+            <w:tcW w:type="dxa" w:w="1534"/>
+            <w:vAlign w:val="center"/>
+            <w:tcMar>
+              <w:top w:w="105" w:type="dxa"/>
+              <w:bottom w:w="105" w:type="dxa"/>
+              <w:start w:w="135" w:type="dxa"/>
+              <w:end w:w="135" w:type="dxa"/>
+            </w:tcMar>
+          </w:tcPr>
+          <w:p>
+            <w:pPr>
+              <w:spacing w:after="0" w:line="276" w:lineRule="auto"/>
+              <w:jc w:val="left"/>
+            </w:pPr>
+            <w:r>
+              <w:rPr>
+                <w:rFonts w:ascii="宋体" w:hAnsi="宋体" w:eastAsia="宋体"/>
+                <w:sz w:val="21"/>
               </w:rPr>
               <w:t>模块级测试</w:t>
             </w:r>
@@ -1618,17 +3057,24 @@
         </w:tc>
         <w:tc>
           <w:tcPr>
-            <w:tcW w:type="dxa" w:w="1728"/>
-            <w:vAlign w:val="center"/>
-          </w:tcPr>
-          <w:p>
-            <w:pPr>
-              <w:spacing w:after="40" w:line="264" w:lineRule="auto"/>
-              <w:jc w:val="left"/>
-            </w:pPr>
-            <w:r>
-              <w:rPr>
-                <w:sz w:val="19"/>
+            <w:tcW w:type="dxa" w:w="1601"/>
+            <w:vAlign w:val="center"/>
+            <w:tcMar>
+              <w:top w:w="105" w:type="dxa"/>
+              <w:bottom w:w="105" w:type="dxa"/>
+              <w:start w:w="135" w:type="dxa"/>
+              <w:end w:w="135" w:type="dxa"/>
+            </w:tcMar>
+          </w:tcPr>
+          <w:p>
+            <w:pPr>
+              <w:spacing w:after="0" w:line="276" w:lineRule="auto"/>
+              <w:jc w:val="left"/>
+            </w:pPr>
+            <w:r>
+              <w:rPr>
+                <w:rFonts w:ascii="宋体" w:hAnsi="宋体" w:eastAsia="宋体"/>
+                <w:sz w:val="21"/>
               </w:rPr>
               <w:t>GitHub Actions</w:t>
             </w:r>
@@ -1636,17 +3082,24 @@
         </w:tc>
         <w:tc>
           <w:tcPr>
-            <w:tcW w:type="dxa" w:w="2880"/>
-            <w:vAlign w:val="center"/>
-          </w:tcPr>
-          <w:p>
-            <w:pPr>
-              <w:spacing w:after="40" w:line="264" w:lineRule="auto"/>
-              <w:jc w:val="left"/>
-            </w:pPr>
-            <w:r>
-              <w:rPr>
-                <w:sz w:val="19"/>
+            <w:tcW w:type="dxa" w:w="2668"/>
+            <w:vAlign w:val="center"/>
+            <w:tcMar>
+              <w:top w:w="105" w:type="dxa"/>
+              <w:bottom w:w="105" w:type="dxa"/>
+              <w:start w:w="135" w:type="dxa"/>
+              <w:end w:w="135" w:type="dxa"/>
+            </w:tcMar>
+          </w:tcPr>
+          <w:p>
+            <w:pPr>
+              <w:spacing w:after="0" w:line="276" w:lineRule="auto"/>
+              <w:jc w:val="left"/>
+            </w:pPr>
+            <w:r>
+              <w:rPr>
+                <w:rFonts w:ascii="宋体" w:hAnsi="宋体" w:eastAsia="宋体"/>
+                <w:sz w:val="21"/>
               </w:rPr>
               <w:t>前端、后端、Agent 各自的单元或模块逻辑</w:t>
             </w:r>
@@ -1654,17 +3107,24 @@
         </w:tc>
         <w:tc>
           <w:tcPr>
-            <w:tcW w:type="dxa" w:w="3096"/>
-            <w:vAlign w:val="center"/>
-          </w:tcPr>
-          <w:p>
-            <w:pPr>
-              <w:spacing w:after="40" w:line="264" w:lineRule="auto"/>
-              <w:jc w:val="left"/>
-            </w:pPr>
-            <w:r>
-              <w:rPr>
-                <w:sz w:val="19"/>
+            <w:tcW w:type="dxa" w:w="2868"/>
+            <w:vAlign w:val="center"/>
+            <w:tcMar>
+              <w:top w:w="105" w:type="dxa"/>
+              <w:bottom w:w="105" w:type="dxa"/>
+              <w:start w:w="135" w:type="dxa"/>
+              <w:end w:w="135" w:type="dxa"/>
+            </w:tcMar>
+          </w:tcPr>
+          <w:p>
+            <w:pPr>
+              <w:spacing w:after="0" w:line="276" w:lineRule="auto"/>
+              <w:jc w:val="left"/>
+            </w:pPr>
+            <w:r>
+              <w:rPr>
+                <w:rFonts w:ascii="宋体" w:hAnsi="宋体" w:eastAsia="宋体"/>
+                <w:sz w:val="21"/>
               </w:rPr>
               <w:t>`ci.yml`、`deploy-main.yml`。</w:t>
             </w:r>
@@ -1674,17 +3134,25 @@
       <w:tr>
         <w:tc>
           <w:tcPr>
-            <w:tcW w:type="dxa" w:w="1656"/>
-            <w:vAlign w:val="center"/>
-          </w:tcPr>
-          <w:p>
-            <w:pPr>
-              <w:spacing w:after="40" w:line="264" w:lineRule="auto"/>
-              <w:jc w:val="left"/>
-            </w:pPr>
-            <w:r>
-              <w:rPr>
-                <w:sz w:val="19"/>
+            <w:tcW w:type="dxa" w:w="1534"/>
+            <w:vAlign w:val="center"/>
+            <w:tcMar>
+              <w:top w:w="105" w:type="dxa"/>
+              <w:bottom w:w="105" w:type="dxa"/>
+              <w:start w:w="135" w:type="dxa"/>
+              <w:end w:w="135" w:type="dxa"/>
+            </w:tcMar>
+            <w:shd w:val="clear" w:color="auto" w:fill="F7F9FC"/>
+          </w:tcPr>
+          <w:p>
+            <w:pPr>
+              <w:spacing w:after="0" w:line="276" w:lineRule="auto"/>
+              <w:jc w:val="left"/>
+            </w:pPr>
+            <w:r>
+              <w:rPr>
+                <w:rFonts w:ascii="宋体" w:hAnsi="宋体" w:eastAsia="宋体"/>
+                <w:sz w:val="21"/>
               </w:rPr>
               <w:t>配置回归测试</w:t>
             </w:r>
@@ -1692,17 +3160,25 @@
         </w:tc>
         <w:tc>
           <w:tcPr>
-            <w:tcW w:type="dxa" w:w="1728"/>
-            <w:vAlign w:val="center"/>
-          </w:tcPr>
-          <w:p>
-            <w:pPr>
-              <w:spacing w:after="40" w:line="264" w:lineRule="auto"/>
-              <w:jc w:val="left"/>
-            </w:pPr>
-            <w:r>
-              <w:rPr>
-                <w:sz w:val="19"/>
+            <w:tcW w:type="dxa" w:w="1601"/>
+            <w:vAlign w:val="center"/>
+            <w:tcMar>
+              <w:top w:w="105" w:type="dxa"/>
+              <w:bottom w:w="105" w:type="dxa"/>
+              <w:start w:w="135" w:type="dxa"/>
+              <w:end w:w="135" w:type="dxa"/>
+            </w:tcMar>
+            <w:shd w:val="clear" w:color="auto" w:fill="F7F9FC"/>
+          </w:tcPr>
+          <w:p>
+            <w:pPr>
+              <w:spacing w:after="0" w:line="276" w:lineRule="auto"/>
+              <w:jc w:val="left"/>
+            </w:pPr>
+            <w:r>
+              <w:rPr>
+                <w:rFonts w:ascii="宋体" w:hAnsi="宋体" w:eastAsia="宋体"/>
+                <w:sz w:val="21"/>
               </w:rPr>
               <w:t>GitHub Actions；网络镜像脚本可用于环境准备复核</w:t>
             </w:r>
@@ -1710,17 +3186,25 @@
         </w:tc>
         <w:tc>
           <w:tcPr>
-            <w:tcW w:type="dxa" w:w="2880"/>
-            <w:vAlign w:val="center"/>
-          </w:tcPr>
-          <w:p>
-            <w:pPr>
-              <w:spacing w:after="40" w:line="264" w:lineRule="auto"/>
-              <w:jc w:val="left"/>
-            </w:pPr>
-            <w:r>
-              <w:rPr>
-                <w:sz w:val="19"/>
+            <w:tcW w:type="dxa" w:w="2668"/>
+            <w:vAlign w:val="center"/>
+            <w:tcMar>
+              <w:top w:w="105" w:type="dxa"/>
+              <w:bottom w:w="105" w:type="dxa"/>
+              <w:start w:w="135" w:type="dxa"/>
+              <w:end w:w="135" w:type="dxa"/>
+            </w:tcMar>
+            <w:shd w:val="clear" w:color="auto" w:fill="F7F9FC"/>
+          </w:tcPr>
+          <w:p>
+            <w:pPr>
+              <w:spacing w:after="0" w:line="276" w:lineRule="auto"/>
+              <w:jc w:val="left"/>
+            </w:pPr>
+            <w:r>
+              <w:rPr>
+                <w:rFonts w:ascii="宋体" w:hAnsi="宋体" w:eastAsia="宋体"/>
+                <w:sz w:val="21"/>
               </w:rPr>
               <w:t>SkyWalking agent 来源、Prometheus route-prefix、部署观测配置、镜像源配置</w:t>
             </w:r>
@@ -1728,17 +3212,25 @@
         </w:tc>
         <w:tc>
           <w:tcPr>
-            <w:tcW w:type="dxa" w:w="3096"/>
-            <w:vAlign w:val="center"/>
-          </w:tcPr>
-          <w:p>
-            <w:pPr>
-              <w:spacing w:after="40" w:line="264" w:lineRule="auto"/>
-              <w:jc w:val="left"/>
-            </w:pPr>
-            <w:r>
-              <w:rPr>
-                <w:sz w:val="19"/>
+            <w:tcW w:type="dxa" w:w="2868"/>
+            <w:vAlign w:val="center"/>
+            <w:tcMar>
+              <w:top w:w="105" w:type="dxa"/>
+              <w:bottom w:w="105" w:type="dxa"/>
+              <w:start w:w="135" w:type="dxa"/>
+              <w:end w:w="135" w:type="dxa"/>
+            </w:tcMar>
+            <w:shd w:val="clear" w:color="auto" w:fill="F7F9FC"/>
+          </w:tcPr>
+          <w:p>
+            <w:pPr>
+              <w:spacing w:after="0" w:line="276" w:lineRule="auto"/>
+              <w:jc w:val="left"/>
+            </w:pPr>
+            <w:r>
+              <w:rPr>
+                <w:rFonts w:ascii="宋体" w:hAnsi="宋体" w:eastAsia="宋体"/>
+                <w:sz w:val="21"/>
               </w:rPr>
               <w:t>`tests/*.sh`。</w:t>
             </w:r>
@@ -1748,17 +3240,24 @@
       <w:tr>
         <w:tc>
           <w:tcPr>
-            <w:tcW w:type="dxa" w:w="1656"/>
-            <w:vAlign w:val="center"/>
-          </w:tcPr>
-          <w:p>
-            <w:pPr>
-              <w:spacing w:after="40" w:line="264" w:lineRule="auto"/>
-              <w:jc w:val="left"/>
-            </w:pPr>
-            <w:r>
-              <w:rPr>
-                <w:sz w:val="19"/>
+            <w:tcW w:type="dxa" w:w="1534"/>
+            <w:vAlign w:val="center"/>
+            <w:tcMar>
+              <w:top w:w="105" w:type="dxa"/>
+              <w:bottom w:w="105" w:type="dxa"/>
+              <w:start w:w="135" w:type="dxa"/>
+              <w:end w:w="135" w:type="dxa"/>
+            </w:tcMar>
+          </w:tcPr>
+          <w:p>
+            <w:pPr>
+              <w:spacing w:after="0" w:line="276" w:lineRule="auto"/>
+              <w:jc w:val="left"/>
+            </w:pPr>
+            <w:r>
+              <w:rPr>
+                <w:rFonts w:ascii="宋体" w:hAnsi="宋体" w:eastAsia="宋体"/>
+                <w:sz w:val="21"/>
               </w:rPr>
               <w:t>全链路冒烟测试</w:t>
             </w:r>
@@ -1766,17 +3265,24 @@
         </w:tc>
         <w:tc>
           <w:tcPr>
-            <w:tcW w:type="dxa" w:w="1728"/>
-            <w:vAlign w:val="center"/>
-          </w:tcPr>
-          <w:p>
-            <w:pPr>
-              <w:spacing w:after="40" w:line="264" w:lineRule="auto"/>
-              <w:jc w:val="left"/>
-            </w:pPr>
-            <w:r>
-              <w:rPr>
-                <w:sz w:val="19"/>
+            <w:tcW w:type="dxa" w:w="1601"/>
+            <w:vAlign w:val="center"/>
+            <w:tcMar>
+              <w:top w:w="105" w:type="dxa"/>
+              <w:bottom w:w="105" w:type="dxa"/>
+              <w:start w:w="135" w:type="dxa"/>
+              <w:end w:w="135" w:type="dxa"/>
+            </w:tcMar>
+          </w:tcPr>
+          <w:p>
+            <w:pPr>
+              <w:spacing w:after="0" w:line="276" w:lineRule="auto"/>
+              <w:jc w:val="left"/>
+            </w:pPr>
+            <w:r>
+              <w:rPr>
+                <w:rFonts w:ascii="宋体" w:hAnsi="宋体" w:eastAsia="宋体"/>
+                <w:sz w:val="21"/>
               </w:rPr>
               <w:t>GitHub Actions</w:t>
             </w:r>
@@ -1784,17 +3290,24 @@
         </w:tc>
         <w:tc>
           <w:tcPr>
-            <w:tcW w:type="dxa" w:w="2880"/>
-            <w:vAlign w:val="center"/>
-          </w:tcPr>
-          <w:p>
-            <w:pPr>
-              <w:spacing w:after="40" w:line="264" w:lineRule="auto"/>
-              <w:jc w:val="left"/>
-            </w:pPr>
-            <w:r>
-              <w:rPr>
-                <w:sz w:val="19"/>
+            <w:tcW w:type="dxa" w:w="2668"/>
+            <w:vAlign w:val="center"/>
+            <w:tcMar>
+              <w:top w:w="105" w:type="dxa"/>
+              <w:bottom w:w="105" w:type="dxa"/>
+              <w:start w:w="135" w:type="dxa"/>
+              <w:end w:w="135" w:type="dxa"/>
+            </w:tcMar>
+          </w:tcPr>
+          <w:p>
+            <w:pPr>
+              <w:spacing w:after="0" w:line="276" w:lineRule="auto"/>
+              <w:jc w:val="left"/>
+            </w:pPr>
+            <w:r>
+              <w:rPr>
+                <w:rFonts w:ascii="宋体" w:hAnsi="宋体" w:eastAsia="宋体"/>
+                <w:sz w:val="21"/>
               </w:rPr>
               <w:t>容器拉起、节点注册、服务发现、指标抓取、Trace 形成</w:t>
             </w:r>
@@ -1802,17 +3315,24 @@
         </w:tc>
         <w:tc>
           <w:tcPr>
-            <w:tcW w:type="dxa" w:w="3096"/>
-            <w:vAlign w:val="center"/>
-          </w:tcPr>
-          <w:p>
-            <w:pPr>
-              <w:spacing w:after="40" w:line="264" w:lineRule="auto"/>
-              <w:jc w:val="left"/>
-            </w:pPr>
-            <w:r>
-              <w:rPr>
-                <w:sz w:val="19"/>
+            <w:tcW w:type="dxa" w:w="2868"/>
+            <w:vAlign w:val="center"/>
+            <w:tcMar>
+              <w:top w:w="105" w:type="dxa"/>
+              <w:bottom w:w="105" w:type="dxa"/>
+              <w:start w:w="135" w:type="dxa"/>
+              <w:end w:w="135" w:type="dxa"/>
+            </w:tcMar>
+          </w:tcPr>
+          <w:p>
+            <w:pPr>
+              <w:spacing w:after="0" w:line="276" w:lineRule="auto"/>
+              <w:jc w:val="left"/>
+            </w:pPr>
+            <w:r>
+              <w:rPr>
+                <w:rFonts w:ascii="宋体" w:hAnsi="宋体" w:eastAsia="宋体"/>
+                <w:sz w:val="21"/>
               </w:rPr>
               <w:t>`tests/smoke-test.sh`。</w:t>
             </w:r>
@@ -1822,17 +3342,25 @@
       <w:tr>
         <w:tc>
           <w:tcPr>
-            <w:tcW w:type="dxa" w:w="1656"/>
-            <w:vAlign w:val="center"/>
-          </w:tcPr>
-          <w:p>
-            <w:pPr>
-              <w:spacing w:after="40" w:line="264" w:lineRule="auto"/>
-              <w:jc w:val="left"/>
-            </w:pPr>
-            <w:r>
-              <w:rPr>
-                <w:sz w:val="19"/>
+            <w:tcW w:type="dxa" w:w="1534"/>
+            <w:vAlign w:val="center"/>
+            <w:tcMar>
+              <w:top w:w="105" w:type="dxa"/>
+              <w:bottom w:w="105" w:type="dxa"/>
+              <w:start w:w="135" w:type="dxa"/>
+              <w:end w:w="135" w:type="dxa"/>
+            </w:tcMar>
+            <w:shd w:val="clear" w:color="auto" w:fill="F7F9FC"/>
+          </w:tcPr>
+          <w:p>
+            <w:pPr>
+              <w:spacing w:after="0" w:line="276" w:lineRule="auto"/>
+              <w:jc w:val="left"/>
+            </w:pPr>
+            <w:r>
+              <w:rPr>
+                <w:rFonts w:ascii="宋体" w:hAnsi="宋体" w:eastAsia="宋体"/>
+                <w:sz w:val="21"/>
               </w:rPr>
               <w:t>人工页面复核</w:t>
             </w:r>
@@ -1840,17 +3368,25 @@
         </w:tc>
         <w:tc>
           <w:tcPr>
-            <w:tcW w:type="dxa" w:w="1728"/>
-            <w:vAlign w:val="center"/>
-          </w:tcPr>
-          <w:p>
-            <w:pPr>
-              <w:spacing w:after="40" w:line="264" w:lineRule="auto"/>
-              <w:jc w:val="left"/>
-            </w:pPr>
-            <w:r>
-              <w:rPr>
-                <w:sz w:val="19"/>
+            <w:tcW w:type="dxa" w:w="1601"/>
+            <w:vAlign w:val="center"/>
+            <w:tcMar>
+              <w:top w:w="105" w:type="dxa"/>
+              <w:bottom w:w="105" w:type="dxa"/>
+              <w:start w:w="135" w:type="dxa"/>
+              <w:end w:w="135" w:type="dxa"/>
+            </w:tcMar>
+            <w:shd w:val="clear" w:color="auto" w:fill="F7F9FC"/>
+          </w:tcPr>
+          <w:p>
+            <w:pPr>
+              <w:spacing w:after="0" w:line="276" w:lineRule="auto"/>
+              <w:jc w:val="left"/>
+            </w:pPr>
+            <w:r>
+              <w:rPr>
+                <w:rFonts w:ascii="宋体" w:hAnsi="宋体" w:eastAsia="宋体"/>
+                <w:sz w:val="21"/>
               </w:rPr>
               <w:t>演示环境</w:t>
             </w:r>
@@ -1858,17 +3394,25 @@
         </w:tc>
         <w:tc>
           <w:tcPr>
-            <w:tcW w:type="dxa" w:w="2880"/>
-            <w:vAlign w:val="center"/>
-          </w:tcPr>
-          <w:p>
-            <w:pPr>
-              <w:spacing w:after="40" w:line="264" w:lineRule="auto"/>
-              <w:jc w:val="left"/>
-            </w:pPr>
-            <w:r>
-              <w:rPr>
-                <w:sz w:val="19"/>
+            <w:tcW w:type="dxa" w:w="2668"/>
+            <w:vAlign w:val="center"/>
+            <w:tcMar>
+              <w:top w:w="105" w:type="dxa"/>
+              <w:bottom w:w="105" w:type="dxa"/>
+              <w:start w:w="135" w:type="dxa"/>
+              <w:end w:w="135" w:type="dxa"/>
+            </w:tcMar>
+            <w:shd w:val="clear" w:color="auto" w:fill="F7F9FC"/>
+          </w:tcPr>
+          <w:p>
+            <w:pPr>
+              <w:spacing w:after="0" w:line="276" w:lineRule="auto"/>
+              <w:jc w:val="left"/>
+            </w:pPr>
+            <w:r>
+              <w:rPr>
+                <w:rFonts w:ascii="宋体" w:hAnsi="宋体" w:eastAsia="宋体"/>
+                <w:sz w:val="21"/>
               </w:rPr>
               <w:t>总览、节点、服务、链路、调试和第三方后台截图</w:t>
             </w:r>
@@ -1876,17 +3420,25 @@
         </w:tc>
         <w:tc>
           <w:tcPr>
-            <w:tcW w:type="dxa" w:w="3096"/>
-            <w:vAlign w:val="center"/>
-          </w:tcPr>
-          <w:p>
-            <w:pPr>
-              <w:spacing w:after="40" w:line="264" w:lineRule="auto"/>
-              <w:jc w:val="left"/>
-            </w:pPr>
-            <w:r>
-              <w:rPr>
-                <w:sz w:val="19"/>
+            <w:tcW w:type="dxa" w:w="2868"/>
+            <w:vAlign w:val="center"/>
+            <w:tcMar>
+              <w:top w:w="105" w:type="dxa"/>
+              <w:bottom w:w="105" w:type="dxa"/>
+              <w:start w:w="135" w:type="dxa"/>
+              <w:end w:w="135" w:type="dxa"/>
+            </w:tcMar>
+            <w:shd w:val="clear" w:color="auto" w:fill="F7F9FC"/>
+          </w:tcPr>
+          <w:p>
+            <w:pPr>
+              <w:spacing w:after="0" w:line="276" w:lineRule="auto"/>
+              <w:jc w:val="left"/>
+            </w:pPr>
+            <w:r>
+              <w:rPr>
+                <w:rFonts w:ascii="宋体" w:hAnsi="宋体" w:eastAsia="宋体"/>
+                <w:sz w:val="21"/>
               </w:rPr>
               <w:t>`pics/`、答辩 PPT。</w:t>
             </w:r>
@@ -1901,12 +3453,13 @@
     </w:p>
     <w:p>
       <w:pPr>
-        <w:spacing w:after="120" w:line="300" w:lineRule="auto"/>
-      </w:pPr>
-      <w:r>
-        <w:rPr>
+        <w:spacing w:after="0" w:line="360" w:lineRule="auto"/>
+      </w:pPr>
+      <w:r>
+        <w:rPr>
+          <w:rFonts w:ascii="宋体" w:hAnsi="宋体" w:eastAsia="宋体"/>
           <w:i w:val="0"/>
-          <w:sz w:val="21"/>
+          <w:sz w:val="24"/>
         </w:rPr>
         <w:t>这种测试层次覆盖了课程交付最容易失分的回归点：依赖、路径、targets、业务 Trace 和部署顺序。</w:t>
       </w:r>
@@ -1946,36 +3499,39 @@
     </w:p>
     <w:p>
       <w:pPr>
-        <w:spacing w:after="120" w:line="300" w:lineRule="auto"/>
-      </w:pPr>
-      <w:r>
-        <w:rPr>
+        <w:spacing w:after="0" w:line="360" w:lineRule="auto"/>
+      </w:pPr>
+      <w:r>
+        <w:rPr>
+          <w:rFonts w:ascii="宋体" w:hAnsi="宋体" w:eastAsia="宋体"/>
           <w:i w:val="0"/>
-          <w:sz w:val="21"/>
+          <w:sz w:val="24"/>
         </w:rPr>
         <w:t>运行完整环境前，需要准备 `.env`，并保证 Docker、镜像源和 Maven/NPM/Go 代理配置可用。</w:t>
       </w:r>
     </w:p>
     <w:p>
       <w:pPr>
-        <w:spacing w:after="120" w:line="300" w:lineRule="auto"/>
-      </w:pPr>
-      <w:r>
-        <w:rPr>
+        <w:spacing w:after="0" w:line="360" w:lineRule="auto"/>
+      </w:pPr>
+      <w:r>
+        <w:rPr>
+          <w:rFonts w:ascii="宋体" w:hAnsi="宋体" w:eastAsia="宋体"/>
           <w:i w:val="0"/>
-          <w:sz w:val="21"/>
+          <w:sz w:val="24"/>
         </w:rPr>
         <w:t>为了让 Trace 页面稳定出数，系统在 `app-node` 内置 `traffic-generator.sh`，部署脚本也会主动访问 `/api/demo-chain` 进行预热。</w:t>
       </w:r>
     </w:p>
     <w:p>
       <w:pPr>
-        <w:spacing w:after="120" w:line="300" w:lineRule="auto"/>
-      </w:pPr>
-      <w:r>
-        <w:rPr>
+        <w:spacing w:after="0" w:line="360" w:lineRule="auto"/>
+      </w:pPr>
+      <w:r>
+        <w:rPr>
+          <w:rFonts w:ascii="宋体" w:hAnsi="宋体" w:eastAsia="宋体"/>
           <w:i w:val="0"/>
-          <w:sz w:val="21"/>
+          <w:sz w:val="24"/>
         </w:rPr>
         <w:t>因此，本项目的测试准备不仅包括代码和依赖，还包括业务流量准备。没有持续流量时，SkyWalking 和部分 Grafana 面板会出现“组件可用但链路为空”的情况。</w:t>
       </w:r>
@@ -2015,36 +3571,39 @@
     </w:p>
     <w:p>
       <w:pPr>
-        <w:spacing w:after="120" w:line="300" w:lineRule="auto"/>
-      </w:pPr>
-      <w:r>
-        <w:rPr>
+        <w:spacing w:after="0" w:line="360" w:lineRule="auto"/>
+      </w:pPr>
+      <w:r>
+        <w:rPr>
+          <w:rFonts w:ascii="宋体" w:hAnsi="宋体" w:eastAsia="宋体"/>
           <w:i w:val="0"/>
-          <w:sz w:val="21"/>
+          <w:sz w:val="24"/>
         </w:rPr>
         <w:t>当前测试策略分为四层：模块级单测、配置回归、完整环境冒烟、人工页面复核。</w:t>
       </w:r>
     </w:p>
     <w:p>
       <w:pPr>
-        <w:spacing w:after="120" w:line="300" w:lineRule="auto"/>
-      </w:pPr>
-      <w:r>
-        <w:rPr>
+        <w:spacing w:after="0" w:line="360" w:lineRule="auto"/>
+      </w:pPr>
+      <w:r>
+        <w:rPr>
+          <w:rFonts w:ascii="宋体" w:hAnsi="宋体" w:eastAsia="宋体"/>
           <w:i w:val="0"/>
-          <w:sz w:val="21"/>
+          <w:sz w:val="24"/>
         </w:rPr>
         <w:t>其中，模块级单测由 GitHub Actions 执行；`packaging-test` 负责执行关键配置回归脚本；完整环境冒烟由 `smoke-test.sh` 验证节点注册、Prometheus 抓取和业务 Trace；人工复核主要依赖前台页面、原生后台截图和工作流运行记录。</w:t>
       </w:r>
     </w:p>
     <w:p>
       <w:pPr>
-        <w:spacing w:after="120" w:line="300" w:lineRule="auto"/>
-      </w:pPr>
-      <w:r>
-        <w:rPr>
+        <w:spacing w:after="0" w:line="360" w:lineRule="auto"/>
+      </w:pPr>
+      <w:r>
+        <w:rPr>
+          <w:rFonts w:ascii="宋体" w:hAnsi="宋体" w:eastAsia="宋体"/>
           <w:i w:val="0"/>
-          <w:sz w:val="21"/>
+          <w:sz w:val="24"/>
         </w:rPr>
         <w:t>四层策略同时覆盖代码逻辑回归、工程配置回归、完整环境闭环和答辩展示材料。</w:t>
       </w:r>
@@ -2084,36 +3643,39 @@
     </w:p>
     <w:p>
       <w:pPr>
-        <w:spacing w:after="120" w:line="300" w:lineRule="auto"/>
-      </w:pPr>
-      <w:r>
-        <w:rPr>
+        <w:spacing w:after="0" w:line="360" w:lineRule="auto"/>
+      </w:pPr>
+      <w:r>
+        <w:rPr>
+          <w:rFonts w:ascii="宋体" w:hAnsi="宋体" w:eastAsia="宋体"/>
           <w:i w:val="0"/>
-          <w:sz w:val="21"/>
+          <w:sz w:val="24"/>
         </w:rPr>
         <w:t>测试内容尽量直接对应课题要求：主机纳管、服务发现、资源监控、技术栈信息、指标抓取和调用链展示。</w:t>
       </w:r>
     </w:p>
     <w:p>
       <w:pPr>
-        <w:spacing w:after="120" w:line="300" w:lineRule="auto"/>
-      </w:pPr>
-      <w:r>
-        <w:rPr>
+        <w:spacing w:after="0" w:line="360" w:lineRule="auto"/>
+      </w:pPr>
+      <w:r>
+        <w:rPr>
+          <w:rFonts w:ascii="宋体" w:hAnsi="宋体" w:eastAsia="宋体"/>
           <w:i w:val="0"/>
-          <w:sz w:val="21"/>
+          <w:sz w:val="24"/>
         </w:rPr>
         <w:t>对没有当前 CI 记录、截图或仓库证据支持的部分，不把它表述成“已通过”；对已经由 GitHub Actions 跑通的链路，则直接按通过状态记录。</w:t>
       </w:r>
     </w:p>
     <w:p>
       <w:pPr>
-        <w:spacing w:after="120" w:line="300" w:lineRule="auto"/>
-      </w:pPr>
-      <w:r>
-        <w:rPr>
+        <w:spacing w:after="0" w:line="360" w:lineRule="auto"/>
+      </w:pPr>
+      <w:r>
+        <w:rPr>
+          <w:rFonts w:ascii="宋体" w:hAnsi="宋体" w:eastAsia="宋体"/>
           <w:i w:val="0"/>
-          <w:sz w:val="21"/>
+          <w:sz w:val="24"/>
         </w:rPr>
         <w:t>同样需要区分“脚本存在”和“结果已通过”。对于课程文档，前者可以证明工程意识，后者才能证明当前版本状态。两者都应写，但不能混写。</w:t>
       </w:r>
@@ -2153,12 +3715,13 @@
     </w:p>
     <w:p>
       <w:pPr>
-        <w:spacing w:after="120" w:line="300" w:lineRule="auto"/>
-      </w:pPr>
-      <w:r>
-        <w:rPr>
+        <w:spacing w:after="0" w:line="360" w:lineRule="auto"/>
+      </w:pPr>
+      <w:r>
+        <w:rPr>
+          <w:rFonts w:ascii="宋体" w:hAnsi="宋体" w:eastAsia="宋体"/>
           <w:i w:val="0"/>
-          <w:sz w:val="21"/>
+          <w:sz w:val="24"/>
         </w:rPr>
         <w:t>测试用例设计围绕题目原始要求展开，不额外发明脱离课题的花哨场景。只要纳管、发现、采集、展示、追踪和部署验收六条主线能闭环，课程目标就能被直接回证。</w:t>
       </w:r>
@@ -2167,29 +3730,49 @@
       <w:tblPr>
         <w:tblW w:type="auto" w:w="0"/>
         <w:jc w:val="center"/>
+        <w:tblLayout w:type="fixed"/>
         <w:tblLook w:firstColumn="1" w:firstRow="1" w:lastColumn="0" w:lastRow="0" w:noHBand="0" w:noVBand="1" w:val="04A0"/>
+        <w:tblBorders>
+          <w:top w:val="single" w:sz="6" w:space="0" w:color="9EA7B3"/>
+          <w:left w:val="single" w:sz="6" w:space="0" w:color="9EA7B3"/>
+          <w:bottom w:val="single" w:sz="6" w:space="0" w:color="9EA7B3"/>
+          <w:right w:val="single" w:sz="6" w:space="0" w:color="9EA7B3"/>
+          <w:insideH w:val="single" w:sz="6" w:space="0" w:color="9EA7B3"/>
+          <w:insideV w:val="single" w:sz="6" w:space="0" w:color="9EA7B3"/>
+        </w:tblBorders>
       </w:tblPr>
       <w:tblGrid>
-        <w:gridCol w:w="2239"/>
-        <w:gridCol w:w="2239"/>
-        <w:gridCol w:w="2239"/>
-        <w:gridCol w:w="2239"/>
+        <w:gridCol w:w="1238"/>
+        <w:gridCol w:w="1856"/>
+        <w:gridCol w:w="2655"/>
+        <w:gridCol w:w="2921"/>
       </w:tblGrid>
       <w:tr>
-        <w:tc>
-          <w:tcPr>
-            <w:tcW w:type="dxa" w:w="1080"/>
-            <w:vAlign w:val="center"/>
-          </w:tcPr>
-          <w:p>
-            <w:pPr>
-              <w:spacing w:after="40" w:line="264" w:lineRule="auto"/>
+        <w:trPr>
+          <w:tblHeader w:val="true"/>
+        </w:trPr>
+        <w:tc>
+          <w:tcPr>
+            <w:tcW w:type="dxa" w:w="1238"/>
+            <w:vAlign w:val="center"/>
+            <w:tcMar>
+              <w:top w:w="105" w:type="dxa"/>
+              <w:bottom w:w="105" w:type="dxa"/>
+              <w:start w:w="135" w:type="dxa"/>
+              <w:end w:w="135" w:type="dxa"/>
+            </w:tcMar>
+            <w:shd w:val="clear" w:color="auto" w:fill="E6EBF2"/>
+          </w:tcPr>
+          <w:p>
+            <w:pPr>
+              <w:spacing w:after="0" w:line="276" w:lineRule="auto"/>
               <w:jc w:val="center"/>
             </w:pPr>
             <w:r>
               <w:rPr>
+                <w:rFonts w:ascii="宋体" w:hAnsi="宋体" w:eastAsia="宋体"/>
                 <w:b/>
-                <w:sz w:val="19"/>
+                <w:sz w:val="21"/>
               </w:rPr>
               <w:t>用例ID</w:t>
             </w:r>
@@ -2197,18 +3780,26 @@
         </w:tc>
         <w:tc>
           <w:tcPr>
-            <w:tcW w:type="dxa" w:w="1944"/>
-            <w:vAlign w:val="center"/>
-          </w:tcPr>
-          <w:p>
-            <w:pPr>
-              <w:spacing w:after="40" w:line="264" w:lineRule="auto"/>
+            <w:tcW w:type="dxa" w:w="1856"/>
+            <w:vAlign w:val="center"/>
+            <w:tcMar>
+              <w:top w:w="105" w:type="dxa"/>
+              <w:bottom w:w="105" w:type="dxa"/>
+              <w:start w:w="135" w:type="dxa"/>
+              <w:end w:w="135" w:type="dxa"/>
+            </w:tcMar>
+            <w:shd w:val="clear" w:color="auto" w:fill="E6EBF2"/>
+          </w:tcPr>
+          <w:p>
+            <w:pPr>
+              <w:spacing w:after="0" w:line="276" w:lineRule="auto"/>
               <w:jc w:val="center"/>
             </w:pPr>
             <w:r>
               <w:rPr>
+                <w:rFonts w:ascii="宋体" w:hAnsi="宋体" w:eastAsia="宋体"/>
                 <w:b/>
-                <w:sz w:val="19"/>
+                <w:sz w:val="21"/>
               </w:rPr>
               <w:t>测试目标</w:t>
             </w:r>
@@ -2216,18 +3807,26 @@
         </w:tc>
         <w:tc>
           <w:tcPr>
-            <w:tcW w:type="dxa" w:w="2808"/>
-            <w:vAlign w:val="center"/>
-          </w:tcPr>
-          <w:p>
-            <w:pPr>
-              <w:spacing w:after="40" w:line="264" w:lineRule="auto"/>
+            <w:tcW w:type="dxa" w:w="2655"/>
+            <w:vAlign w:val="center"/>
+            <w:tcMar>
+              <w:top w:w="105" w:type="dxa"/>
+              <w:bottom w:w="105" w:type="dxa"/>
+              <w:start w:w="135" w:type="dxa"/>
+              <w:end w:w="135" w:type="dxa"/>
+            </w:tcMar>
+            <w:shd w:val="clear" w:color="auto" w:fill="E6EBF2"/>
+          </w:tcPr>
+          <w:p>
+            <w:pPr>
+              <w:spacing w:after="0" w:line="276" w:lineRule="auto"/>
               <w:jc w:val="center"/>
             </w:pPr>
             <w:r>
               <w:rPr>
+                <w:rFonts w:ascii="宋体" w:hAnsi="宋体" w:eastAsia="宋体"/>
                 <w:b/>
-                <w:sz w:val="19"/>
+                <w:sz w:val="21"/>
               </w:rPr>
               <w:t>执行方式</w:t>
             </w:r>
@@ -2235,18 +3834,26 @@
         </w:tc>
         <w:tc>
           <w:tcPr>
-            <w:tcW w:type="dxa" w:w="3096"/>
-            <w:vAlign w:val="center"/>
-          </w:tcPr>
-          <w:p>
-            <w:pPr>
-              <w:spacing w:after="40" w:line="264" w:lineRule="auto"/>
+            <w:tcW w:type="dxa" w:w="2921"/>
+            <w:vAlign w:val="center"/>
+            <w:tcMar>
+              <w:top w:w="105" w:type="dxa"/>
+              <w:bottom w:w="105" w:type="dxa"/>
+              <w:start w:w="135" w:type="dxa"/>
+              <w:end w:w="135" w:type="dxa"/>
+            </w:tcMar>
+            <w:shd w:val="clear" w:color="auto" w:fill="E6EBF2"/>
+          </w:tcPr>
+          <w:p>
+            <w:pPr>
+              <w:spacing w:after="0" w:line="276" w:lineRule="auto"/>
               <w:jc w:val="center"/>
             </w:pPr>
             <w:r>
               <w:rPr>
+                <w:rFonts w:ascii="宋体" w:hAnsi="宋体" w:eastAsia="宋体"/>
                 <w:b/>
-                <w:sz w:val="19"/>
+                <w:sz w:val="21"/>
               </w:rPr>
               <w:t>预期结果</w:t>
             </w:r>
@@ -2256,17 +3863,24 @@
       <w:tr>
         <w:tc>
           <w:tcPr>
-            <w:tcW w:type="dxa" w:w="1080"/>
-            <w:vAlign w:val="center"/>
-          </w:tcPr>
-          <w:p>
-            <w:pPr>
-              <w:spacing w:after="40" w:line="264" w:lineRule="auto"/>
-              <w:jc w:val="left"/>
-            </w:pPr>
-            <w:r>
-              <w:rPr>
-                <w:sz w:val="19"/>
+            <w:tcW w:type="dxa" w:w="1238"/>
+            <w:vAlign w:val="center"/>
+            <w:tcMar>
+              <w:top w:w="105" w:type="dxa"/>
+              <w:bottom w:w="105" w:type="dxa"/>
+              <w:start w:w="135" w:type="dxa"/>
+              <w:end w:w="135" w:type="dxa"/>
+            </w:tcMar>
+          </w:tcPr>
+          <w:p>
+            <w:pPr>
+              <w:spacing w:after="0" w:line="276" w:lineRule="auto"/>
+              <w:jc w:val="left"/>
+            </w:pPr>
+            <w:r>
+              <w:rPr>
+                <w:rFonts w:ascii="宋体" w:hAnsi="宋体" w:eastAsia="宋体"/>
+                <w:sz w:val="21"/>
               </w:rPr>
               <w:t>T01</w:t>
             </w:r>
@@ -2274,17 +3888,24 @@
         </w:tc>
         <w:tc>
           <w:tcPr>
-            <w:tcW w:type="dxa" w:w="1944"/>
-            <w:vAlign w:val="center"/>
-          </w:tcPr>
-          <w:p>
-            <w:pPr>
-              <w:spacing w:after="40" w:line="264" w:lineRule="auto"/>
-              <w:jc w:val="left"/>
-            </w:pPr>
-            <w:r>
-              <w:rPr>
-                <w:sz w:val="19"/>
+            <w:tcW w:type="dxa" w:w="1856"/>
+            <w:vAlign w:val="center"/>
+            <w:tcMar>
+              <w:top w:w="105" w:type="dxa"/>
+              <w:bottom w:w="105" w:type="dxa"/>
+              <w:start w:w="135" w:type="dxa"/>
+              <w:end w:w="135" w:type="dxa"/>
+            </w:tcMar>
+          </w:tcPr>
+          <w:p>
+            <w:pPr>
+              <w:spacing w:after="0" w:line="276" w:lineRule="auto"/>
+              <w:jc w:val="left"/>
+            </w:pPr>
+            <w:r>
+              <w:rPr>
+                <w:rFonts w:ascii="宋体" w:hAnsi="宋体" w:eastAsia="宋体"/>
+                <w:sz w:val="21"/>
               </w:rPr>
               <w:t>节点注册</w:t>
             </w:r>
@@ -2292,17 +3913,24 @@
         </w:tc>
         <w:tc>
           <w:tcPr>
-            <w:tcW w:type="dxa" w:w="2808"/>
-            <w:vAlign w:val="center"/>
-          </w:tcPr>
-          <w:p>
-            <w:pPr>
-              <w:spacing w:after="40" w:line="264" w:lineRule="auto"/>
-              <w:jc w:val="left"/>
-            </w:pPr>
-            <w:r>
-              <w:rPr>
-                <w:sz w:val="19"/>
+            <w:tcW w:type="dxa" w:w="2655"/>
+            <w:vAlign w:val="center"/>
+            <w:tcMar>
+              <w:top w:w="105" w:type="dxa"/>
+              <w:bottom w:w="105" w:type="dxa"/>
+              <w:start w:w="135" w:type="dxa"/>
+              <w:end w:w="135" w:type="dxa"/>
+            </w:tcMar>
+          </w:tcPr>
+          <w:p>
+            <w:pPr>
+              <w:spacing w:after="0" w:line="276" w:lineRule="auto"/>
+              <w:jc w:val="left"/>
+            </w:pPr>
+            <w:r>
+              <w:rPr>
+                <w:rFonts w:ascii="宋体" w:hAnsi="宋体" w:eastAsia="宋体"/>
+                <w:sz w:val="21"/>
               </w:rPr>
               <w:t>运行完整环境后访问 `/api/nodes`。</w:t>
             </w:r>
@@ -2310,17 +3938,24 @@
         </w:tc>
         <w:tc>
           <w:tcPr>
-            <w:tcW w:type="dxa" w:w="3096"/>
-            <w:vAlign w:val="center"/>
-          </w:tcPr>
-          <w:p>
-            <w:pPr>
-              <w:spacing w:after="40" w:line="264" w:lineRule="auto"/>
-              <w:jc w:val="left"/>
-            </w:pPr>
-            <w:r>
-              <w:rPr>
-                <w:sz w:val="19"/>
+            <w:tcW w:type="dxa" w:w="2921"/>
+            <w:vAlign w:val="center"/>
+            <w:tcMar>
+              <w:top w:w="105" w:type="dxa"/>
+              <w:bottom w:w="105" w:type="dxa"/>
+              <w:start w:w="135" w:type="dxa"/>
+              <w:end w:w="135" w:type="dxa"/>
+            </w:tcMar>
+          </w:tcPr>
+          <w:p>
+            <w:pPr>
+              <w:spacing w:after="0" w:line="276" w:lineRule="auto"/>
+              <w:jc w:val="left"/>
+            </w:pPr>
+            <w:r>
+              <w:rPr>
+                <w:rFonts w:ascii="宋体" w:hAnsi="宋体" w:eastAsia="宋体"/>
+                <w:sz w:val="21"/>
               </w:rPr>
               <w:t>能看到 `app-node` 和 `middleware-node`。</w:t>
             </w:r>
@@ -2330,17 +3965,25 @@
       <w:tr>
         <w:tc>
           <w:tcPr>
-            <w:tcW w:type="dxa" w:w="1080"/>
-            <w:vAlign w:val="center"/>
-          </w:tcPr>
-          <w:p>
-            <w:pPr>
-              <w:spacing w:after="40" w:line="264" w:lineRule="auto"/>
-              <w:jc w:val="left"/>
-            </w:pPr>
-            <w:r>
-              <w:rPr>
-                <w:sz w:val="19"/>
+            <w:tcW w:type="dxa" w:w="1238"/>
+            <w:vAlign w:val="center"/>
+            <w:tcMar>
+              <w:top w:w="105" w:type="dxa"/>
+              <w:bottom w:w="105" w:type="dxa"/>
+              <w:start w:w="135" w:type="dxa"/>
+              <w:end w:w="135" w:type="dxa"/>
+            </w:tcMar>
+            <w:shd w:val="clear" w:color="auto" w:fill="F7F9FC"/>
+          </w:tcPr>
+          <w:p>
+            <w:pPr>
+              <w:spacing w:after="0" w:line="276" w:lineRule="auto"/>
+              <w:jc w:val="left"/>
+            </w:pPr>
+            <w:r>
+              <w:rPr>
+                <w:rFonts w:ascii="宋体" w:hAnsi="宋体" w:eastAsia="宋体"/>
+                <w:sz w:val="21"/>
               </w:rPr>
               <w:t>T02</w:t>
             </w:r>
@@ -2348,17 +3991,25 @@
         </w:tc>
         <w:tc>
           <w:tcPr>
-            <w:tcW w:type="dxa" w:w="1944"/>
-            <w:vAlign w:val="center"/>
-          </w:tcPr>
-          <w:p>
-            <w:pPr>
-              <w:spacing w:after="40" w:line="264" w:lineRule="auto"/>
-              <w:jc w:val="left"/>
-            </w:pPr>
-            <w:r>
-              <w:rPr>
-                <w:sz w:val="19"/>
+            <w:tcW w:type="dxa" w:w="1856"/>
+            <w:vAlign w:val="center"/>
+            <w:tcMar>
+              <w:top w:w="105" w:type="dxa"/>
+              <w:bottom w:w="105" w:type="dxa"/>
+              <w:start w:w="135" w:type="dxa"/>
+              <w:end w:w="135" w:type="dxa"/>
+            </w:tcMar>
+            <w:shd w:val="clear" w:color="auto" w:fill="F7F9FC"/>
+          </w:tcPr>
+          <w:p>
+            <w:pPr>
+              <w:spacing w:after="0" w:line="276" w:lineRule="auto"/>
+              <w:jc w:val="left"/>
+            </w:pPr>
+            <w:r>
+              <w:rPr>
+                <w:rFonts w:ascii="宋体" w:hAnsi="宋体" w:eastAsia="宋体"/>
+                <w:sz w:val="21"/>
               </w:rPr>
               <w:t>服务发现</w:t>
             </w:r>
@@ -2366,17 +4017,25 @@
         </w:tc>
         <w:tc>
           <w:tcPr>
-            <w:tcW w:type="dxa" w:w="2808"/>
-            <w:vAlign w:val="center"/>
-          </w:tcPr>
-          <w:p>
-            <w:pPr>
-              <w:spacing w:after="40" w:line="264" w:lineRule="auto"/>
-              <w:jc w:val="left"/>
-            </w:pPr>
-            <w:r>
-              <w:rPr>
-                <w:sz w:val="19"/>
+            <w:tcW w:type="dxa" w:w="2655"/>
+            <w:vAlign w:val="center"/>
+            <w:tcMar>
+              <w:top w:w="105" w:type="dxa"/>
+              <w:bottom w:w="105" w:type="dxa"/>
+              <w:start w:w="135" w:type="dxa"/>
+              <w:end w:w="135" w:type="dxa"/>
+            </w:tcMar>
+            <w:shd w:val="clear" w:color="auto" w:fill="F7F9FC"/>
+          </w:tcPr>
+          <w:p>
+            <w:pPr>
+              <w:spacing w:after="0" w:line="276" w:lineRule="auto"/>
+              <w:jc w:val="left"/>
+            </w:pPr>
+            <w:r>
+              <w:rPr>
+                <w:rFonts w:ascii="宋体" w:hAnsi="宋体" w:eastAsia="宋体"/>
+                <w:sz w:val="21"/>
               </w:rPr>
               <w:t>访问 `/api/services`。</w:t>
             </w:r>
@@ -2384,17 +4043,25 @@
         </w:tc>
         <w:tc>
           <w:tcPr>
-            <w:tcW w:type="dxa" w:w="3096"/>
-            <w:vAlign w:val="center"/>
-          </w:tcPr>
-          <w:p>
-            <w:pPr>
-              <w:spacing w:after="40" w:line="264" w:lineRule="auto"/>
-              <w:jc w:val="left"/>
-            </w:pPr>
-            <w:r>
-              <w:rPr>
-                <w:sz w:val="19"/>
+            <w:tcW w:type="dxa" w:w="2921"/>
+            <w:vAlign w:val="center"/>
+            <w:tcMar>
+              <w:top w:w="105" w:type="dxa"/>
+              <w:bottom w:w="105" w:type="dxa"/>
+              <w:start w:w="135" w:type="dxa"/>
+              <w:end w:w="135" w:type="dxa"/>
+            </w:tcMar>
+            <w:shd w:val="clear" w:color="auto" w:fill="F7F9FC"/>
+          </w:tcPr>
+          <w:p>
+            <w:pPr>
+              <w:spacing w:after="0" w:line="276" w:lineRule="auto"/>
+              <w:jc w:val="left"/>
+            </w:pPr>
+            <w:r>
+              <w:rPr>
+                <w:rFonts w:ascii="宋体" w:hAnsi="宋体" w:eastAsia="宋体"/>
+                <w:sz w:val="21"/>
               </w:rPr>
               <w:t>能看到 Spring Boot、MySQL、Redis、Nginx、node_exporter 等服务目录。</w:t>
             </w:r>
@@ -2404,17 +4071,24 @@
       <w:tr>
         <w:tc>
           <w:tcPr>
-            <w:tcW w:type="dxa" w:w="1080"/>
-            <w:vAlign w:val="center"/>
-          </w:tcPr>
-          <w:p>
-            <w:pPr>
-              <w:spacing w:after="40" w:line="264" w:lineRule="auto"/>
-              <w:jc w:val="left"/>
-            </w:pPr>
-            <w:r>
-              <w:rPr>
-                <w:sz w:val="19"/>
+            <w:tcW w:type="dxa" w:w="1238"/>
+            <w:vAlign w:val="center"/>
+            <w:tcMar>
+              <w:top w:w="105" w:type="dxa"/>
+              <w:bottom w:w="105" w:type="dxa"/>
+              <w:start w:w="135" w:type="dxa"/>
+              <w:end w:w="135" w:type="dxa"/>
+            </w:tcMar>
+          </w:tcPr>
+          <w:p>
+            <w:pPr>
+              <w:spacing w:after="0" w:line="276" w:lineRule="auto"/>
+              <w:jc w:val="left"/>
+            </w:pPr>
+            <w:r>
+              <w:rPr>
+                <w:rFonts w:ascii="宋体" w:hAnsi="宋体" w:eastAsia="宋体"/>
+                <w:sz w:val="21"/>
               </w:rPr>
               <w:t>T03</w:t>
             </w:r>
@@ -2422,17 +4096,24 @@
         </w:tc>
         <w:tc>
           <w:tcPr>
-            <w:tcW w:type="dxa" w:w="1944"/>
-            <w:vAlign w:val="center"/>
-          </w:tcPr>
-          <w:p>
-            <w:pPr>
-              <w:spacing w:after="40" w:line="264" w:lineRule="auto"/>
-              <w:jc w:val="left"/>
-            </w:pPr>
-            <w:r>
-              <w:rPr>
-                <w:sz w:val="19"/>
+            <w:tcW w:type="dxa" w:w="1856"/>
+            <w:vAlign w:val="center"/>
+            <w:tcMar>
+              <w:top w:w="105" w:type="dxa"/>
+              <w:bottom w:w="105" w:type="dxa"/>
+              <w:start w:w="135" w:type="dxa"/>
+              <w:end w:w="135" w:type="dxa"/>
+            </w:tcMar>
+          </w:tcPr>
+          <w:p>
+            <w:pPr>
+              <w:spacing w:after="0" w:line="276" w:lineRule="auto"/>
+              <w:jc w:val="left"/>
+            </w:pPr>
+            <w:r>
+              <w:rPr>
+                <w:rFonts w:ascii="宋体" w:hAnsi="宋体" w:eastAsia="宋体"/>
+                <w:sz w:val="21"/>
               </w:rPr>
               <w:t>心跳与资源指标</w:t>
             </w:r>
@@ -2440,17 +4121,24 @@
         </w:tc>
         <w:tc>
           <w:tcPr>
-            <w:tcW w:type="dxa" w:w="2808"/>
-            <w:vAlign w:val="center"/>
-          </w:tcPr>
-          <w:p>
-            <w:pPr>
-              <w:spacing w:after="40" w:line="264" w:lineRule="auto"/>
-              <w:jc w:val="left"/>
-            </w:pPr>
-            <w:r>
-              <w:rPr>
-                <w:sz w:val="19"/>
+            <w:tcW w:type="dxa" w:w="2655"/>
+            <w:vAlign w:val="center"/>
+            <w:tcMar>
+              <w:top w:w="105" w:type="dxa"/>
+              <w:bottom w:w="105" w:type="dxa"/>
+              <w:start w:w="135" w:type="dxa"/>
+              <w:end w:w="135" w:type="dxa"/>
+            </w:tcMar>
+          </w:tcPr>
+          <w:p>
+            <w:pPr>
+              <w:spacing w:after="0" w:line="276" w:lineRule="auto"/>
+              <w:jc w:val="left"/>
+            </w:pPr>
+            <w:r>
+              <w:rPr>
+                <w:rFonts w:ascii="宋体" w:hAnsi="宋体" w:eastAsia="宋体"/>
+                <w:sz w:val="21"/>
               </w:rPr>
               <w:t>访问节点详情接口或前台节点详情页。</w:t>
             </w:r>
@@ -2458,17 +4146,24 @@
         </w:tc>
         <w:tc>
           <w:tcPr>
-            <w:tcW w:type="dxa" w:w="3096"/>
-            <w:vAlign w:val="center"/>
-          </w:tcPr>
-          <w:p>
-            <w:pPr>
-              <w:spacing w:after="40" w:line="264" w:lineRule="auto"/>
-              <w:jc w:val="left"/>
-            </w:pPr>
-            <w:r>
-              <w:rPr>
-                <w:sz w:val="19"/>
+            <w:tcW w:type="dxa" w:w="2921"/>
+            <w:vAlign w:val="center"/>
+            <w:tcMar>
+              <w:top w:w="105" w:type="dxa"/>
+              <w:bottom w:w="105" w:type="dxa"/>
+              <w:start w:w="135" w:type="dxa"/>
+              <w:end w:w="135" w:type="dxa"/>
+            </w:tcMar>
+          </w:tcPr>
+          <w:p>
+            <w:pPr>
+              <w:spacing w:after="0" w:line="276" w:lineRule="auto"/>
+              <w:jc w:val="left"/>
+            </w:pPr>
+            <w:r>
+              <w:rPr>
+                <w:rFonts w:ascii="宋体" w:hAnsi="宋体" w:eastAsia="宋体"/>
+                <w:sz w:val="21"/>
               </w:rPr>
               <w:t>能看到 CPU、内存、磁盘、网络等指标。</w:t>
             </w:r>
@@ -2478,17 +4173,25 @@
       <w:tr>
         <w:tc>
           <w:tcPr>
-            <w:tcW w:type="dxa" w:w="1080"/>
-            <w:vAlign w:val="center"/>
-          </w:tcPr>
-          <w:p>
-            <w:pPr>
-              <w:spacing w:after="40" w:line="264" w:lineRule="auto"/>
-              <w:jc w:val="left"/>
-            </w:pPr>
-            <w:r>
-              <w:rPr>
-                <w:sz w:val="19"/>
+            <w:tcW w:type="dxa" w:w="1238"/>
+            <w:vAlign w:val="center"/>
+            <w:tcMar>
+              <w:top w:w="105" w:type="dxa"/>
+              <w:bottom w:w="105" w:type="dxa"/>
+              <w:start w:w="135" w:type="dxa"/>
+              <w:end w:w="135" w:type="dxa"/>
+            </w:tcMar>
+            <w:shd w:val="clear" w:color="auto" w:fill="F7F9FC"/>
+          </w:tcPr>
+          <w:p>
+            <w:pPr>
+              <w:spacing w:after="0" w:line="276" w:lineRule="auto"/>
+              <w:jc w:val="left"/>
+            </w:pPr>
+            <w:r>
+              <w:rPr>
+                <w:rFonts w:ascii="宋体" w:hAnsi="宋体" w:eastAsia="宋体"/>
+                <w:sz w:val="21"/>
               </w:rPr>
               <w:t>T04</w:t>
             </w:r>
@@ -2496,17 +4199,25 @@
         </w:tc>
         <w:tc>
           <w:tcPr>
-            <w:tcW w:type="dxa" w:w="1944"/>
-            <w:vAlign w:val="center"/>
-          </w:tcPr>
-          <w:p>
-            <w:pPr>
-              <w:spacing w:after="40" w:line="264" w:lineRule="auto"/>
-              <w:jc w:val="left"/>
-            </w:pPr>
-            <w:r>
-              <w:rPr>
-                <w:sz w:val="19"/>
+            <w:tcW w:type="dxa" w:w="1856"/>
+            <w:vAlign w:val="center"/>
+            <w:tcMar>
+              <w:top w:w="105" w:type="dxa"/>
+              <w:bottom w:w="105" w:type="dxa"/>
+              <w:start w:w="135" w:type="dxa"/>
+              <w:end w:w="135" w:type="dxa"/>
+            </w:tcMar>
+            <w:shd w:val="clear" w:color="auto" w:fill="F7F9FC"/>
+          </w:tcPr>
+          <w:p>
+            <w:pPr>
+              <w:spacing w:after="0" w:line="276" w:lineRule="auto"/>
+              <w:jc w:val="left"/>
+            </w:pPr>
+            <w:r>
+              <w:rPr>
+                <w:rFonts w:ascii="宋体" w:hAnsi="宋体" w:eastAsia="宋体"/>
+                <w:sz w:val="21"/>
               </w:rPr>
               <w:t>总览页聚合</w:t>
             </w:r>
@@ -2514,17 +4225,25 @@
         </w:tc>
         <w:tc>
           <w:tcPr>
-            <w:tcW w:type="dxa" w:w="2808"/>
-            <w:vAlign w:val="center"/>
-          </w:tcPr>
-          <w:p>
-            <w:pPr>
-              <w:spacing w:after="40" w:line="264" w:lineRule="auto"/>
-              <w:jc w:val="left"/>
-            </w:pPr>
-            <w:r>
-              <w:rPr>
-                <w:sz w:val="19"/>
+            <w:tcW w:type="dxa" w:w="2655"/>
+            <w:vAlign w:val="center"/>
+            <w:tcMar>
+              <w:top w:w="105" w:type="dxa"/>
+              <w:bottom w:w="105" w:type="dxa"/>
+              <w:start w:w="135" w:type="dxa"/>
+              <w:end w:w="135" w:type="dxa"/>
+            </w:tcMar>
+            <w:shd w:val="clear" w:color="auto" w:fill="F7F9FC"/>
+          </w:tcPr>
+          <w:p>
+            <w:pPr>
+              <w:spacing w:after="0" w:line="276" w:lineRule="auto"/>
+              <w:jc w:val="left"/>
+            </w:pPr>
+            <w:r>
+              <w:rPr>
+                <w:rFonts w:ascii="宋体" w:hAnsi="宋体" w:eastAsia="宋体"/>
+                <w:sz w:val="21"/>
               </w:rPr>
               <w:t>访问 `/overview`。</w:t>
             </w:r>
@@ -2532,17 +4251,25 @@
         </w:tc>
         <w:tc>
           <w:tcPr>
-            <w:tcW w:type="dxa" w:w="3096"/>
-            <w:vAlign w:val="center"/>
-          </w:tcPr>
-          <w:p>
-            <w:pPr>
-              <w:spacing w:after="40" w:line="264" w:lineRule="auto"/>
-              <w:jc w:val="left"/>
-            </w:pPr>
-            <w:r>
-              <w:rPr>
-                <w:sz w:val="19"/>
+            <w:tcW w:type="dxa" w:w="2921"/>
+            <w:vAlign w:val="center"/>
+            <w:tcMar>
+              <w:top w:w="105" w:type="dxa"/>
+              <w:bottom w:w="105" w:type="dxa"/>
+              <w:start w:w="135" w:type="dxa"/>
+              <w:end w:w="135" w:type="dxa"/>
+            </w:tcMar>
+            <w:shd w:val="clear" w:color="auto" w:fill="F7F9FC"/>
+          </w:tcPr>
+          <w:p>
+            <w:pPr>
+              <w:spacing w:after="0" w:line="276" w:lineRule="auto"/>
+              <w:jc w:val="left"/>
+            </w:pPr>
+            <w:r>
+              <w:rPr>
+                <w:rFonts w:ascii="宋体" w:hAnsi="宋体" w:eastAsia="宋体"/>
+                <w:sz w:val="21"/>
               </w:rPr>
               <w:t>能看到节点计数、服务计数、异常入口和趋势图。</w:t>
             </w:r>
@@ -2552,17 +4279,24 @@
       <w:tr>
         <w:tc>
           <w:tcPr>
-            <w:tcW w:type="dxa" w:w="1080"/>
-            <w:vAlign w:val="center"/>
-          </w:tcPr>
-          <w:p>
-            <w:pPr>
-              <w:spacing w:after="40" w:line="264" w:lineRule="auto"/>
-              <w:jc w:val="left"/>
-            </w:pPr>
-            <w:r>
-              <w:rPr>
-                <w:sz w:val="19"/>
+            <w:tcW w:type="dxa" w:w="1238"/>
+            <w:vAlign w:val="center"/>
+            <w:tcMar>
+              <w:top w:w="105" w:type="dxa"/>
+              <w:bottom w:w="105" w:type="dxa"/>
+              <w:start w:w="135" w:type="dxa"/>
+              <w:end w:w="135" w:type="dxa"/>
+            </w:tcMar>
+          </w:tcPr>
+          <w:p>
+            <w:pPr>
+              <w:spacing w:after="0" w:line="276" w:lineRule="auto"/>
+              <w:jc w:val="left"/>
+            </w:pPr>
+            <w:r>
+              <w:rPr>
+                <w:rFonts w:ascii="宋体" w:hAnsi="宋体" w:eastAsia="宋体"/>
+                <w:sz w:val="21"/>
               </w:rPr>
               <w:t>T05</w:t>
             </w:r>
@@ -2570,17 +4304,24 @@
         </w:tc>
         <w:tc>
           <w:tcPr>
-            <w:tcW w:type="dxa" w:w="1944"/>
-            <w:vAlign w:val="center"/>
-          </w:tcPr>
-          <w:p>
-            <w:pPr>
-              <w:spacing w:after="40" w:line="264" w:lineRule="auto"/>
-              <w:jc w:val="left"/>
-            </w:pPr>
-            <w:r>
-              <w:rPr>
-                <w:sz w:val="19"/>
+            <w:tcW w:type="dxa" w:w="1856"/>
+            <w:vAlign w:val="center"/>
+            <w:tcMar>
+              <w:top w:w="105" w:type="dxa"/>
+              <w:bottom w:w="105" w:type="dxa"/>
+              <w:start w:w="135" w:type="dxa"/>
+              <w:end w:w="135" w:type="dxa"/>
+            </w:tcMar>
+          </w:tcPr>
+          <w:p>
+            <w:pPr>
+              <w:spacing w:after="0" w:line="276" w:lineRule="auto"/>
+              <w:jc w:val="left"/>
+            </w:pPr>
+            <w:r>
+              <w:rPr>
+                <w:rFonts w:ascii="宋体" w:hAnsi="宋体" w:eastAsia="宋体"/>
+                <w:sz w:val="21"/>
               </w:rPr>
               <w:t>服务详情下钻</w:t>
             </w:r>
@@ -2588,17 +4329,24 @@
         </w:tc>
         <w:tc>
           <w:tcPr>
-            <w:tcW w:type="dxa" w:w="2808"/>
-            <w:vAlign w:val="center"/>
-          </w:tcPr>
-          <w:p>
-            <w:pPr>
-              <w:spacing w:after="40" w:line="264" w:lineRule="auto"/>
-              <w:jc w:val="left"/>
-            </w:pPr>
-            <w:r>
-              <w:rPr>
-                <w:sz w:val="19"/>
+            <w:tcW w:type="dxa" w:w="2655"/>
+            <w:vAlign w:val="center"/>
+            <w:tcMar>
+              <w:top w:w="105" w:type="dxa"/>
+              <w:bottom w:w="105" w:type="dxa"/>
+              <w:start w:w="135" w:type="dxa"/>
+              <w:end w:w="135" w:type="dxa"/>
+            </w:tcMar>
+          </w:tcPr>
+          <w:p>
+            <w:pPr>
+              <w:spacing w:after="0" w:line="276" w:lineRule="auto"/>
+              <w:jc w:val="left"/>
+            </w:pPr>
+            <w:r>
+              <w:rPr>
+                <w:rFonts w:ascii="宋体" w:hAnsi="宋体" w:eastAsia="宋体"/>
+                <w:sz w:val="21"/>
               </w:rPr>
               <w:t>进入 `/services/:id`。</w:t>
             </w:r>
@@ -2606,17 +4354,24 @@
         </w:tc>
         <w:tc>
           <w:tcPr>
-            <w:tcW w:type="dxa" w:w="3096"/>
-            <w:vAlign w:val="center"/>
-          </w:tcPr>
-          <w:p>
-            <w:pPr>
-              <w:spacing w:after="40" w:line="264" w:lineRule="auto"/>
-              <w:jc w:val="left"/>
-            </w:pPr>
-            <w:r>
-              <w:rPr>
-                <w:sz w:val="19"/>
+            <w:tcW w:type="dxa" w:w="2921"/>
+            <w:vAlign w:val="center"/>
+            <w:tcMar>
+              <w:top w:w="105" w:type="dxa"/>
+              <w:bottom w:w="105" w:type="dxa"/>
+              <w:start w:w="135" w:type="dxa"/>
+              <w:end w:w="135" w:type="dxa"/>
+            </w:tcMar>
+          </w:tcPr>
+          <w:p>
+            <w:pPr>
+              <w:spacing w:after="0" w:line="276" w:lineRule="auto"/>
+              <w:jc w:val="left"/>
+            </w:pPr>
+            <w:r>
+              <w:rPr>
+                <w:rFonts w:ascii="宋体" w:hAnsi="宋体" w:eastAsia="宋体"/>
+                <w:sz w:val="21"/>
               </w:rPr>
               <w:t>能看到基础信息、运行指标、Trace 入口和 Prometheus 调试入口。</w:t>
             </w:r>
@@ -2626,17 +4381,25 @@
       <w:tr>
         <w:tc>
           <w:tcPr>
-            <w:tcW w:type="dxa" w:w="1080"/>
-            <w:vAlign w:val="center"/>
-          </w:tcPr>
-          <w:p>
-            <w:pPr>
-              <w:spacing w:after="40" w:line="264" w:lineRule="auto"/>
-              <w:jc w:val="left"/>
-            </w:pPr>
-            <w:r>
-              <w:rPr>
-                <w:sz w:val="19"/>
+            <w:tcW w:type="dxa" w:w="1238"/>
+            <w:vAlign w:val="center"/>
+            <w:tcMar>
+              <w:top w:w="105" w:type="dxa"/>
+              <w:bottom w:w="105" w:type="dxa"/>
+              <w:start w:w="135" w:type="dxa"/>
+              <w:end w:w="135" w:type="dxa"/>
+            </w:tcMar>
+            <w:shd w:val="clear" w:color="auto" w:fill="F7F9FC"/>
+          </w:tcPr>
+          <w:p>
+            <w:pPr>
+              <w:spacing w:after="0" w:line="276" w:lineRule="auto"/>
+              <w:jc w:val="left"/>
+            </w:pPr>
+            <w:r>
+              <w:rPr>
+                <w:rFonts w:ascii="宋体" w:hAnsi="宋体" w:eastAsia="宋体"/>
+                <w:sz w:val="21"/>
               </w:rPr>
               <w:t>T06</w:t>
             </w:r>
@@ -2644,17 +4407,25 @@
         </w:tc>
         <w:tc>
           <w:tcPr>
-            <w:tcW w:type="dxa" w:w="1944"/>
-            <w:vAlign w:val="center"/>
-          </w:tcPr>
-          <w:p>
-            <w:pPr>
-              <w:spacing w:after="40" w:line="264" w:lineRule="auto"/>
-              <w:jc w:val="left"/>
-            </w:pPr>
-            <w:r>
-              <w:rPr>
-                <w:sz w:val="19"/>
+            <w:tcW w:type="dxa" w:w="1856"/>
+            <w:vAlign w:val="center"/>
+            <w:tcMar>
+              <w:top w:w="105" w:type="dxa"/>
+              <w:bottom w:w="105" w:type="dxa"/>
+              <w:start w:w="135" w:type="dxa"/>
+              <w:end w:w="135" w:type="dxa"/>
+            </w:tcMar>
+            <w:shd w:val="clear" w:color="auto" w:fill="F7F9FC"/>
+          </w:tcPr>
+          <w:p>
+            <w:pPr>
+              <w:spacing w:after="0" w:line="276" w:lineRule="auto"/>
+              <w:jc w:val="left"/>
+            </w:pPr>
+            <w:r>
+              <w:rPr>
+                <w:rFonts w:ascii="宋体" w:hAnsi="宋体" w:eastAsia="宋体"/>
+                <w:sz w:val="21"/>
               </w:rPr>
               <w:t>Prometheus 抓取链路</w:t>
             </w:r>
@@ -2662,17 +4433,25 @@
         </w:tc>
         <w:tc>
           <w:tcPr>
-            <w:tcW w:type="dxa" w:w="2808"/>
-            <w:vAlign w:val="center"/>
-          </w:tcPr>
-          <w:p>
-            <w:pPr>
-              <w:spacing w:after="40" w:line="264" w:lineRule="auto"/>
-              <w:jc w:val="left"/>
-            </w:pPr>
-            <w:r>
-              <w:rPr>
-                <w:sz w:val="19"/>
+            <w:tcW w:type="dxa" w:w="2655"/>
+            <w:vAlign w:val="center"/>
+            <w:tcMar>
+              <w:top w:w="105" w:type="dxa"/>
+              <w:bottom w:w="105" w:type="dxa"/>
+              <w:start w:w="135" w:type="dxa"/>
+              <w:end w:w="135" w:type="dxa"/>
+            </w:tcMar>
+            <w:shd w:val="clear" w:color="auto" w:fill="F7F9FC"/>
+          </w:tcPr>
+          <w:p>
+            <w:pPr>
+              <w:spacing w:after="0" w:line="276" w:lineRule="auto"/>
+              <w:jc w:val="left"/>
+            </w:pPr>
+            <w:r>
+              <w:rPr>
+                <w:rFonts w:ascii="宋体" w:hAnsi="宋体" w:eastAsia="宋体"/>
+                <w:sz w:val="21"/>
               </w:rPr>
               <w:t>查看 Prometheus targets。</w:t>
             </w:r>
@@ -2680,17 +4459,25 @@
         </w:tc>
         <w:tc>
           <w:tcPr>
-            <w:tcW w:type="dxa" w:w="3096"/>
-            <w:vAlign w:val="center"/>
-          </w:tcPr>
-          <w:p>
-            <w:pPr>
-              <w:spacing w:after="40" w:line="264" w:lineRule="auto"/>
-              <w:jc w:val="left"/>
-            </w:pPr>
-            <w:r>
-              <w:rPr>
-                <w:sz w:val="19"/>
+            <w:tcW w:type="dxa" w:w="2921"/>
+            <w:vAlign w:val="center"/>
+            <w:tcMar>
+              <w:top w:w="105" w:type="dxa"/>
+              <w:bottom w:w="105" w:type="dxa"/>
+              <w:start w:w="135" w:type="dxa"/>
+              <w:end w:w="135" w:type="dxa"/>
+            </w:tcMar>
+            <w:shd w:val="clear" w:color="auto" w:fill="F7F9FC"/>
+          </w:tcPr>
+          <w:p>
+            <w:pPr>
+              <w:spacing w:after="0" w:line="276" w:lineRule="auto"/>
+              <w:jc w:val="left"/>
+            </w:pPr>
+            <w:r>
+              <w:rPr>
+                <w:rFonts w:ascii="宋体" w:hAnsi="宋体" w:eastAsia="宋体"/>
+                <w:sz w:val="21"/>
               </w:rPr>
               <w:t>能看到 `sample-service` 等 targets 正常暴露。</w:t>
             </w:r>
@@ -2700,17 +4487,24 @@
       <w:tr>
         <w:tc>
           <w:tcPr>
-            <w:tcW w:type="dxa" w:w="1080"/>
-            <w:vAlign w:val="center"/>
-          </w:tcPr>
-          <w:p>
-            <w:pPr>
-              <w:spacing w:after="40" w:line="264" w:lineRule="auto"/>
-              <w:jc w:val="left"/>
-            </w:pPr>
-            <w:r>
-              <w:rPr>
-                <w:sz w:val="19"/>
+            <w:tcW w:type="dxa" w:w="1238"/>
+            <w:vAlign w:val="center"/>
+            <w:tcMar>
+              <w:top w:w="105" w:type="dxa"/>
+              <w:bottom w:w="105" w:type="dxa"/>
+              <w:start w:w="135" w:type="dxa"/>
+              <w:end w:w="135" w:type="dxa"/>
+            </w:tcMar>
+          </w:tcPr>
+          <w:p>
+            <w:pPr>
+              <w:spacing w:after="0" w:line="276" w:lineRule="auto"/>
+              <w:jc w:val="left"/>
+            </w:pPr>
+            <w:r>
+              <w:rPr>
+                <w:rFonts w:ascii="宋体" w:hAnsi="宋体" w:eastAsia="宋体"/>
+                <w:sz w:val="21"/>
               </w:rPr>
               <w:t>T07</w:t>
             </w:r>
@@ -2718,17 +4512,24 @@
         </w:tc>
         <w:tc>
           <w:tcPr>
-            <w:tcW w:type="dxa" w:w="1944"/>
-            <w:vAlign w:val="center"/>
-          </w:tcPr>
-          <w:p>
-            <w:pPr>
-              <w:spacing w:after="40" w:line="264" w:lineRule="auto"/>
-              <w:jc w:val="left"/>
-            </w:pPr>
-            <w:r>
-              <w:rPr>
-                <w:sz w:val="19"/>
+            <w:tcW w:type="dxa" w:w="1856"/>
+            <w:vAlign w:val="center"/>
+            <w:tcMar>
+              <w:top w:w="105" w:type="dxa"/>
+              <w:bottom w:w="105" w:type="dxa"/>
+              <w:start w:w="135" w:type="dxa"/>
+              <w:end w:w="135" w:type="dxa"/>
+            </w:tcMar>
+          </w:tcPr>
+          <w:p>
+            <w:pPr>
+              <w:spacing w:after="0" w:line="276" w:lineRule="auto"/>
+              <w:jc w:val="left"/>
+            </w:pPr>
+            <w:r>
+              <w:rPr>
+                <w:rFonts w:ascii="宋体" w:hAnsi="宋体" w:eastAsia="宋体"/>
+                <w:sz w:val="21"/>
               </w:rPr>
               <w:t>Trace 采集链路</w:t>
             </w:r>
@@ -2736,17 +4537,24 @@
         </w:tc>
         <w:tc>
           <w:tcPr>
-            <w:tcW w:type="dxa" w:w="2808"/>
-            <w:vAlign w:val="center"/>
-          </w:tcPr>
-          <w:p>
-            <w:pPr>
-              <w:spacing w:after="40" w:line="264" w:lineRule="auto"/>
-              <w:jc w:val="left"/>
-            </w:pPr>
-            <w:r>
-              <w:rPr>
-                <w:sz w:val="19"/>
+            <w:tcW w:type="dxa" w:w="2655"/>
+            <w:vAlign w:val="center"/>
+            <w:tcMar>
+              <w:top w:w="105" w:type="dxa"/>
+              <w:bottom w:w="105" w:type="dxa"/>
+              <w:start w:w="135" w:type="dxa"/>
+              <w:end w:w="135" w:type="dxa"/>
+            </w:tcMar>
+          </w:tcPr>
+          <w:p>
+            <w:pPr>
+              <w:spacing w:after="0" w:line="276" w:lineRule="auto"/>
+              <w:jc w:val="left"/>
+            </w:pPr>
+            <w:r>
+              <w:rPr>
+                <w:rFonts w:ascii="宋体" w:hAnsi="宋体" w:eastAsia="宋体"/>
+                <w:sz w:val="21"/>
               </w:rPr>
               <w:t>访问 `/api/tracing/summary` 或前台链路页。</w:t>
             </w:r>
@@ -2754,17 +4562,24 @@
         </w:tc>
         <w:tc>
           <w:tcPr>
-            <w:tcW w:type="dxa" w:w="3096"/>
-            <w:vAlign w:val="center"/>
-          </w:tcPr>
-          <w:p>
-            <w:pPr>
-              <w:spacing w:after="40" w:line="264" w:lineRule="auto"/>
-              <w:jc w:val="left"/>
-            </w:pPr>
-            <w:r>
-              <w:rPr>
-                <w:sz w:val="19"/>
+            <w:tcW w:type="dxa" w:w="2921"/>
+            <w:vAlign w:val="center"/>
+            <w:tcMar>
+              <w:top w:w="105" w:type="dxa"/>
+              <w:bottom w:w="105" w:type="dxa"/>
+              <w:start w:w="135" w:type="dxa"/>
+              <w:end w:w="135" w:type="dxa"/>
+            </w:tcMar>
+          </w:tcPr>
+          <w:p>
+            <w:pPr>
+              <w:spacing w:after="0" w:line="276" w:lineRule="auto"/>
+              <w:jc w:val="left"/>
+            </w:pPr>
+            <w:r>
+              <w:rPr>
+                <w:rFonts w:ascii="宋体" w:hAnsi="宋体" w:eastAsia="宋体"/>
+                <w:sz w:val="21"/>
               </w:rPr>
               <w:t>能出现 `/api/demo-chain` 相关业务 Trace。</w:t>
             </w:r>
@@ -2774,17 +4589,25 @@
       <w:tr>
         <w:tc>
           <w:tcPr>
-            <w:tcW w:type="dxa" w:w="1080"/>
-            <w:vAlign w:val="center"/>
-          </w:tcPr>
-          <w:p>
-            <w:pPr>
-              <w:spacing w:after="40" w:line="264" w:lineRule="auto"/>
-              <w:jc w:val="left"/>
-            </w:pPr>
-            <w:r>
-              <w:rPr>
-                <w:sz w:val="19"/>
+            <w:tcW w:type="dxa" w:w="1238"/>
+            <w:vAlign w:val="center"/>
+            <w:tcMar>
+              <w:top w:w="105" w:type="dxa"/>
+              <w:bottom w:w="105" w:type="dxa"/>
+              <w:start w:w="135" w:type="dxa"/>
+              <w:end w:w="135" w:type="dxa"/>
+            </w:tcMar>
+            <w:shd w:val="clear" w:color="auto" w:fill="F7F9FC"/>
+          </w:tcPr>
+          <w:p>
+            <w:pPr>
+              <w:spacing w:after="0" w:line="276" w:lineRule="auto"/>
+              <w:jc w:val="left"/>
+            </w:pPr>
+            <w:r>
+              <w:rPr>
+                <w:rFonts w:ascii="宋体" w:hAnsi="宋体" w:eastAsia="宋体"/>
+                <w:sz w:val="21"/>
               </w:rPr>
               <w:t>T08</w:t>
             </w:r>
@@ -2792,17 +4615,25 @@
         </w:tc>
         <w:tc>
           <w:tcPr>
-            <w:tcW w:type="dxa" w:w="1944"/>
-            <w:vAlign w:val="center"/>
-          </w:tcPr>
-          <w:p>
-            <w:pPr>
-              <w:spacing w:after="40" w:line="264" w:lineRule="auto"/>
-              <w:jc w:val="left"/>
-            </w:pPr>
-            <w:r>
-              <w:rPr>
-                <w:sz w:val="19"/>
+            <w:tcW w:type="dxa" w:w="1856"/>
+            <w:vAlign w:val="center"/>
+            <w:tcMar>
+              <w:top w:w="105" w:type="dxa"/>
+              <w:bottom w:w="105" w:type="dxa"/>
+              <w:start w:w="135" w:type="dxa"/>
+              <w:end w:w="135" w:type="dxa"/>
+            </w:tcMar>
+            <w:shd w:val="clear" w:color="auto" w:fill="F7F9FC"/>
+          </w:tcPr>
+          <w:p>
+            <w:pPr>
+              <w:spacing w:after="0" w:line="276" w:lineRule="auto"/>
+              <w:jc w:val="left"/>
+            </w:pPr>
+            <w:r>
+              <w:rPr>
+                <w:rFonts w:ascii="宋体" w:hAnsi="宋体" w:eastAsia="宋体"/>
+                <w:sz w:val="21"/>
               </w:rPr>
               <w:t>部署脚本自检</w:t>
             </w:r>
@@ -2810,17 +4641,25 @@
         </w:tc>
         <w:tc>
           <w:tcPr>
-            <w:tcW w:type="dxa" w:w="2808"/>
-            <w:vAlign w:val="center"/>
-          </w:tcPr>
-          <w:p>
-            <w:pPr>
-              <w:spacing w:after="40" w:line="264" w:lineRule="auto"/>
-              <w:jc w:val="left"/>
-            </w:pPr>
-            <w:r>
-              <w:rPr>
-                <w:sz w:val="19"/>
+            <w:tcW w:type="dxa" w:w="2655"/>
+            <w:vAlign w:val="center"/>
+            <w:tcMar>
+              <w:top w:w="105" w:type="dxa"/>
+              <w:bottom w:w="105" w:type="dxa"/>
+              <w:start w:w="135" w:type="dxa"/>
+              <w:end w:w="135" w:type="dxa"/>
+            </w:tcMar>
+            <w:shd w:val="clear" w:color="auto" w:fill="F7F9FC"/>
+          </w:tcPr>
+          <w:p>
+            <w:pPr>
+              <w:spacing w:after="0" w:line="276" w:lineRule="auto"/>
+              <w:jc w:val="left"/>
+            </w:pPr>
+            <w:r>
+              <w:rPr>
+                <w:rFonts w:ascii="宋体" w:hAnsi="宋体" w:eastAsia="宋体"/>
+                <w:sz w:val="21"/>
               </w:rPr>
               <w:t>执行 `deploy/deploy-main.sh`。</w:t>
             </w:r>
@@ -2828,17 +4667,25 @@
         </w:tc>
         <w:tc>
           <w:tcPr>
-            <w:tcW w:type="dxa" w:w="3096"/>
-            <w:vAlign w:val="center"/>
-          </w:tcPr>
-          <w:p>
-            <w:pPr>
-              <w:spacing w:after="40" w:line="264" w:lineRule="auto"/>
-              <w:jc w:val="left"/>
-            </w:pPr>
-            <w:r>
-              <w:rPr>
-                <w:sz w:val="19"/>
+            <w:tcW w:type="dxa" w:w="2921"/>
+            <w:vAlign w:val="center"/>
+            <w:tcMar>
+              <w:top w:w="105" w:type="dxa"/>
+              <w:bottom w:w="105" w:type="dxa"/>
+              <w:start w:w="135" w:type="dxa"/>
+              <w:end w:w="135" w:type="dxa"/>
+            </w:tcMar>
+            <w:shd w:val="clear" w:color="auto" w:fill="F7F9FC"/>
+          </w:tcPr>
+          <w:p>
+            <w:pPr>
+              <w:spacing w:after="0" w:line="276" w:lineRule="auto"/>
+              <w:jc w:val="left"/>
+            </w:pPr>
+            <w:r>
+              <w:rPr>
+                <w:rFonts w:ascii="宋体" w:hAnsi="宋体" w:eastAsia="宋体"/>
+                <w:sz w:val="21"/>
               </w:rPr>
               <w:t>脚本会等待健康检查、节点注册、Prometheus targets 和业务 Trace。</w:t>
             </w:r>
@@ -2848,17 +4695,24 @@
       <w:tr>
         <w:tc>
           <w:tcPr>
-            <w:tcW w:type="dxa" w:w="1080"/>
-            <w:vAlign w:val="center"/>
-          </w:tcPr>
-          <w:p>
-            <w:pPr>
-              <w:spacing w:after="40" w:line="264" w:lineRule="auto"/>
-              <w:jc w:val="left"/>
-            </w:pPr>
-            <w:r>
-              <w:rPr>
-                <w:sz w:val="19"/>
+            <w:tcW w:type="dxa" w:w="1238"/>
+            <w:vAlign w:val="center"/>
+            <w:tcMar>
+              <w:top w:w="105" w:type="dxa"/>
+              <w:bottom w:w="105" w:type="dxa"/>
+              <w:start w:w="135" w:type="dxa"/>
+              <w:end w:w="135" w:type="dxa"/>
+            </w:tcMar>
+          </w:tcPr>
+          <w:p>
+            <w:pPr>
+              <w:spacing w:after="0" w:line="276" w:lineRule="auto"/>
+              <w:jc w:val="left"/>
+            </w:pPr>
+            <w:r>
+              <w:rPr>
+                <w:rFonts w:ascii="宋体" w:hAnsi="宋体" w:eastAsia="宋体"/>
+                <w:sz w:val="21"/>
               </w:rPr>
               <w:t>T09</w:t>
             </w:r>
@@ -2866,17 +4720,24 @@
         </w:tc>
         <w:tc>
           <w:tcPr>
-            <w:tcW w:type="dxa" w:w="1944"/>
-            <w:vAlign w:val="center"/>
-          </w:tcPr>
-          <w:p>
-            <w:pPr>
-              <w:spacing w:after="40" w:line="264" w:lineRule="auto"/>
-              <w:jc w:val="left"/>
-            </w:pPr>
-            <w:r>
-              <w:rPr>
-                <w:sz w:val="19"/>
+            <w:tcW w:type="dxa" w:w="1856"/>
+            <w:vAlign w:val="center"/>
+            <w:tcMar>
+              <w:top w:w="105" w:type="dxa"/>
+              <w:bottom w:w="105" w:type="dxa"/>
+              <w:start w:w="135" w:type="dxa"/>
+              <w:end w:w="135" w:type="dxa"/>
+            </w:tcMar>
+          </w:tcPr>
+          <w:p>
+            <w:pPr>
+              <w:spacing w:after="0" w:line="276" w:lineRule="auto"/>
+              <w:jc w:val="left"/>
+            </w:pPr>
+            <w:r>
+              <w:rPr>
+                <w:rFonts w:ascii="宋体" w:hAnsi="宋体" w:eastAsia="宋体"/>
+                <w:sz w:val="21"/>
               </w:rPr>
               <w:t>关键配置回归</w:t>
             </w:r>
@@ -2884,17 +4745,24 @@
         </w:tc>
         <w:tc>
           <w:tcPr>
-            <w:tcW w:type="dxa" w:w="2808"/>
-            <w:vAlign w:val="center"/>
-          </w:tcPr>
-          <w:p>
-            <w:pPr>
-              <w:spacing w:after="40" w:line="264" w:lineRule="auto"/>
-              <w:jc w:val="left"/>
-            </w:pPr>
-            <w:r>
-              <w:rPr>
-                <w:sz w:val="19"/>
+            <w:tcW w:type="dxa" w:w="2655"/>
+            <w:vAlign w:val="center"/>
+            <w:tcMar>
+              <w:top w:w="105" w:type="dxa"/>
+              <w:bottom w:w="105" w:type="dxa"/>
+              <w:start w:w="135" w:type="dxa"/>
+              <w:end w:w="135" w:type="dxa"/>
+            </w:tcMar>
+          </w:tcPr>
+          <w:p>
+            <w:pPr>
+              <w:spacing w:after="0" w:line="276" w:lineRule="auto"/>
+              <w:jc w:val="left"/>
+            </w:pPr>
+            <w:r>
+              <w:rPr>
+                <w:rFonts w:ascii="宋体" w:hAnsi="宋体" w:eastAsia="宋体"/>
+                <w:sz w:val="21"/>
               </w:rPr>
               <w:t>执行工作流中的关键 shell 脚本。</w:t>
             </w:r>
@@ -2902,17 +4770,24 @@
         </w:tc>
         <w:tc>
           <w:tcPr>
-            <w:tcW w:type="dxa" w:w="3096"/>
-            <w:vAlign w:val="center"/>
-          </w:tcPr>
-          <w:p>
-            <w:pPr>
-              <w:spacing w:after="40" w:line="264" w:lineRule="auto"/>
-              <w:jc w:val="left"/>
-            </w:pPr>
-            <w:r>
-              <w:rPr>
-                <w:sz w:val="19"/>
+            <w:tcW w:type="dxa" w:w="2921"/>
+            <w:vAlign w:val="center"/>
+            <w:tcMar>
+              <w:top w:w="105" w:type="dxa"/>
+              <w:bottom w:w="105" w:type="dxa"/>
+              <w:start w:w="135" w:type="dxa"/>
+              <w:end w:w="135" w:type="dxa"/>
+            </w:tcMar>
+          </w:tcPr>
+          <w:p>
+            <w:pPr>
+              <w:spacing w:after="0" w:line="276" w:lineRule="auto"/>
+              <w:jc w:val="left"/>
+            </w:pPr>
+            <w:r>
+              <w:rPr>
+                <w:rFonts w:ascii="宋体" w:hAnsi="宋体" w:eastAsia="宋体"/>
+                <w:sz w:val="21"/>
               </w:rPr>
               <w:t>SkyWalking agent 来源、Prometheus route-prefix 与部署观测关键路径保持一致。</w:t>
             </w:r>
@@ -2922,17 +4797,25 @@
       <w:tr>
         <w:tc>
           <w:tcPr>
-            <w:tcW w:type="dxa" w:w="1080"/>
-            <w:vAlign w:val="center"/>
-          </w:tcPr>
-          <w:p>
-            <w:pPr>
-              <w:spacing w:after="40" w:line="264" w:lineRule="auto"/>
-              <w:jc w:val="left"/>
-            </w:pPr>
-            <w:r>
-              <w:rPr>
-                <w:sz w:val="19"/>
+            <w:tcW w:type="dxa" w:w="1238"/>
+            <w:vAlign w:val="center"/>
+            <w:tcMar>
+              <w:top w:w="105" w:type="dxa"/>
+              <w:bottom w:w="105" w:type="dxa"/>
+              <w:start w:w="135" w:type="dxa"/>
+              <w:end w:w="135" w:type="dxa"/>
+            </w:tcMar>
+            <w:shd w:val="clear" w:color="auto" w:fill="F7F9FC"/>
+          </w:tcPr>
+          <w:p>
+            <w:pPr>
+              <w:spacing w:after="0" w:line="276" w:lineRule="auto"/>
+              <w:jc w:val="left"/>
+            </w:pPr>
+            <w:r>
+              <w:rPr>
+                <w:rFonts w:ascii="宋体" w:hAnsi="宋体" w:eastAsia="宋体"/>
+                <w:sz w:val="21"/>
               </w:rPr>
               <w:t>T10</w:t>
             </w:r>
@@ -2940,17 +4823,25 @@
         </w:tc>
         <w:tc>
           <w:tcPr>
-            <w:tcW w:type="dxa" w:w="1944"/>
-            <w:vAlign w:val="center"/>
-          </w:tcPr>
-          <w:p>
-            <w:pPr>
-              <w:spacing w:after="40" w:line="264" w:lineRule="auto"/>
-              <w:jc w:val="left"/>
-            </w:pPr>
-            <w:r>
-              <w:rPr>
-                <w:sz w:val="19"/>
+            <w:tcW w:type="dxa" w:w="1856"/>
+            <w:vAlign w:val="center"/>
+            <w:tcMar>
+              <w:top w:w="105" w:type="dxa"/>
+              <w:bottom w:w="105" w:type="dxa"/>
+              <w:start w:w="135" w:type="dxa"/>
+              <w:end w:w="135" w:type="dxa"/>
+            </w:tcMar>
+            <w:shd w:val="clear" w:color="auto" w:fill="F7F9FC"/>
+          </w:tcPr>
+          <w:p>
+            <w:pPr>
+              <w:spacing w:after="0" w:line="276" w:lineRule="auto"/>
+              <w:jc w:val="left"/>
+            </w:pPr>
+            <w:r>
+              <w:rPr>
+                <w:rFonts w:ascii="宋体" w:hAnsi="宋体" w:eastAsia="宋体"/>
+                <w:sz w:val="21"/>
               </w:rPr>
               <w:t>服务视图分组展示</w:t>
             </w:r>
@@ -2958,17 +4849,25 @@
         </w:tc>
         <w:tc>
           <w:tcPr>
-            <w:tcW w:type="dxa" w:w="2808"/>
-            <w:vAlign w:val="center"/>
-          </w:tcPr>
-          <w:p>
-            <w:pPr>
-              <w:spacing w:after="40" w:line="264" w:lineRule="auto"/>
-              <w:jc w:val="left"/>
-            </w:pPr>
-            <w:r>
-              <w:rPr>
-                <w:sz w:val="19"/>
+            <w:tcW w:type="dxa" w:w="2655"/>
+            <w:vAlign w:val="center"/>
+            <w:tcMar>
+              <w:top w:w="105" w:type="dxa"/>
+              <w:bottom w:w="105" w:type="dxa"/>
+              <w:start w:w="135" w:type="dxa"/>
+              <w:end w:w="135" w:type="dxa"/>
+            </w:tcMar>
+            <w:shd w:val="clear" w:color="auto" w:fill="F7F9FC"/>
+          </w:tcPr>
+          <w:p>
+            <w:pPr>
+              <w:spacing w:after="0" w:line="276" w:lineRule="auto"/>
+              <w:jc w:val="left"/>
+            </w:pPr>
+            <w:r>
+              <w:rPr>
+                <w:rFonts w:ascii="宋体" w:hAnsi="宋体" w:eastAsia="宋体"/>
+                <w:sz w:val="21"/>
               </w:rPr>
               <w:t>访问 `/services`。</w:t>
             </w:r>
@@ -2976,17 +4875,25 @@
         </w:tc>
         <w:tc>
           <w:tcPr>
-            <w:tcW w:type="dxa" w:w="3096"/>
-            <w:vAlign w:val="center"/>
-          </w:tcPr>
-          <w:p>
-            <w:pPr>
-              <w:spacing w:after="40" w:line="264" w:lineRule="auto"/>
-              <w:jc w:val="left"/>
-            </w:pPr>
-            <w:r>
-              <w:rPr>
-                <w:sz w:val="19"/>
+            <w:tcW w:type="dxa" w:w="2921"/>
+            <w:vAlign w:val="center"/>
+            <w:tcMar>
+              <w:top w:w="105" w:type="dxa"/>
+              <w:bottom w:w="105" w:type="dxa"/>
+              <w:start w:w="135" w:type="dxa"/>
+              <w:end w:w="135" w:type="dxa"/>
+            </w:tcMar>
+            <w:shd w:val="clear" w:color="auto" w:fill="F7F9FC"/>
+          </w:tcPr>
+          <w:p>
+            <w:pPr>
+              <w:spacing w:after="0" w:line="276" w:lineRule="auto"/>
+              <w:jc w:val="left"/>
+            </w:pPr>
+            <w:r>
+              <w:rPr>
+                <w:rFonts w:ascii="宋体" w:hAnsi="宋体" w:eastAsia="宋体"/>
+                <w:sz w:val="21"/>
               </w:rPr>
               <w:t>服务按类型分组，缺失抓取入口的服务被单独标识。</w:t>
             </w:r>
@@ -2996,17 +4903,24 @@
       <w:tr>
         <w:tc>
           <w:tcPr>
-            <w:tcW w:type="dxa" w:w="1080"/>
-            <w:vAlign w:val="center"/>
-          </w:tcPr>
-          <w:p>
-            <w:pPr>
-              <w:spacing w:after="40" w:line="264" w:lineRule="auto"/>
-              <w:jc w:val="left"/>
-            </w:pPr>
-            <w:r>
-              <w:rPr>
-                <w:sz w:val="19"/>
+            <w:tcW w:type="dxa" w:w="1238"/>
+            <w:vAlign w:val="center"/>
+            <w:tcMar>
+              <w:top w:w="105" w:type="dxa"/>
+              <w:bottom w:w="105" w:type="dxa"/>
+              <w:start w:w="135" w:type="dxa"/>
+              <w:end w:w="135" w:type="dxa"/>
+            </w:tcMar>
+          </w:tcPr>
+          <w:p>
+            <w:pPr>
+              <w:spacing w:after="0" w:line="276" w:lineRule="auto"/>
+              <w:jc w:val="left"/>
+            </w:pPr>
+            <w:r>
+              <w:rPr>
+                <w:rFonts w:ascii="宋体" w:hAnsi="宋体" w:eastAsia="宋体"/>
+                <w:sz w:val="21"/>
               </w:rPr>
               <w:t>T11</w:t>
             </w:r>
@@ -3014,17 +4928,24 @@
         </w:tc>
         <w:tc>
           <w:tcPr>
-            <w:tcW w:type="dxa" w:w="1944"/>
-            <w:vAlign w:val="center"/>
-          </w:tcPr>
-          <w:p>
-            <w:pPr>
-              <w:spacing w:after="40" w:line="264" w:lineRule="auto"/>
-              <w:jc w:val="left"/>
-            </w:pPr>
-            <w:r>
-              <w:rPr>
-                <w:sz w:val="19"/>
+            <w:tcW w:type="dxa" w:w="1856"/>
+            <w:vAlign w:val="center"/>
+            <w:tcMar>
+              <w:top w:w="105" w:type="dxa"/>
+              <w:bottom w:w="105" w:type="dxa"/>
+              <w:start w:w="135" w:type="dxa"/>
+              <w:end w:w="135" w:type="dxa"/>
+            </w:tcMar>
+          </w:tcPr>
+          <w:p>
+            <w:pPr>
+              <w:spacing w:after="0" w:line="276" w:lineRule="auto"/>
+              <w:jc w:val="left"/>
+            </w:pPr>
+            <w:r>
+              <w:rPr>
+                <w:rFonts w:ascii="宋体" w:hAnsi="宋体" w:eastAsia="宋体"/>
+                <w:sz w:val="21"/>
               </w:rPr>
               <w:t>调试页原始链路验证</w:t>
             </w:r>
@@ -3032,17 +4953,24 @@
         </w:tc>
         <w:tc>
           <w:tcPr>
-            <w:tcW w:type="dxa" w:w="2808"/>
-            <w:vAlign w:val="center"/>
-          </w:tcPr>
-          <w:p>
-            <w:pPr>
-              <w:spacing w:after="40" w:line="264" w:lineRule="auto"/>
-              <w:jc w:val="left"/>
-            </w:pPr>
-            <w:r>
-              <w:rPr>
-                <w:sz w:val="19"/>
+            <w:tcW w:type="dxa" w:w="2655"/>
+            <w:vAlign w:val="center"/>
+            <w:tcMar>
+              <w:top w:w="105" w:type="dxa"/>
+              <w:bottom w:w="105" w:type="dxa"/>
+              <w:start w:w="135" w:type="dxa"/>
+              <w:end w:w="135" w:type="dxa"/>
+            </w:tcMar>
+          </w:tcPr>
+          <w:p>
+            <w:pPr>
+              <w:spacing w:after="0" w:line="276" w:lineRule="auto"/>
+              <w:jc w:val="left"/>
+            </w:pPr>
+            <w:r>
+              <w:rPr>
+                <w:rFonts w:ascii="宋体" w:hAnsi="宋体" w:eastAsia="宋体"/>
+                <w:sz w:val="21"/>
               </w:rPr>
               <w:t>访问 `/debug`。</w:t>
             </w:r>
@@ -3050,17 +4978,24 @@
         </w:tc>
         <w:tc>
           <w:tcPr>
-            <w:tcW w:type="dxa" w:w="3096"/>
-            <w:vAlign w:val="center"/>
-          </w:tcPr>
-          <w:p>
-            <w:pPr>
-              <w:spacing w:after="40" w:line="264" w:lineRule="auto"/>
-              <w:jc w:val="left"/>
-            </w:pPr>
-            <w:r>
-              <w:rPr>
-                <w:sz w:val="19"/>
+            <w:tcW w:type="dxa" w:w="2921"/>
+            <w:vAlign w:val="center"/>
+            <w:tcMar>
+              <w:top w:w="105" w:type="dxa"/>
+              <w:bottom w:w="105" w:type="dxa"/>
+              <w:start w:w="135" w:type="dxa"/>
+              <w:end w:w="135" w:type="dxa"/>
+            </w:tcMar>
+          </w:tcPr>
+          <w:p>
+            <w:pPr>
+              <w:spacing w:after="0" w:line="276" w:lineRule="auto"/>
+              <w:jc w:val="left"/>
+            </w:pPr>
+            <w:r>
+              <w:rPr>
+                <w:rFonts w:ascii="宋体" w:hAnsi="宋体" w:eastAsia="宋体"/>
+                <w:sz w:val="21"/>
               </w:rPr>
               <w:t>可看到 Prometheus 抓取摘要与原始调试入口。</w:t>
             </w:r>
@@ -3070,17 +5005,25 @@
       <w:tr>
         <w:tc>
           <w:tcPr>
-            <w:tcW w:type="dxa" w:w="1080"/>
-            <w:vAlign w:val="center"/>
-          </w:tcPr>
-          <w:p>
-            <w:pPr>
-              <w:spacing w:after="40" w:line="264" w:lineRule="auto"/>
-              <w:jc w:val="left"/>
-            </w:pPr>
-            <w:r>
-              <w:rPr>
-                <w:sz w:val="19"/>
+            <w:tcW w:type="dxa" w:w="1238"/>
+            <w:vAlign w:val="center"/>
+            <w:tcMar>
+              <w:top w:w="105" w:type="dxa"/>
+              <w:bottom w:w="105" w:type="dxa"/>
+              <w:start w:w="135" w:type="dxa"/>
+              <w:end w:w="135" w:type="dxa"/>
+            </w:tcMar>
+            <w:shd w:val="clear" w:color="auto" w:fill="F7F9FC"/>
+          </w:tcPr>
+          <w:p>
+            <w:pPr>
+              <w:spacing w:after="0" w:line="276" w:lineRule="auto"/>
+              <w:jc w:val="left"/>
+            </w:pPr>
+            <w:r>
+              <w:rPr>
+                <w:rFonts w:ascii="宋体" w:hAnsi="宋体" w:eastAsia="宋体"/>
+                <w:sz w:val="21"/>
               </w:rPr>
               <w:t>T12</w:t>
             </w:r>
@@ -3088,17 +5031,25 @@
         </w:tc>
         <w:tc>
           <w:tcPr>
-            <w:tcW w:type="dxa" w:w="1944"/>
-            <w:vAlign w:val="center"/>
-          </w:tcPr>
-          <w:p>
-            <w:pPr>
-              <w:spacing w:after="40" w:line="264" w:lineRule="auto"/>
-              <w:jc w:val="left"/>
-            </w:pPr>
-            <w:r>
-              <w:rPr>
-                <w:sz w:val="19"/>
+            <w:tcW w:type="dxa" w:w="1856"/>
+            <w:vAlign w:val="center"/>
+            <w:tcMar>
+              <w:top w:w="105" w:type="dxa"/>
+              <w:bottom w:w="105" w:type="dxa"/>
+              <w:start w:w="135" w:type="dxa"/>
+              <w:end w:w="135" w:type="dxa"/>
+            </w:tcMar>
+            <w:shd w:val="clear" w:color="auto" w:fill="F7F9FC"/>
+          </w:tcPr>
+          <w:p>
+            <w:pPr>
+              <w:spacing w:after="0" w:line="276" w:lineRule="auto"/>
+              <w:jc w:val="left"/>
+            </w:pPr>
+            <w:r>
+              <w:rPr>
+                <w:rFonts w:ascii="宋体" w:hAnsi="宋体" w:eastAsia="宋体"/>
+                <w:sz w:val="21"/>
               </w:rPr>
               <w:t>自动部署串行约束</w:t>
             </w:r>
@@ -3106,17 +5057,25 @@
         </w:tc>
         <w:tc>
           <w:tcPr>
-            <w:tcW w:type="dxa" w:w="2808"/>
-            <w:vAlign w:val="center"/>
-          </w:tcPr>
-          <w:p>
-            <w:pPr>
-              <w:spacing w:after="40" w:line="264" w:lineRule="auto"/>
-              <w:jc w:val="left"/>
-            </w:pPr>
-            <w:r>
-              <w:rPr>
-                <w:sz w:val="19"/>
+            <w:tcW w:type="dxa" w:w="2655"/>
+            <w:vAlign w:val="center"/>
+            <w:tcMar>
+              <w:top w:w="105" w:type="dxa"/>
+              <w:bottom w:w="105" w:type="dxa"/>
+              <w:start w:w="135" w:type="dxa"/>
+              <w:end w:w="135" w:type="dxa"/>
+            </w:tcMar>
+            <w:shd w:val="clear" w:color="auto" w:fill="F7F9FC"/>
+          </w:tcPr>
+          <w:p>
+            <w:pPr>
+              <w:spacing w:after="0" w:line="276" w:lineRule="auto"/>
+              <w:jc w:val="left"/>
+            </w:pPr>
+            <w:r>
+              <w:rPr>
+                <w:rFonts w:ascii="宋体" w:hAnsi="宋体" w:eastAsia="宋体"/>
+                <w:sz w:val="21"/>
               </w:rPr>
               <w:t>查看 `deploy-main.yml`。</w:t>
             </w:r>
@@ -3124,17 +5083,25 @@
         </w:tc>
         <w:tc>
           <w:tcPr>
-            <w:tcW w:type="dxa" w:w="3096"/>
-            <w:vAlign w:val="center"/>
-          </w:tcPr>
-          <w:p>
-            <w:pPr>
-              <w:spacing w:after="40" w:line="264" w:lineRule="auto"/>
-              <w:jc w:val="left"/>
-            </w:pPr>
-            <w:r>
-              <w:rPr>
-                <w:sz w:val="19"/>
+            <w:tcW w:type="dxa" w:w="2921"/>
+            <w:vAlign w:val="center"/>
+            <w:tcMar>
+              <w:top w:w="105" w:type="dxa"/>
+              <w:bottom w:w="105" w:type="dxa"/>
+              <w:start w:w="135" w:type="dxa"/>
+              <w:end w:w="135" w:type="dxa"/>
+            </w:tcMar>
+            <w:shd w:val="clear" w:color="auto" w:fill="F7F9FC"/>
+          </w:tcPr>
+          <w:p>
+            <w:pPr>
+              <w:spacing w:after="0" w:line="276" w:lineRule="auto"/>
+              <w:jc w:val="left"/>
+            </w:pPr>
+            <w:r>
+              <w:rPr>
+                <w:rFonts w:ascii="宋体" w:hAnsi="宋体" w:eastAsia="宋体"/>
+                <w:sz w:val="21"/>
               </w:rPr>
               <w:t>仅当 smoke test 通过后才执行 SSH 部署。</w:t>
             </w:r>
@@ -3149,12 +5116,13 @@
     </w:p>
     <w:p>
       <w:pPr>
-        <w:spacing w:after="120" w:line="300" w:lineRule="auto"/>
-      </w:pPr>
-      <w:r>
-        <w:rPr>
+        <w:spacing w:after="0" w:line="360" w:lineRule="auto"/>
+      </w:pPr>
+      <w:r>
+        <w:rPr>
+          <w:rFonts w:ascii="宋体" w:hAnsi="宋体" w:eastAsia="宋体"/>
           <w:i w:val="0"/>
-          <w:sz w:val="21"/>
+          <w:sz w:val="24"/>
         </w:rPr>
         <w:t>这些用例同时覆盖接口、页面、工作流和部署脚本，因为本项目的交付对象不是单一应用，而是一套需要完整环境配合的系统。</w:t>
       </w:r>
@@ -3186,73 +5154,79 @@
     </w:p>
     <w:p>
       <w:pPr>
-        <w:spacing w:after="120" w:line="300" w:lineRule="auto"/>
-      </w:pPr>
-      <w:r>
-        <w:rPr>
+        <w:spacing w:after="0" w:line="360" w:lineRule="auto"/>
+      </w:pPr>
+      <w:r>
+        <w:rPr>
+          <w:rFonts w:ascii="宋体" w:hAnsi="宋体" w:eastAsia="宋体"/>
           <w:i w:val="0"/>
-          <w:sz w:val="21"/>
+          <w:sz w:val="24"/>
         </w:rPr>
         <w:t>GitHub Actions 已串行执行前端测试与构建、后端测试、Agent 测试、关键配置回归、完整 smoke test 和 main 分支自动部署，现有记录显示这些流程通过。</w:t>
       </w:r>
     </w:p>
     <w:p>
       <w:pPr>
-        <w:spacing w:after="120" w:line="300" w:lineRule="auto"/>
-      </w:pPr>
-      <w:r>
-        <w:rPr>
+        <w:spacing w:after="0" w:line="360" w:lineRule="auto"/>
+      </w:pPr>
+      <w:r>
+        <w:rPr>
+          <w:rFonts w:ascii="宋体" w:hAnsi="宋体" w:eastAsia="宋体"/>
           <w:i w:val="0"/>
-          <w:sz w:val="21"/>
+          <w:sz w:val="24"/>
         </w:rPr>
         <w:t>主分支工作流中的 `packaging-test` 执行了 `skywalking-agent-source-test.sh`、`prometheus-route-prefix-test.sh` 和 `deploy-observability-config-test.sh`，用于拦截最容易影响演示闭环的配置回归。</w:t>
       </w:r>
     </w:p>
     <w:p>
       <w:pPr>
-        <w:spacing w:after="120" w:line="300" w:lineRule="auto"/>
-      </w:pPr>
-      <w:r>
-        <w:rPr>
+        <w:spacing w:after="0" w:line="360" w:lineRule="auto"/>
+      </w:pPr>
+      <w:r>
+        <w:rPr>
+          <w:rFonts w:ascii="宋体" w:hAnsi="宋体" w:eastAsia="宋体"/>
           <w:i w:val="0"/>
-          <w:sz w:val="21"/>
+          <w:sz w:val="24"/>
         </w:rPr>
         <w:t>仓库对 `main` 分支启用了保护规则：禁止删除和强推，改动需通过 Pull Request 合入，至少 1 个评审通过并解决评审线程；`frontend-build`、`backend-test`、`agent-test` 三项状态检查必须通过，并要求按最新主分支严格复核。</w:t>
       </w:r>
     </w:p>
     <w:p>
       <w:pPr>
-        <w:spacing w:after="120" w:line="300" w:lineRule="auto"/>
-      </w:pPr>
-      <w:r>
-        <w:rPr>
+        <w:spacing w:after="0" w:line="360" w:lineRule="auto"/>
+      </w:pPr>
+      <w:r>
+        <w:rPr>
+          <w:rFonts w:ascii="宋体" w:hAnsi="宋体" w:eastAsia="宋体"/>
           <w:i w:val="0"/>
-          <w:sz w:val="21"/>
+          <w:sz w:val="24"/>
         </w:rPr>
         <w:t>除了工作流记录，当前还保留了在线复核入口：公网部署地址为 http://103.236.55.76/，该云服务器到期日期为 2026年07月14日。在到期日前，可直接通过该地址复核当前部署版本。</w:t>
       </w:r>
     </w:p>
     <w:p>
       <w:pPr>
-        <w:spacing w:after="120" w:line="300" w:lineRule="auto"/>
-      </w:pPr>
-      <w:r>
-        <w:rPr>
+        <w:spacing w:after="0" w:line="360" w:lineRule="auto"/>
+      </w:pPr>
+      <w:r>
+        <w:rPr>
+          <w:rFonts w:ascii="宋体" w:hAnsi="宋体" w:eastAsia="宋体"/>
           <w:i w:val="0"/>
-          <w:sz w:val="21"/>
+          <w:sz w:val="24"/>
         </w:rPr>
         <w:t>`smoke-test.sh` 负责拉起完整环境并检查节点注册、服务发现、Prometheus targets 和业务 Trace；`deploy-main.sh` 则在 smoke test 通过后继续执行远端部署、健康检查和业务链路预热。</w:t>
       </w:r>
     </w:p>
     <w:p>
       <w:pPr>
-        <w:spacing w:after="80" w:line="300" w:lineRule="auto"/>
+        <w:spacing w:after="80" w:line="360" w:lineRule="auto"/>
         <w:jc w:val="center"/>
       </w:pPr>
       <w:r>
         <w:rPr>
+          <w:rFonts w:ascii="宋体" w:hAnsi="宋体" w:eastAsia="宋体"/>
           <w:i w:val="0"/>
-          <w:sz w:val="21"/>
+          <w:sz w:val="24"/>
         </w:rPr>
         <w:drawing>
           <wp:inline xmlns:a="http://schemas.openxmlformats.org/drawingml/2006/main" xmlns:pic="http://schemas.openxmlformats.org/drawingml/2006/picture">
@@ -3290,11 +5264,12 @@
     </w:p>
     <w:p>
       <w:pPr>
-        <w:spacing w:after="160" w:line="300" w:lineRule="auto"/>
+        <w:spacing w:after="160" w:line="360" w:lineRule="auto"/>
         <w:jc w:val="center"/>
       </w:pPr>
       <w:r>
         <w:rPr>
+          <w:rFonts w:ascii="宋体" w:hAnsi="宋体" w:eastAsia="宋体"/>
           <w:i/>
           <w:sz w:val="21"/>
         </w:rPr>
@@ -3303,13 +5278,14 @@
     </w:p>
     <w:p>
       <w:pPr>
-        <w:spacing w:after="80" w:line="300" w:lineRule="auto"/>
+        <w:spacing w:after="80" w:line="360" w:lineRule="auto"/>
         <w:jc w:val="center"/>
       </w:pPr>
       <w:r>
         <w:rPr>
+          <w:rFonts w:ascii="宋体" w:hAnsi="宋体" w:eastAsia="宋体"/>
           <w:i w:val="0"/>
-          <w:sz w:val="21"/>
+          <w:sz w:val="24"/>
         </w:rPr>
         <w:drawing>
           <wp:inline xmlns:a="http://schemas.openxmlformats.org/drawingml/2006/main" xmlns:pic="http://schemas.openxmlformats.org/drawingml/2006/picture">
@@ -3347,11 +5323,12 @@
     </w:p>
     <w:p>
       <w:pPr>
-        <w:spacing w:after="160" w:line="300" w:lineRule="auto"/>
+        <w:spacing w:after="160" w:line="360" w:lineRule="auto"/>
         <w:jc w:val="center"/>
       </w:pPr>
       <w:r>
         <w:rPr>
+          <w:rFonts w:ascii="宋体" w:hAnsi="宋体" w:eastAsia="宋体"/>
           <w:i/>
           <w:sz w:val="21"/>
         </w:rPr>
@@ -3360,24 +5337,26 @@
     </w:p>
     <w:p>
       <w:pPr>
-        <w:spacing w:after="120" w:line="300" w:lineRule="auto"/>
-      </w:pPr>
-      <w:r>
-        <w:rPr>
+        <w:spacing w:after="0" w:line="360" w:lineRule="auto"/>
+      </w:pPr>
+      <w:r>
+        <w:rPr>
+          <w:rFonts w:ascii="宋体" w:hAnsi="宋体" w:eastAsia="宋体"/>
           <w:i w:val="0"/>
-          <w:sz w:val="21"/>
+          <w:sz w:val="24"/>
         </w:rPr>
         <w:t>这条时序和当前交付链路的依赖关系一致：先完成基础测试，再做配置回归和完整冒烟，最后才进入远端部署。这样可以避免把明显有问题的版本直接推到服务器。</w:t>
       </w:r>
     </w:p>
     <w:p>
       <w:pPr>
-        <w:spacing w:after="120" w:line="300" w:lineRule="auto"/>
-      </w:pPr>
-      <w:r>
-        <w:rPr>
+        <w:spacing w:after="0" w:line="360" w:lineRule="auto"/>
+      </w:pPr>
+      <w:r>
+        <w:rPr>
+          <w:rFonts w:ascii="宋体" w:hAnsi="宋体" w:eastAsia="宋体"/>
           <w:i w:val="0"/>
-          <w:sz w:val="21"/>
+          <w:sz w:val="24"/>
         </w:rPr>
         <w:t>GitHub Actions 流程详情图进一步把这一点固定成了可见事实：`frontend-build`、`backend-test`、`agent-test` 和 `packaging-test` 全部成功后，工作流才会放行 `smoke-test`；`smoke-test` 通过后，才会进入 `deploy`。</w:t>
       </w:r>
@@ -3386,28 +5365,48 @@
       <w:tblPr>
         <w:tblW w:type="auto" w:w="0"/>
         <w:jc w:val="center"/>
+        <w:tblLayout w:type="fixed"/>
         <w:tblLook w:firstColumn="1" w:firstRow="1" w:lastColumn="0" w:lastRow="0" w:noHBand="0" w:noVBand="1" w:val="04A0"/>
+        <w:tblBorders>
+          <w:top w:val="single" w:sz="6" w:space="0" w:color="9EA7B3"/>
+          <w:left w:val="single" w:sz="6" w:space="0" w:color="9EA7B3"/>
+          <w:bottom w:val="single" w:sz="6" w:space="0" w:color="9EA7B3"/>
+          <w:right w:val="single" w:sz="6" w:space="0" w:color="9EA7B3"/>
+          <w:insideH w:val="single" w:sz="6" w:space="0" w:color="9EA7B3"/>
+          <w:insideV w:val="single" w:sz="6" w:space="0" w:color="9EA7B3"/>
+        </w:tblBorders>
       </w:tblPr>
       <w:tblGrid>
-        <w:gridCol w:w="2986"/>
-        <w:gridCol w:w="2986"/>
-        <w:gridCol w:w="2986"/>
+        <w:gridCol w:w="2334"/>
+        <w:gridCol w:w="3201"/>
+        <w:gridCol w:w="3135"/>
       </w:tblGrid>
       <w:tr>
-        <w:tc>
-          <w:tcPr>
-            <w:tcW w:type="dxa" w:w="2520"/>
-            <w:vAlign w:val="center"/>
-          </w:tcPr>
-          <w:p>
-            <w:pPr>
-              <w:spacing w:after="40" w:line="264" w:lineRule="auto"/>
+        <w:trPr>
+          <w:tblHeader w:val="true"/>
+        </w:trPr>
+        <w:tc>
+          <w:tcPr>
+            <w:tcW w:type="dxa" w:w="2334"/>
+            <w:vAlign w:val="center"/>
+            <w:tcMar>
+              <w:top w:w="105" w:type="dxa"/>
+              <w:bottom w:w="105" w:type="dxa"/>
+              <w:start w:w="135" w:type="dxa"/>
+              <w:end w:w="135" w:type="dxa"/>
+            </w:tcMar>
+            <w:shd w:val="clear" w:color="auto" w:fill="E6EBF2"/>
+          </w:tcPr>
+          <w:p>
+            <w:pPr>
+              <w:spacing w:after="0" w:line="276" w:lineRule="auto"/>
               <w:jc w:val="center"/>
             </w:pPr>
             <w:r>
               <w:rPr>
+                <w:rFonts w:ascii="宋体" w:hAnsi="宋体" w:eastAsia="宋体"/>
                 <w:b/>
-                <w:sz w:val="19"/>
+                <w:sz w:val="21"/>
               </w:rPr>
               <w:t>工作流 / 作业</w:t>
             </w:r>
@@ -3415,18 +5414,26 @@
         </w:tc>
         <w:tc>
           <w:tcPr>
-            <w:tcW w:type="dxa" w:w="3456"/>
-            <w:vAlign w:val="center"/>
-          </w:tcPr>
-          <w:p>
-            <w:pPr>
-              <w:spacing w:after="40" w:line="264" w:lineRule="auto"/>
+            <w:tcW w:type="dxa" w:w="3201"/>
+            <w:vAlign w:val="center"/>
+            <w:tcMar>
+              <w:top w:w="105" w:type="dxa"/>
+              <w:bottom w:w="105" w:type="dxa"/>
+              <w:start w:w="135" w:type="dxa"/>
+              <w:end w:w="135" w:type="dxa"/>
+            </w:tcMar>
+            <w:shd w:val="clear" w:color="auto" w:fill="E6EBF2"/>
+          </w:tcPr>
+          <w:p>
+            <w:pPr>
+              <w:spacing w:after="0" w:line="276" w:lineRule="auto"/>
               <w:jc w:val="center"/>
             </w:pPr>
             <w:r>
               <w:rPr>
+                <w:rFonts w:ascii="宋体" w:hAnsi="宋体" w:eastAsia="宋体"/>
                 <w:b/>
-                <w:sz w:val="19"/>
+                <w:sz w:val="21"/>
               </w:rPr>
               <w:t>作用</w:t>
             </w:r>
@@ -3434,18 +5441,26 @@
         </w:tc>
         <w:tc>
           <w:tcPr>
-            <w:tcW w:type="dxa" w:w="3384"/>
-            <w:vAlign w:val="center"/>
-          </w:tcPr>
-          <w:p>
-            <w:pPr>
-              <w:spacing w:after="40" w:line="264" w:lineRule="auto"/>
+            <w:tcW w:type="dxa" w:w="3135"/>
+            <w:vAlign w:val="center"/>
+            <w:tcMar>
+              <w:top w:w="105" w:type="dxa"/>
+              <w:bottom w:w="105" w:type="dxa"/>
+              <w:start w:w="135" w:type="dxa"/>
+              <w:end w:w="135" w:type="dxa"/>
+            </w:tcMar>
+            <w:shd w:val="clear" w:color="auto" w:fill="E6EBF2"/>
+          </w:tcPr>
+          <w:p>
+            <w:pPr>
+              <w:spacing w:after="0" w:line="276" w:lineRule="auto"/>
               <w:jc w:val="center"/>
             </w:pPr>
             <w:r>
               <w:rPr>
+                <w:rFonts w:ascii="宋体" w:hAnsi="宋体" w:eastAsia="宋体"/>
                 <w:b/>
-                <w:sz w:val="19"/>
+                <w:sz w:val="21"/>
               </w:rPr>
               <w:t>当前状态口径</w:t>
             </w:r>
@@ -3455,17 +5470,24 @@
       <w:tr>
         <w:tc>
           <w:tcPr>
-            <w:tcW w:type="dxa" w:w="2520"/>
-            <w:vAlign w:val="center"/>
-          </w:tcPr>
-          <w:p>
-            <w:pPr>
-              <w:spacing w:after="40" w:line="264" w:lineRule="auto"/>
-              <w:jc w:val="left"/>
-            </w:pPr>
-            <w:r>
-              <w:rPr>
-                <w:sz w:val="19"/>
+            <w:tcW w:type="dxa" w:w="2334"/>
+            <w:vAlign w:val="center"/>
+            <w:tcMar>
+              <w:top w:w="105" w:type="dxa"/>
+              <w:bottom w:w="105" w:type="dxa"/>
+              <w:start w:w="135" w:type="dxa"/>
+              <w:end w:w="135" w:type="dxa"/>
+            </w:tcMar>
+          </w:tcPr>
+          <w:p>
+            <w:pPr>
+              <w:spacing w:after="0" w:line="276" w:lineRule="auto"/>
+              <w:jc w:val="left"/>
+            </w:pPr>
+            <w:r>
+              <w:rPr>
+                <w:rFonts w:ascii="宋体" w:hAnsi="宋体" w:eastAsia="宋体"/>
+                <w:sz w:val="21"/>
               </w:rPr>
               <w:t>`ci.yml` / `frontend-build`</w:t>
             </w:r>
@@ -3473,17 +5495,24 @@
         </w:tc>
         <w:tc>
           <w:tcPr>
-            <w:tcW w:type="dxa" w:w="3456"/>
-            <w:vAlign w:val="center"/>
-          </w:tcPr>
-          <w:p>
-            <w:pPr>
-              <w:spacing w:after="40" w:line="264" w:lineRule="auto"/>
-              <w:jc w:val="left"/>
-            </w:pPr>
-            <w:r>
-              <w:rPr>
-                <w:sz w:val="19"/>
+            <w:tcW w:type="dxa" w:w="3201"/>
+            <w:vAlign w:val="center"/>
+            <w:tcMar>
+              <w:top w:w="105" w:type="dxa"/>
+              <w:bottom w:w="105" w:type="dxa"/>
+              <w:start w:w="135" w:type="dxa"/>
+              <w:end w:w="135" w:type="dxa"/>
+            </w:tcMar>
+          </w:tcPr>
+          <w:p>
+            <w:pPr>
+              <w:spacing w:after="0" w:line="276" w:lineRule="auto"/>
+              <w:jc w:val="left"/>
+            </w:pPr>
+            <w:r>
+              <w:rPr>
+                <w:rFonts w:ascii="宋体" w:hAnsi="宋体" w:eastAsia="宋体"/>
+                <w:sz w:val="21"/>
               </w:rPr>
               <w:t>执行前端依赖安装、测试与构建。</w:t>
             </w:r>
@@ -3491,17 +5520,24 @@
         </w:tc>
         <w:tc>
           <w:tcPr>
-            <w:tcW w:type="dxa" w:w="3384"/>
-            <w:vAlign w:val="center"/>
-          </w:tcPr>
-          <w:p>
-            <w:pPr>
-              <w:spacing w:after="40" w:line="264" w:lineRule="auto"/>
-              <w:jc w:val="left"/>
-            </w:pPr>
-            <w:r>
-              <w:rPr>
-                <w:sz w:val="19"/>
+            <w:tcW w:type="dxa" w:w="3135"/>
+            <w:vAlign w:val="center"/>
+            <w:tcMar>
+              <w:top w:w="105" w:type="dxa"/>
+              <w:bottom w:w="105" w:type="dxa"/>
+              <w:start w:w="135" w:type="dxa"/>
+              <w:end w:w="135" w:type="dxa"/>
+            </w:tcMar>
+          </w:tcPr>
+          <w:p>
+            <w:pPr>
+              <w:spacing w:after="0" w:line="276" w:lineRule="auto"/>
+              <w:jc w:val="left"/>
+            </w:pPr>
+            <w:r>
+              <w:rPr>
+                <w:rFonts w:ascii="宋体" w:hAnsi="宋体" w:eastAsia="宋体"/>
+                <w:sz w:val="21"/>
               </w:rPr>
               <w:t>GitHub Actions 已通过。</w:t>
             </w:r>
@@ -3511,17 +5547,25 @@
       <w:tr>
         <w:tc>
           <w:tcPr>
-            <w:tcW w:type="dxa" w:w="2520"/>
-            <w:vAlign w:val="center"/>
-          </w:tcPr>
-          <w:p>
-            <w:pPr>
-              <w:spacing w:after="40" w:line="264" w:lineRule="auto"/>
-              <w:jc w:val="left"/>
-            </w:pPr>
-            <w:r>
-              <w:rPr>
-                <w:sz w:val="19"/>
+            <w:tcW w:type="dxa" w:w="2334"/>
+            <w:vAlign w:val="center"/>
+            <w:tcMar>
+              <w:top w:w="105" w:type="dxa"/>
+              <w:bottom w:w="105" w:type="dxa"/>
+              <w:start w:w="135" w:type="dxa"/>
+              <w:end w:w="135" w:type="dxa"/>
+            </w:tcMar>
+            <w:shd w:val="clear" w:color="auto" w:fill="F7F9FC"/>
+          </w:tcPr>
+          <w:p>
+            <w:pPr>
+              <w:spacing w:after="0" w:line="276" w:lineRule="auto"/>
+              <w:jc w:val="left"/>
+            </w:pPr>
+            <w:r>
+              <w:rPr>
+                <w:rFonts w:ascii="宋体" w:hAnsi="宋体" w:eastAsia="宋体"/>
+                <w:sz w:val="21"/>
               </w:rPr>
               <w:t>`ci.yml` / `backend-test`</w:t>
             </w:r>
@@ -3529,17 +5573,25 @@
         </w:tc>
         <w:tc>
           <w:tcPr>
-            <w:tcW w:type="dxa" w:w="3456"/>
-            <w:vAlign w:val="center"/>
-          </w:tcPr>
-          <w:p>
-            <w:pPr>
-              <w:spacing w:after="40" w:line="264" w:lineRule="auto"/>
-              <w:jc w:val="left"/>
-            </w:pPr>
-            <w:r>
-              <w:rPr>
-                <w:sz w:val="19"/>
+            <w:tcW w:type="dxa" w:w="3201"/>
+            <w:vAlign w:val="center"/>
+            <w:tcMar>
+              <w:top w:w="105" w:type="dxa"/>
+              <w:bottom w:w="105" w:type="dxa"/>
+              <w:start w:w="135" w:type="dxa"/>
+              <w:end w:w="135" w:type="dxa"/>
+            </w:tcMar>
+            <w:shd w:val="clear" w:color="auto" w:fill="F7F9FC"/>
+          </w:tcPr>
+          <w:p>
+            <w:pPr>
+              <w:spacing w:after="0" w:line="276" w:lineRule="auto"/>
+              <w:jc w:val="left"/>
+            </w:pPr>
+            <w:r>
+              <w:rPr>
+                <w:rFonts w:ascii="宋体" w:hAnsi="宋体" w:eastAsia="宋体"/>
+                <w:sz w:val="21"/>
               </w:rPr>
               <w:t>执行后端 Maven 测试。</w:t>
             </w:r>
@@ -3547,17 +5599,25 @@
         </w:tc>
         <w:tc>
           <w:tcPr>
-            <w:tcW w:type="dxa" w:w="3384"/>
-            <w:vAlign w:val="center"/>
-          </w:tcPr>
-          <w:p>
-            <w:pPr>
-              <w:spacing w:after="40" w:line="264" w:lineRule="auto"/>
-              <w:jc w:val="left"/>
-            </w:pPr>
-            <w:r>
-              <w:rPr>
-                <w:sz w:val="19"/>
+            <w:tcW w:type="dxa" w:w="3135"/>
+            <w:vAlign w:val="center"/>
+            <w:tcMar>
+              <w:top w:w="105" w:type="dxa"/>
+              <w:bottom w:w="105" w:type="dxa"/>
+              <w:start w:w="135" w:type="dxa"/>
+              <w:end w:w="135" w:type="dxa"/>
+            </w:tcMar>
+            <w:shd w:val="clear" w:color="auto" w:fill="F7F9FC"/>
+          </w:tcPr>
+          <w:p>
+            <w:pPr>
+              <w:spacing w:after="0" w:line="276" w:lineRule="auto"/>
+              <w:jc w:val="left"/>
+            </w:pPr>
+            <w:r>
+              <w:rPr>
+                <w:rFonts w:ascii="宋体" w:hAnsi="宋体" w:eastAsia="宋体"/>
+                <w:sz w:val="21"/>
               </w:rPr>
               <w:t>GitHub Actions 已通过。</w:t>
             </w:r>
@@ -3567,17 +5627,24 @@
       <w:tr>
         <w:tc>
           <w:tcPr>
-            <w:tcW w:type="dxa" w:w="2520"/>
-            <w:vAlign w:val="center"/>
-          </w:tcPr>
-          <w:p>
-            <w:pPr>
-              <w:spacing w:after="40" w:line="264" w:lineRule="auto"/>
-              <w:jc w:val="left"/>
-            </w:pPr>
-            <w:r>
-              <w:rPr>
-                <w:sz w:val="19"/>
+            <w:tcW w:type="dxa" w:w="2334"/>
+            <w:vAlign w:val="center"/>
+            <w:tcMar>
+              <w:top w:w="105" w:type="dxa"/>
+              <w:bottom w:w="105" w:type="dxa"/>
+              <w:start w:w="135" w:type="dxa"/>
+              <w:end w:w="135" w:type="dxa"/>
+            </w:tcMar>
+          </w:tcPr>
+          <w:p>
+            <w:pPr>
+              <w:spacing w:after="0" w:line="276" w:lineRule="auto"/>
+              <w:jc w:val="left"/>
+            </w:pPr>
+            <w:r>
+              <w:rPr>
+                <w:rFonts w:ascii="宋体" w:hAnsi="宋体" w:eastAsia="宋体"/>
+                <w:sz w:val="21"/>
               </w:rPr>
               <w:t>`ci.yml` / `agent-test`</w:t>
             </w:r>
@@ -3585,17 +5652,24 @@
         </w:tc>
         <w:tc>
           <w:tcPr>
-            <w:tcW w:type="dxa" w:w="3456"/>
-            <w:vAlign w:val="center"/>
-          </w:tcPr>
-          <w:p>
-            <w:pPr>
-              <w:spacing w:after="40" w:line="264" w:lineRule="auto"/>
-              <w:jc w:val="left"/>
-            </w:pPr>
-            <w:r>
-              <w:rPr>
-                <w:sz w:val="19"/>
+            <w:tcW w:type="dxa" w:w="3201"/>
+            <w:vAlign w:val="center"/>
+            <w:tcMar>
+              <w:top w:w="105" w:type="dxa"/>
+              <w:bottom w:w="105" w:type="dxa"/>
+              <w:start w:w="135" w:type="dxa"/>
+              <w:end w:w="135" w:type="dxa"/>
+            </w:tcMar>
+          </w:tcPr>
+          <w:p>
+            <w:pPr>
+              <w:spacing w:after="0" w:line="276" w:lineRule="auto"/>
+              <w:jc w:val="left"/>
+            </w:pPr>
+            <w:r>
+              <w:rPr>
+                <w:rFonts w:ascii="宋体" w:hAnsi="宋体" w:eastAsia="宋体"/>
+                <w:sz w:val="21"/>
               </w:rPr>
               <w:t>执行 Agent Go 测试。</w:t>
             </w:r>
@@ -3603,17 +5677,24 @@
         </w:tc>
         <w:tc>
           <w:tcPr>
-            <w:tcW w:type="dxa" w:w="3384"/>
-            <w:vAlign w:val="center"/>
-          </w:tcPr>
-          <w:p>
-            <w:pPr>
-              <w:spacing w:after="40" w:line="264" w:lineRule="auto"/>
-              <w:jc w:val="left"/>
-            </w:pPr>
-            <w:r>
-              <w:rPr>
-                <w:sz w:val="19"/>
+            <w:tcW w:type="dxa" w:w="3135"/>
+            <w:vAlign w:val="center"/>
+            <w:tcMar>
+              <w:top w:w="105" w:type="dxa"/>
+              <w:bottom w:w="105" w:type="dxa"/>
+              <w:start w:w="135" w:type="dxa"/>
+              <w:end w:w="135" w:type="dxa"/>
+            </w:tcMar>
+          </w:tcPr>
+          <w:p>
+            <w:pPr>
+              <w:spacing w:after="0" w:line="276" w:lineRule="auto"/>
+              <w:jc w:val="left"/>
+            </w:pPr>
+            <w:r>
+              <w:rPr>
+                <w:rFonts w:ascii="宋体" w:hAnsi="宋体" w:eastAsia="宋体"/>
+                <w:sz w:val="21"/>
               </w:rPr>
               <w:t>GitHub Actions 已通过。</w:t>
             </w:r>
@@ -3623,17 +5704,25 @@
       <w:tr>
         <w:tc>
           <w:tcPr>
-            <w:tcW w:type="dxa" w:w="2520"/>
-            <w:vAlign w:val="center"/>
-          </w:tcPr>
-          <w:p>
-            <w:pPr>
-              <w:spacing w:after="40" w:line="264" w:lineRule="auto"/>
-              <w:jc w:val="left"/>
-            </w:pPr>
-            <w:r>
-              <w:rPr>
-                <w:sz w:val="19"/>
+            <w:tcW w:type="dxa" w:w="2334"/>
+            <w:vAlign w:val="center"/>
+            <w:tcMar>
+              <w:top w:w="105" w:type="dxa"/>
+              <w:bottom w:w="105" w:type="dxa"/>
+              <w:start w:w="135" w:type="dxa"/>
+              <w:end w:w="135" w:type="dxa"/>
+            </w:tcMar>
+            <w:shd w:val="clear" w:color="auto" w:fill="F7F9FC"/>
+          </w:tcPr>
+          <w:p>
+            <w:pPr>
+              <w:spacing w:after="0" w:line="276" w:lineRule="auto"/>
+              <w:jc w:val="left"/>
+            </w:pPr>
+            <w:r>
+              <w:rPr>
+                <w:rFonts w:ascii="宋体" w:hAnsi="宋体" w:eastAsia="宋体"/>
+                <w:sz w:val="21"/>
               </w:rPr>
               <w:t>`deploy-main.yml` / `packaging-test`</w:t>
             </w:r>
@@ -3641,17 +5730,25 @@
         </w:tc>
         <w:tc>
           <w:tcPr>
-            <w:tcW w:type="dxa" w:w="3456"/>
-            <w:vAlign w:val="center"/>
-          </w:tcPr>
-          <w:p>
-            <w:pPr>
-              <w:spacing w:after="40" w:line="264" w:lineRule="auto"/>
-              <w:jc w:val="left"/>
-            </w:pPr>
-            <w:r>
-              <w:rPr>
-                <w:sz w:val="19"/>
+            <w:tcW w:type="dxa" w:w="3201"/>
+            <w:vAlign w:val="center"/>
+            <w:tcMar>
+              <w:top w:w="105" w:type="dxa"/>
+              <w:bottom w:w="105" w:type="dxa"/>
+              <w:start w:w="135" w:type="dxa"/>
+              <w:end w:w="135" w:type="dxa"/>
+            </w:tcMar>
+            <w:shd w:val="clear" w:color="auto" w:fill="F7F9FC"/>
+          </w:tcPr>
+          <w:p>
+            <w:pPr>
+              <w:spacing w:after="0" w:line="276" w:lineRule="auto"/>
+              <w:jc w:val="left"/>
+            </w:pPr>
+            <w:r>
+              <w:rPr>
+                <w:rFonts w:ascii="宋体" w:hAnsi="宋体" w:eastAsia="宋体"/>
+                <w:sz w:val="21"/>
               </w:rPr>
               <w:t>执行关键配置回归脚本。</w:t>
             </w:r>
@@ -3659,17 +5756,25 @@
         </w:tc>
         <w:tc>
           <w:tcPr>
-            <w:tcW w:type="dxa" w:w="3384"/>
-            <w:vAlign w:val="center"/>
-          </w:tcPr>
-          <w:p>
-            <w:pPr>
-              <w:spacing w:after="40" w:line="264" w:lineRule="auto"/>
-              <w:jc w:val="left"/>
-            </w:pPr>
-            <w:r>
-              <w:rPr>
-                <w:sz w:val="19"/>
+            <w:tcW w:type="dxa" w:w="3135"/>
+            <w:vAlign w:val="center"/>
+            <w:tcMar>
+              <w:top w:w="105" w:type="dxa"/>
+              <w:bottom w:w="105" w:type="dxa"/>
+              <w:start w:w="135" w:type="dxa"/>
+              <w:end w:w="135" w:type="dxa"/>
+            </w:tcMar>
+            <w:shd w:val="clear" w:color="auto" w:fill="F7F9FC"/>
+          </w:tcPr>
+          <w:p>
+            <w:pPr>
+              <w:spacing w:after="0" w:line="276" w:lineRule="auto"/>
+              <w:jc w:val="left"/>
+            </w:pPr>
+            <w:r>
+              <w:rPr>
+                <w:rFonts w:ascii="宋体" w:hAnsi="宋体" w:eastAsia="宋体"/>
+                <w:sz w:val="21"/>
               </w:rPr>
               <w:t>GitHub Actions 已通过。</w:t>
             </w:r>
@@ -3679,17 +5784,24 @@
       <w:tr>
         <w:tc>
           <w:tcPr>
-            <w:tcW w:type="dxa" w:w="2520"/>
-            <w:vAlign w:val="center"/>
-          </w:tcPr>
-          <w:p>
-            <w:pPr>
-              <w:spacing w:after="40" w:line="264" w:lineRule="auto"/>
-              <w:jc w:val="left"/>
-            </w:pPr>
-            <w:r>
-              <w:rPr>
-                <w:sz w:val="19"/>
+            <w:tcW w:type="dxa" w:w="2334"/>
+            <w:vAlign w:val="center"/>
+            <w:tcMar>
+              <w:top w:w="105" w:type="dxa"/>
+              <w:bottom w:w="105" w:type="dxa"/>
+              <w:start w:w="135" w:type="dxa"/>
+              <w:end w:w="135" w:type="dxa"/>
+            </w:tcMar>
+          </w:tcPr>
+          <w:p>
+            <w:pPr>
+              <w:spacing w:after="0" w:line="276" w:lineRule="auto"/>
+              <w:jc w:val="left"/>
+            </w:pPr>
+            <w:r>
+              <w:rPr>
+                <w:rFonts w:ascii="宋体" w:hAnsi="宋体" w:eastAsia="宋体"/>
+                <w:sz w:val="21"/>
               </w:rPr>
               <w:t>`deploy-main.yml` / `smoke-test`</w:t>
             </w:r>
@@ -3697,17 +5809,24 @@
         </w:tc>
         <w:tc>
           <w:tcPr>
-            <w:tcW w:type="dxa" w:w="3456"/>
-            <w:vAlign w:val="center"/>
-          </w:tcPr>
-          <w:p>
-            <w:pPr>
-              <w:spacing w:after="40" w:line="264" w:lineRule="auto"/>
-              <w:jc w:val="left"/>
-            </w:pPr>
-            <w:r>
-              <w:rPr>
-                <w:sz w:val="19"/>
+            <w:tcW w:type="dxa" w:w="3201"/>
+            <w:vAlign w:val="center"/>
+            <w:tcMar>
+              <w:top w:w="105" w:type="dxa"/>
+              <w:bottom w:w="105" w:type="dxa"/>
+              <w:start w:w="135" w:type="dxa"/>
+              <w:end w:w="135" w:type="dxa"/>
+            </w:tcMar>
+          </w:tcPr>
+          <w:p>
+            <w:pPr>
+              <w:spacing w:after="0" w:line="276" w:lineRule="auto"/>
+              <w:jc w:val="left"/>
+            </w:pPr>
+            <w:r>
+              <w:rPr>
+                <w:rFonts w:ascii="宋体" w:hAnsi="宋体" w:eastAsia="宋体"/>
+                <w:sz w:val="21"/>
               </w:rPr>
               <w:t>验证完整环境闭环。</w:t>
             </w:r>
@@ -3715,17 +5834,24 @@
         </w:tc>
         <w:tc>
           <w:tcPr>
-            <w:tcW w:type="dxa" w:w="3384"/>
-            <w:vAlign w:val="center"/>
-          </w:tcPr>
-          <w:p>
-            <w:pPr>
-              <w:spacing w:after="40" w:line="264" w:lineRule="auto"/>
-              <w:jc w:val="left"/>
-            </w:pPr>
-            <w:r>
-              <w:rPr>
-                <w:sz w:val="19"/>
+            <w:tcW w:type="dxa" w:w="3135"/>
+            <w:vAlign w:val="center"/>
+            <w:tcMar>
+              <w:top w:w="105" w:type="dxa"/>
+              <w:bottom w:w="105" w:type="dxa"/>
+              <w:start w:w="135" w:type="dxa"/>
+              <w:end w:w="135" w:type="dxa"/>
+            </w:tcMar>
+          </w:tcPr>
+          <w:p>
+            <w:pPr>
+              <w:spacing w:after="0" w:line="276" w:lineRule="auto"/>
+              <w:jc w:val="left"/>
+            </w:pPr>
+            <w:r>
+              <w:rPr>
+                <w:rFonts w:ascii="宋体" w:hAnsi="宋体" w:eastAsia="宋体"/>
+                <w:sz w:val="21"/>
               </w:rPr>
               <w:t>GitHub Actions 已通过。</w:t>
             </w:r>
@@ -3735,17 +5861,25 @@
       <w:tr>
         <w:tc>
           <w:tcPr>
-            <w:tcW w:type="dxa" w:w="2520"/>
-            <w:vAlign w:val="center"/>
-          </w:tcPr>
-          <w:p>
-            <w:pPr>
-              <w:spacing w:after="40" w:line="264" w:lineRule="auto"/>
-              <w:jc w:val="left"/>
-            </w:pPr>
-            <w:r>
-              <w:rPr>
-                <w:sz w:val="19"/>
+            <w:tcW w:type="dxa" w:w="2334"/>
+            <w:vAlign w:val="center"/>
+            <w:tcMar>
+              <w:top w:w="105" w:type="dxa"/>
+              <w:bottom w:w="105" w:type="dxa"/>
+              <w:start w:w="135" w:type="dxa"/>
+              <w:end w:w="135" w:type="dxa"/>
+            </w:tcMar>
+            <w:shd w:val="clear" w:color="auto" w:fill="F7F9FC"/>
+          </w:tcPr>
+          <w:p>
+            <w:pPr>
+              <w:spacing w:after="0" w:line="276" w:lineRule="auto"/>
+              <w:jc w:val="left"/>
+            </w:pPr>
+            <w:r>
+              <w:rPr>
+                <w:rFonts w:ascii="宋体" w:hAnsi="宋体" w:eastAsia="宋体"/>
+                <w:sz w:val="21"/>
               </w:rPr>
               <w:t>`deploy-main.yml` / `deploy`</w:t>
             </w:r>
@@ -3753,17 +5887,25 @@
         </w:tc>
         <w:tc>
           <w:tcPr>
-            <w:tcW w:type="dxa" w:w="3456"/>
-            <w:vAlign w:val="center"/>
-          </w:tcPr>
-          <w:p>
-            <w:pPr>
-              <w:spacing w:after="40" w:line="264" w:lineRule="auto"/>
-              <w:jc w:val="left"/>
-            </w:pPr>
-            <w:r>
-              <w:rPr>
-                <w:sz w:val="19"/>
+            <w:tcW w:type="dxa" w:w="3201"/>
+            <w:vAlign w:val="center"/>
+            <w:tcMar>
+              <w:top w:w="105" w:type="dxa"/>
+              <w:bottom w:w="105" w:type="dxa"/>
+              <w:start w:w="135" w:type="dxa"/>
+              <w:end w:w="135" w:type="dxa"/>
+            </w:tcMar>
+            <w:shd w:val="clear" w:color="auto" w:fill="F7F9FC"/>
+          </w:tcPr>
+          <w:p>
+            <w:pPr>
+              <w:spacing w:after="0" w:line="276" w:lineRule="auto"/>
+              <w:jc w:val="left"/>
+            </w:pPr>
+            <w:r>
+              <w:rPr>
+                <w:rFonts w:ascii="宋体" w:hAnsi="宋体" w:eastAsia="宋体"/>
+                <w:sz w:val="21"/>
               </w:rPr>
               <w:t>在 smoke test 通过后执行远端部署。</w:t>
             </w:r>
@@ -3771,17 +5913,25 @@
         </w:tc>
         <w:tc>
           <w:tcPr>
-            <w:tcW w:type="dxa" w:w="3384"/>
-            <w:vAlign w:val="center"/>
-          </w:tcPr>
-          <w:p>
-            <w:pPr>
-              <w:spacing w:after="40" w:line="264" w:lineRule="auto"/>
-              <w:jc w:val="left"/>
-            </w:pPr>
-            <w:r>
-              <w:rPr>
-                <w:sz w:val="19"/>
+            <w:tcW w:type="dxa" w:w="3135"/>
+            <w:vAlign w:val="center"/>
+            <w:tcMar>
+              <w:top w:w="105" w:type="dxa"/>
+              <w:bottom w:w="105" w:type="dxa"/>
+              <w:start w:w="135" w:type="dxa"/>
+              <w:end w:w="135" w:type="dxa"/>
+            </w:tcMar>
+            <w:shd w:val="clear" w:color="auto" w:fill="F7F9FC"/>
+          </w:tcPr>
+          <w:p>
+            <w:pPr>
+              <w:spacing w:after="0" w:line="276" w:lineRule="auto"/>
+              <w:jc w:val="left"/>
+            </w:pPr>
+            <w:r>
+              <w:rPr>
+                <w:rFonts w:ascii="宋体" w:hAnsi="宋体" w:eastAsia="宋体"/>
+                <w:sz w:val="21"/>
               </w:rPr>
               <w:t>GitHub Actions 已通过。</w:t>
             </w:r>
@@ -3798,28 +5948,48 @@
       <w:tblPr>
         <w:tblW w:type="auto" w:w="0"/>
         <w:jc w:val="center"/>
+        <w:tblLayout w:type="fixed"/>
         <w:tblLook w:firstColumn="1" w:firstRow="1" w:lastColumn="0" w:lastRow="0" w:noHBand="0" w:noVBand="1" w:val="04A0"/>
+        <w:tblBorders>
+          <w:top w:val="single" w:sz="6" w:space="0" w:color="9EA7B3"/>
+          <w:left w:val="single" w:sz="6" w:space="0" w:color="9EA7B3"/>
+          <w:bottom w:val="single" w:sz="6" w:space="0" w:color="9EA7B3"/>
+          <w:right w:val="single" w:sz="6" w:space="0" w:color="9EA7B3"/>
+          <w:insideH w:val="single" w:sz="6" w:space="0" w:color="9EA7B3"/>
+          <w:insideV w:val="single" w:sz="6" w:space="0" w:color="9EA7B3"/>
+        </w:tblBorders>
       </w:tblPr>
       <w:tblGrid>
-        <w:gridCol w:w="2986"/>
-        <w:gridCol w:w="2986"/>
-        <w:gridCol w:w="2986"/>
+        <w:gridCol w:w="3286"/>
+        <w:gridCol w:w="3566"/>
+        <w:gridCol w:w="1818"/>
       </w:tblGrid>
       <w:tr>
-        <w:tc>
-          <w:tcPr>
-            <w:tcW w:type="dxa" w:w="3384"/>
-            <w:vAlign w:val="center"/>
-          </w:tcPr>
-          <w:p>
-            <w:pPr>
-              <w:spacing w:after="40" w:line="264" w:lineRule="auto"/>
+        <w:trPr>
+          <w:tblHeader w:val="true"/>
+        </w:trPr>
+        <w:tc>
+          <w:tcPr>
+            <w:tcW w:type="dxa" w:w="3286"/>
+            <w:vAlign w:val="center"/>
+            <w:tcMar>
+              <w:top w:w="105" w:type="dxa"/>
+              <w:bottom w:w="105" w:type="dxa"/>
+              <w:start w:w="135" w:type="dxa"/>
+              <w:end w:w="135" w:type="dxa"/>
+            </w:tcMar>
+            <w:shd w:val="clear" w:color="auto" w:fill="E6EBF2"/>
+          </w:tcPr>
+          <w:p>
+            <w:pPr>
+              <w:spacing w:after="0" w:line="276" w:lineRule="auto"/>
               <w:jc w:val="center"/>
             </w:pPr>
             <w:r>
               <w:rPr>
+                <w:rFonts w:ascii="宋体" w:hAnsi="宋体" w:eastAsia="宋体"/>
                 <w:b/>
-                <w:sz w:val="19"/>
+                <w:sz w:val="21"/>
               </w:rPr>
               <w:t>脚本或检查点</w:t>
             </w:r>
@@ -3827,18 +5997,26 @@
         </w:tc>
         <w:tc>
           <w:tcPr>
-            <w:tcW w:type="dxa" w:w="3672"/>
-            <w:vAlign w:val="center"/>
-          </w:tcPr>
-          <w:p>
-            <w:pPr>
-              <w:spacing w:after="40" w:line="264" w:lineRule="auto"/>
+            <w:tcW w:type="dxa" w:w="3566"/>
+            <w:vAlign w:val="center"/>
+            <w:tcMar>
+              <w:top w:w="105" w:type="dxa"/>
+              <w:bottom w:w="105" w:type="dxa"/>
+              <w:start w:w="135" w:type="dxa"/>
+              <w:end w:w="135" w:type="dxa"/>
+            </w:tcMar>
+            <w:shd w:val="clear" w:color="auto" w:fill="E6EBF2"/>
+          </w:tcPr>
+          <w:p>
+            <w:pPr>
+              <w:spacing w:after="0" w:line="276" w:lineRule="auto"/>
               <w:jc w:val="center"/>
             </w:pPr>
             <w:r>
               <w:rPr>
+                <w:rFonts w:ascii="宋体" w:hAnsi="宋体" w:eastAsia="宋体"/>
                 <w:b/>
-                <w:sz w:val="19"/>
+                <w:sz w:val="21"/>
               </w:rPr>
               <w:t>GitHub Actions 中的验证内容</w:t>
             </w:r>
@@ -3846,18 +6024,26 @@
         </w:tc>
         <w:tc>
           <w:tcPr>
-            <w:tcW w:type="dxa" w:w="1872"/>
-            <w:vAlign w:val="center"/>
-          </w:tcPr>
-          <w:p>
-            <w:pPr>
-              <w:spacing w:after="40" w:line="264" w:lineRule="auto"/>
+            <w:tcW w:type="dxa" w:w="1818"/>
+            <w:vAlign w:val="center"/>
+            <w:tcMar>
+              <w:top w:w="105" w:type="dxa"/>
+              <w:bottom w:w="105" w:type="dxa"/>
+              <w:start w:w="135" w:type="dxa"/>
+              <w:end w:w="135" w:type="dxa"/>
+            </w:tcMar>
+            <w:shd w:val="clear" w:color="auto" w:fill="E6EBF2"/>
+          </w:tcPr>
+          <w:p>
+            <w:pPr>
+              <w:spacing w:after="0" w:line="276" w:lineRule="auto"/>
               <w:jc w:val="center"/>
             </w:pPr>
             <w:r>
               <w:rPr>
+                <w:rFonts w:ascii="宋体" w:hAnsi="宋体" w:eastAsia="宋体"/>
                 <w:b/>
-                <w:sz w:val="19"/>
+                <w:sz w:val="21"/>
               </w:rPr>
               <w:t>结果口径</w:t>
             </w:r>
@@ -3867,17 +6053,24 @@
       <w:tr>
         <w:tc>
           <w:tcPr>
-            <w:tcW w:type="dxa" w:w="3384"/>
-            <w:vAlign w:val="center"/>
-          </w:tcPr>
-          <w:p>
-            <w:pPr>
-              <w:spacing w:after="40" w:line="264" w:lineRule="auto"/>
-              <w:jc w:val="left"/>
-            </w:pPr>
-            <w:r>
-              <w:rPr>
-                <w:sz w:val="19"/>
+            <w:tcW w:type="dxa" w:w="3286"/>
+            <w:vAlign w:val="center"/>
+            <w:tcMar>
+              <w:top w:w="105" w:type="dxa"/>
+              <w:bottom w:w="105" w:type="dxa"/>
+              <w:start w:w="135" w:type="dxa"/>
+              <w:end w:w="135" w:type="dxa"/>
+            </w:tcMar>
+          </w:tcPr>
+          <w:p>
+            <w:pPr>
+              <w:spacing w:after="0" w:line="276" w:lineRule="auto"/>
+              <w:jc w:val="left"/>
+            </w:pPr>
+            <w:r>
+              <w:rPr>
+                <w:rFonts w:ascii="宋体" w:hAnsi="宋体" w:eastAsia="宋体"/>
+                <w:sz w:val="21"/>
               </w:rPr>
               <w:t>`tests/skywalking-agent-source-test.sh`</w:t>
             </w:r>
@@ -3885,17 +6078,24 @@
         </w:tc>
         <w:tc>
           <w:tcPr>
-            <w:tcW w:type="dxa" w:w="3672"/>
-            <w:vAlign w:val="center"/>
-          </w:tcPr>
-          <w:p>
-            <w:pPr>
-              <w:spacing w:after="40" w:line="264" w:lineRule="auto"/>
-              <w:jc w:val="left"/>
-            </w:pPr>
-            <w:r>
-              <w:rPr>
-                <w:sz w:val="19"/>
+            <w:tcW w:type="dxa" w:w="3566"/>
+            <w:vAlign w:val="center"/>
+            <w:tcMar>
+              <w:top w:w="105" w:type="dxa"/>
+              <w:bottom w:w="105" w:type="dxa"/>
+              <w:start w:w="135" w:type="dxa"/>
+              <w:end w:w="135" w:type="dxa"/>
+            </w:tcMar>
+          </w:tcPr>
+          <w:p>
+            <w:pPr>
+              <w:spacing w:after="0" w:line="276" w:lineRule="auto"/>
+              <w:jc w:val="left"/>
+            </w:pPr>
+            <w:r>
+              <w:rPr>
+                <w:rFonts w:ascii="宋体" w:hAnsi="宋体" w:eastAsia="宋体"/>
+                <w:sz w:val="21"/>
               </w:rPr>
               <w:t>检查 app-node 与 middleware-node Dockerfile 是否继续从 Apache 归档包复制 SkyWalking Java Agent。</w:t>
             </w:r>
@@ -3903,17 +6103,24 @@
         </w:tc>
         <w:tc>
           <w:tcPr>
-            <w:tcW w:type="dxa" w:w="1872"/>
-            <w:vAlign w:val="center"/>
-          </w:tcPr>
-          <w:p>
-            <w:pPr>
-              <w:spacing w:after="40" w:line="264" w:lineRule="auto"/>
-              <w:jc w:val="left"/>
-            </w:pPr>
-            <w:r>
-              <w:rPr>
-                <w:sz w:val="19"/>
+            <w:tcW w:type="dxa" w:w="1818"/>
+            <w:vAlign w:val="center"/>
+            <w:tcMar>
+              <w:top w:w="105" w:type="dxa"/>
+              <w:bottom w:w="105" w:type="dxa"/>
+              <w:start w:w="135" w:type="dxa"/>
+              <w:end w:w="135" w:type="dxa"/>
+            </w:tcMar>
+          </w:tcPr>
+          <w:p>
+            <w:pPr>
+              <w:spacing w:after="0" w:line="276" w:lineRule="auto"/>
+              <w:jc w:val="left"/>
+            </w:pPr>
+            <w:r>
+              <w:rPr>
+                <w:rFonts w:ascii="宋体" w:hAnsi="宋体" w:eastAsia="宋体"/>
+                <w:sz w:val="21"/>
               </w:rPr>
               <w:t>`packaging-test` 已通过。</w:t>
             </w:r>
@@ -3923,17 +6130,25 @@
       <w:tr>
         <w:tc>
           <w:tcPr>
-            <w:tcW w:type="dxa" w:w="3384"/>
-            <w:vAlign w:val="center"/>
-          </w:tcPr>
-          <w:p>
-            <w:pPr>
-              <w:spacing w:after="40" w:line="264" w:lineRule="auto"/>
-              <w:jc w:val="left"/>
-            </w:pPr>
-            <w:r>
-              <w:rPr>
-                <w:sz w:val="19"/>
+            <w:tcW w:type="dxa" w:w="3286"/>
+            <w:vAlign w:val="center"/>
+            <w:tcMar>
+              <w:top w:w="105" w:type="dxa"/>
+              <w:bottom w:w="105" w:type="dxa"/>
+              <w:start w:w="135" w:type="dxa"/>
+              <w:end w:w="135" w:type="dxa"/>
+            </w:tcMar>
+            <w:shd w:val="clear" w:color="auto" w:fill="F7F9FC"/>
+          </w:tcPr>
+          <w:p>
+            <w:pPr>
+              <w:spacing w:after="0" w:line="276" w:lineRule="auto"/>
+              <w:jc w:val="left"/>
+            </w:pPr>
+            <w:r>
+              <w:rPr>
+                <w:rFonts w:ascii="宋体" w:hAnsi="宋体" w:eastAsia="宋体"/>
+                <w:sz w:val="21"/>
               </w:rPr>
               <w:t>`tests/prometheus-route-prefix-test.sh`</w:t>
             </w:r>
@@ -3941,17 +6156,25 @@
         </w:tc>
         <w:tc>
           <w:tcPr>
-            <w:tcW w:type="dxa" w:w="3672"/>
-            <w:vAlign w:val="center"/>
-          </w:tcPr>
-          <w:p>
-            <w:pPr>
-              <w:spacing w:after="40" w:line="264" w:lineRule="auto"/>
-              <w:jc w:val="left"/>
-            </w:pPr>
-            <w:r>
-              <w:rPr>
-                <w:sz w:val="19"/>
+            <w:tcW w:type="dxa" w:w="3566"/>
+            <w:vAlign w:val="center"/>
+            <w:tcMar>
+              <w:top w:w="105" w:type="dxa"/>
+              <w:bottom w:w="105" w:type="dxa"/>
+              <w:start w:w="135" w:type="dxa"/>
+              <w:end w:w="135" w:type="dxa"/>
+            </w:tcMar>
+            <w:shd w:val="clear" w:color="auto" w:fill="F7F9FC"/>
+          </w:tcPr>
+          <w:p>
+            <w:pPr>
+              <w:spacing w:after="0" w:line="276" w:lineRule="auto"/>
+              <w:jc w:val="left"/>
+            </w:pPr>
+            <w:r>
+              <w:rPr>
+                <w:rFonts w:ascii="宋体" w:hAnsi="宋体" w:eastAsia="宋体"/>
+                <w:sz w:val="21"/>
               </w:rPr>
               <w:t>检查 Prometheus route-prefix 与 smoke test 健康检查路径是否一致。</w:t>
             </w:r>
@@ -3959,17 +6182,25 @@
         </w:tc>
         <w:tc>
           <w:tcPr>
-            <w:tcW w:type="dxa" w:w="1872"/>
-            <w:vAlign w:val="center"/>
-          </w:tcPr>
-          <w:p>
-            <w:pPr>
-              <w:spacing w:after="40" w:line="264" w:lineRule="auto"/>
-              <w:jc w:val="left"/>
-            </w:pPr>
-            <w:r>
-              <w:rPr>
-                <w:sz w:val="19"/>
+            <w:tcW w:type="dxa" w:w="1818"/>
+            <w:vAlign w:val="center"/>
+            <w:tcMar>
+              <w:top w:w="105" w:type="dxa"/>
+              <w:bottom w:w="105" w:type="dxa"/>
+              <w:start w:w="135" w:type="dxa"/>
+              <w:end w:w="135" w:type="dxa"/>
+            </w:tcMar>
+            <w:shd w:val="clear" w:color="auto" w:fill="F7F9FC"/>
+          </w:tcPr>
+          <w:p>
+            <w:pPr>
+              <w:spacing w:after="0" w:line="276" w:lineRule="auto"/>
+              <w:jc w:val="left"/>
+            </w:pPr>
+            <w:r>
+              <w:rPr>
+                <w:rFonts w:ascii="宋体" w:hAnsi="宋体" w:eastAsia="宋体"/>
+                <w:sz w:val="21"/>
               </w:rPr>
               <w:t>`packaging-test` 已通过。</w:t>
             </w:r>
@@ -3979,17 +6210,24 @@
       <w:tr>
         <w:tc>
           <w:tcPr>
-            <w:tcW w:type="dxa" w:w="3384"/>
-            <w:vAlign w:val="center"/>
-          </w:tcPr>
-          <w:p>
-            <w:pPr>
-              <w:spacing w:after="40" w:line="264" w:lineRule="auto"/>
-              <w:jc w:val="left"/>
-            </w:pPr>
-            <w:r>
-              <w:rPr>
-                <w:sz w:val="19"/>
+            <w:tcW w:type="dxa" w:w="3286"/>
+            <w:vAlign w:val="center"/>
+            <w:tcMar>
+              <w:top w:w="105" w:type="dxa"/>
+              <w:bottom w:w="105" w:type="dxa"/>
+              <w:start w:w="135" w:type="dxa"/>
+              <w:end w:w="135" w:type="dxa"/>
+            </w:tcMar>
+          </w:tcPr>
+          <w:p>
+            <w:pPr>
+              <w:spacing w:after="0" w:line="276" w:lineRule="auto"/>
+              <w:jc w:val="left"/>
+            </w:pPr>
+            <w:r>
+              <w:rPr>
+                <w:rFonts w:ascii="宋体" w:hAnsi="宋体" w:eastAsia="宋体"/>
+                <w:sz w:val="21"/>
               </w:rPr>
               <w:t>`tests/deploy-observability-config-test.sh`</w:t>
             </w:r>
@@ -3997,17 +6235,24 @@
         </w:tc>
         <w:tc>
           <w:tcPr>
-            <w:tcW w:type="dxa" w:w="3672"/>
-            <w:vAlign w:val="center"/>
-          </w:tcPr>
-          <w:p>
-            <w:pPr>
-              <w:spacing w:after="40" w:line="264" w:lineRule="auto"/>
-              <w:jc w:val="left"/>
-            </w:pPr>
-            <w:r>
-              <w:rPr>
-                <w:sz w:val="19"/>
+            <w:tcW w:type="dxa" w:w="3566"/>
+            <w:vAlign w:val="center"/>
+            <w:tcMar>
+              <w:top w:w="105" w:type="dxa"/>
+              <w:bottom w:w="105" w:type="dxa"/>
+              <w:start w:w="135" w:type="dxa"/>
+              <w:end w:w="135" w:type="dxa"/>
+            </w:tcMar>
+          </w:tcPr>
+          <w:p>
+            <w:pPr>
+              <w:spacing w:after="0" w:line="276" w:lineRule="auto"/>
+              <w:jc w:val="left"/>
+            </w:pPr>
+            <w:r>
+              <w:rPr>
+                <w:rFonts w:ascii="宋体" w:hAnsi="宋体" w:eastAsia="宋体"/>
+                <w:sz w:val="21"/>
               </w:rPr>
               <w:t>检查部署脚本中的 Prometheus、Grafana、SkyWalking 关键等待逻辑与业务 Trace 预热路径。</w:t>
             </w:r>
@@ -4015,17 +6260,24 @@
         </w:tc>
         <w:tc>
           <w:tcPr>
-            <w:tcW w:type="dxa" w:w="1872"/>
-            <w:vAlign w:val="center"/>
-          </w:tcPr>
-          <w:p>
-            <w:pPr>
-              <w:spacing w:after="40" w:line="264" w:lineRule="auto"/>
-              <w:jc w:val="left"/>
-            </w:pPr>
-            <w:r>
-              <w:rPr>
-                <w:sz w:val="19"/>
+            <w:tcW w:type="dxa" w:w="1818"/>
+            <w:vAlign w:val="center"/>
+            <w:tcMar>
+              <w:top w:w="105" w:type="dxa"/>
+              <w:bottom w:w="105" w:type="dxa"/>
+              <w:start w:w="135" w:type="dxa"/>
+              <w:end w:w="135" w:type="dxa"/>
+            </w:tcMar>
+          </w:tcPr>
+          <w:p>
+            <w:pPr>
+              <w:spacing w:after="0" w:line="276" w:lineRule="auto"/>
+              <w:jc w:val="left"/>
+            </w:pPr>
+            <w:r>
+              <w:rPr>
+                <w:rFonts w:ascii="宋体" w:hAnsi="宋体" w:eastAsia="宋体"/>
+                <w:sz w:val="21"/>
               </w:rPr>
               <w:t>`packaging-test` 已通过。</w:t>
             </w:r>
@@ -4035,17 +6287,25 @@
       <w:tr>
         <w:tc>
           <w:tcPr>
-            <w:tcW w:type="dxa" w:w="3384"/>
-            <w:vAlign w:val="center"/>
-          </w:tcPr>
-          <w:p>
-            <w:pPr>
-              <w:spacing w:after="40" w:line="264" w:lineRule="auto"/>
-              <w:jc w:val="left"/>
-            </w:pPr>
-            <w:r>
-              <w:rPr>
-                <w:sz w:val="19"/>
+            <w:tcW w:type="dxa" w:w="3286"/>
+            <w:vAlign w:val="center"/>
+            <w:tcMar>
+              <w:top w:w="105" w:type="dxa"/>
+              <w:bottom w:w="105" w:type="dxa"/>
+              <w:start w:w="135" w:type="dxa"/>
+              <w:end w:w="135" w:type="dxa"/>
+            </w:tcMar>
+            <w:shd w:val="clear" w:color="auto" w:fill="F7F9FC"/>
+          </w:tcPr>
+          <w:p>
+            <w:pPr>
+              <w:spacing w:after="0" w:line="276" w:lineRule="auto"/>
+              <w:jc w:val="left"/>
+            </w:pPr>
+            <w:r>
+              <w:rPr>
+                <w:rFonts w:ascii="宋体" w:hAnsi="宋体" w:eastAsia="宋体"/>
+                <w:sz w:val="21"/>
               </w:rPr>
               <w:t>`tests/smoke-test.sh`</w:t>
             </w:r>
@@ -4053,17 +6313,25 @@
         </w:tc>
         <w:tc>
           <w:tcPr>
-            <w:tcW w:type="dxa" w:w="3672"/>
-            <w:vAlign w:val="center"/>
-          </w:tcPr>
-          <w:p>
-            <w:pPr>
-              <w:spacing w:after="40" w:line="264" w:lineRule="auto"/>
-              <w:jc w:val="left"/>
-            </w:pPr>
-            <w:r>
-              <w:rPr>
-                <w:sz w:val="19"/>
+            <w:tcW w:type="dxa" w:w="3566"/>
+            <w:vAlign w:val="center"/>
+            <w:tcMar>
+              <w:top w:w="105" w:type="dxa"/>
+              <w:bottom w:w="105" w:type="dxa"/>
+              <w:start w:w="135" w:type="dxa"/>
+              <w:end w:w="135" w:type="dxa"/>
+            </w:tcMar>
+            <w:shd w:val="clear" w:color="auto" w:fill="F7F9FC"/>
+          </w:tcPr>
+          <w:p>
+            <w:pPr>
+              <w:spacing w:after="0" w:line="276" w:lineRule="auto"/>
+              <w:jc w:val="left"/>
+            </w:pPr>
+            <w:r>
+              <w:rPr>
+                <w:rFonts w:ascii="宋体" w:hAnsi="宋体" w:eastAsia="宋体"/>
+                <w:sz w:val="21"/>
               </w:rPr>
               <w:t>启动完整环境并检查节点注册、服务发现、Prometheus 抓取与业务 Trace。</w:t>
             </w:r>
@@ -4071,17 +6339,25 @@
         </w:tc>
         <w:tc>
           <w:tcPr>
-            <w:tcW w:type="dxa" w:w="1872"/>
-            <w:vAlign w:val="center"/>
-          </w:tcPr>
-          <w:p>
-            <w:pPr>
-              <w:spacing w:after="40" w:line="264" w:lineRule="auto"/>
-              <w:jc w:val="left"/>
-            </w:pPr>
-            <w:r>
-              <w:rPr>
-                <w:sz w:val="19"/>
+            <w:tcW w:type="dxa" w:w="1818"/>
+            <w:vAlign w:val="center"/>
+            <w:tcMar>
+              <w:top w:w="105" w:type="dxa"/>
+              <w:bottom w:w="105" w:type="dxa"/>
+              <w:start w:w="135" w:type="dxa"/>
+              <w:end w:w="135" w:type="dxa"/>
+            </w:tcMar>
+            <w:shd w:val="clear" w:color="auto" w:fill="F7F9FC"/>
+          </w:tcPr>
+          <w:p>
+            <w:pPr>
+              <w:spacing w:after="0" w:line="276" w:lineRule="auto"/>
+              <w:jc w:val="left"/>
+            </w:pPr>
+            <w:r>
+              <w:rPr>
+                <w:rFonts w:ascii="宋体" w:hAnsi="宋体" w:eastAsia="宋体"/>
+                <w:sz w:val="21"/>
               </w:rPr>
               <w:t>`smoke-test` 已通过。</w:t>
             </w:r>
@@ -4091,17 +6367,24 @@
       <w:tr>
         <w:tc>
           <w:tcPr>
-            <w:tcW w:type="dxa" w:w="3384"/>
-            <w:vAlign w:val="center"/>
-          </w:tcPr>
-          <w:p>
-            <w:pPr>
-              <w:spacing w:after="40" w:line="264" w:lineRule="auto"/>
-              <w:jc w:val="left"/>
-            </w:pPr>
-            <w:r>
-              <w:rPr>
-                <w:sz w:val="19"/>
+            <w:tcW w:type="dxa" w:w="3286"/>
+            <w:vAlign w:val="center"/>
+            <w:tcMar>
+              <w:top w:w="105" w:type="dxa"/>
+              <w:bottom w:w="105" w:type="dxa"/>
+              <w:start w:w="135" w:type="dxa"/>
+              <w:end w:w="135" w:type="dxa"/>
+            </w:tcMar>
+          </w:tcPr>
+          <w:p>
+            <w:pPr>
+              <w:spacing w:after="0" w:line="276" w:lineRule="auto"/>
+              <w:jc w:val="left"/>
+            </w:pPr>
+            <w:r>
+              <w:rPr>
+                <w:rFonts w:ascii="宋体" w:hAnsi="宋体" w:eastAsia="宋体"/>
+                <w:sz w:val="21"/>
               </w:rPr>
               <w:t>`deploy/deploy-main.sh`</w:t>
             </w:r>
@@ -4109,17 +6392,24 @@
         </w:tc>
         <w:tc>
           <w:tcPr>
-            <w:tcW w:type="dxa" w:w="3672"/>
-            <w:vAlign w:val="center"/>
-          </w:tcPr>
-          <w:p>
-            <w:pPr>
-              <w:spacing w:after="40" w:line="264" w:lineRule="auto"/>
-              <w:jc w:val="left"/>
-            </w:pPr>
-            <w:r>
-              <w:rPr>
-                <w:sz w:val="19"/>
+            <w:tcW w:type="dxa" w:w="3566"/>
+            <w:vAlign w:val="center"/>
+            <w:tcMar>
+              <w:top w:w="105" w:type="dxa"/>
+              <w:bottom w:w="105" w:type="dxa"/>
+              <w:start w:w="135" w:type="dxa"/>
+              <w:end w:w="135" w:type="dxa"/>
+            </w:tcMar>
+          </w:tcPr>
+          <w:p>
+            <w:pPr>
+              <w:spacing w:after="0" w:line="276" w:lineRule="auto"/>
+              <w:jc w:val="left"/>
+            </w:pPr>
+            <w:r>
+              <w:rPr>
+                <w:rFonts w:ascii="宋体" w:hAnsi="宋体" w:eastAsia="宋体"/>
+                <w:sz w:val="21"/>
               </w:rPr>
               <w:t>在 smoke test 之后执行远端部署，并等待健康检查、targets 与业务 Trace。</w:t>
             </w:r>
@@ -4127,17 +6417,24 @@
         </w:tc>
         <w:tc>
           <w:tcPr>
-            <w:tcW w:type="dxa" w:w="1872"/>
-            <w:vAlign w:val="center"/>
-          </w:tcPr>
-          <w:p>
-            <w:pPr>
-              <w:spacing w:after="40" w:line="264" w:lineRule="auto"/>
-              <w:jc w:val="left"/>
-            </w:pPr>
-            <w:r>
-              <w:rPr>
-                <w:sz w:val="19"/>
+            <w:tcW w:type="dxa" w:w="1818"/>
+            <w:vAlign w:val="center"/>
+            <w:tcMar>
+              <w:top w:w="105" w:type="dxa"/>
+              <w:bottom w:w="105" w:type="dxa"/>
+              <w:start w:w="135" w:type="dxa"/>
+              <w:end w:w="135" w:type="dxa"/>
+            </w:tcMar>
+          </w:tcPr>
+          <w:p>
+            <w:pPr>
+              <w:spacing w:after="0" w:line="276" w:lineRule="auto"/>
+              <w:jc w:val="left"/>
+            </w:pPr>
+            <w:r>
+              <w:rPr>
+                <w:rFonts w:ascii="宋体" w:hAnsi="宋体" w:eastAsia="宋体"/>
+                <w:sz w:val="21"/>
               </w:rPr>
               <w:t>`deploy` 已通过。</w:t>
             </w:r>
@@ -4154,28 +6451,48 @@
       <w:tblPr>
         <w:tblW w:type="auto" w:w="0"/>
         <w:jc w:val="center"/>
+        <w:tblLayout w:type="fixed"/>
         <w:tblLook w:firstColumn="1" w:firstRow="1" w:lastColumn="0" w:lastRow="0" w:noHBand="0" w:noVBand="1" w:val="04A0"/>
+        <w:tblBorders>
+          <w:top w:val="single" w:sz="6" w:space="0" w:color="9EA7B3"/>
+          <w:left w:val="single" w:sz="6" w:space="0" w:color="9EA7B3"/>
+          <w:bottom w:val="single" w:sz="6" w:space="0" w:color="9EA7B3"/>
+          <w:right w:val="single" w:sz="6" w:space="0" w:color="9EA7B3"/>
+          <w:insideH w:val="single" w:sz="6" w:space="0" w:color="9EA7B3"/>
+          <w:insideV w:val="single" w:sz="6" w:space="0" w:color="9EA7B3"/>
+        </w:tblBorders>
       </w:tblPr>
       <w:tblGrid>
-        <w:gridCol w:w="2986"/>
-        <w:gridCol w:w="2986"/>
-        <w:gridCol w:w="2986"/>
+        <w:gridCol w:w="2040"/>
+        <w:gridCol w:w="3570"/>
+        <w:gridCol w:w="3060"/>
       </w:tblGrid>
       <w:tr>
-        <w:tc>
-          <w:tcPr>
-            <w:tcW w:type="dxa" w:w="2016"/>
-            <w:vAlign w:val="center"/>
-          </w:tcPr>
-          <w:p>
-            <w:pPr>
-              <w:spacing w:after="40" w:line="264" w:lineRule="auto"/>
+        <w:trPr>
+          <w:tblHeader w:val="true"/>
+        </w:trPr>
+        <w:tc>
+          <w:tcPr>
+            <w:tcW w:type="dxa" w:w="2040"/>
+            <w:vAlign w:val="center"/>
+            <w:tcMar>
+              <w:top w:w="105" w:type="dxa"/>
+              <w:bottom w:w="105" w:type="dxa"/>
+              <w:start w:w="135" w:type="dxa"/>
+              <w:end w:w="135" w:type="dxa"/>
+            </w:tcMar>
+            <w:shd w:val="clear" w:color="auto" w:fill="E6EBF2"/>
+          </w:tcPr>
+          <w:p>
+            <w:pPr>
+              <w:spacing w:after="0" w:line="276" w:lineRule="auto"/>
               <w:jc w:val="center"/>
             </w:pPr>
             <w:r>
               <w:rPr>
+                <w:rFonts w:ascii="宋体" w:hAnsi="宋体" w:eastAsia="宋体"/>
                 <w:b/>
-                <w:sz w:val="19"/>
+                <w:sz w:val="21"/>
               </w:rPr>
               <w:t>关键检查点</w:t>
             </w:r>
@@ -4183,18 +6500,26 @@
         </w:tc>
         <w:tc>
           <w:tcPr>
-            <w:tcW w:type="dxa" w:w="3528"/>
-            <w:vAlign w:val="center"/>
-          </w:tcPr>
-          <w:p>
-            <w:pPr>
-              <w:spacing w:after="40" w:line="264" w:lineRule="auto"/>
+            <w:tcW w:type="dxa" w:w="3570"/>
+            <w:vAlign w:val="center"/>
+            <w:tcMar>
+              <w:top w:w="105" w:type="dxa"/>
+              <w:bottom w:w="105" w:type="dxa"/>
+              <w:start w:w="135" w:type="dxa"/>
+              <w:end w:w="135" w:type="dxa"/>
+            </w:tcMar>
+            <w:shd w:val="clear" w:color="auto" w:fill="E6EBF2"/>
+          </w:tcPr>
+          <w:p>
+            <w:pPr>
+              <w:spacing w:after="0" w:line="276" w:lineRule="auto"/>
               <w:jc w:val="center"/>
             </w:pPr>
             <w:r>
               <w:rPr>
+                <w:rFonts w:ascii="宋体" w:hAnsi="宋体" w:eastAsia="宋体"/>
                 <w:b/>
-                <w:sz w:val="19"/>
+                <w:sz w:val="21"/>
               </w:rPr>
               <w:t>断言内容</w:t>
             </w:r>
@@ -4202,18 +6527,26 @@
         </w:tc>
         <w:tc>
           <w:tcPr>
-            <w:tcW w:type="dxa" w:w="3024"/>
-            <w:vAlign w:val="center"/>
-          </w:tcPr>
-          <w:p>
-            <w:pPr>
-              <w:spacing w:after="40" w:line="264" w:lineRule="auto"/>
+            <w:tcW w:type="dxa" w:w="3060"/>
+            <w:vAlign w:val="center"/>
+            <w:tcMar>
+              <w:top w:w="105" w:type="dxa"/>
+              <w:bottom w:w="105" w:type="dxa"/>
+              <w:start w:w="135" w:type="dxa"/>
+              <w:end w:w="135" w:type="dxa"/>
+            </w:tcMar>
+            <w:shd w:val="clear" w:color="auto" w:fill="E6EBF2"/>
+          </w:tcPr>
+          <w:p>
+            <w:pPr>
+              <w:spacing w:after="0" w:line="276" w:lineRule="auto"/>
               <w:jc w:val="center"/>
             </w:pPr>
             <w:r>
               <w:rPr>
+                <w:rFonts w:ascii="宋体" w:hAnsi="宋体" w:eastAsia="宋体"/>
                 <w:b/>
-                <w:sz w:val="19"/>
+                <w:sz w:val="21"/>
               </w:rPr>
               <w:t>对应意义</w:t>
             </w:r>
@@ -4223,17 +6556,24 @@
       <w:tr>
         <w:tc>
           <w:tcPr>
-            <w:tcW w:type="dxa" w:w="2016"/>
-            <w:vAlign w:val="center"/>
-          </w:tcPr>
-          <w:p>
-            <w:pPr>
-              <w:spacing w:after="40" w:line="264" w:lineRule="auto"/>
-              <w:jc w:val="left"/>
-            </w:pPr>
-            <w:r>
-              <w:rPr>
-                <w:sz w:val="19"/>
+            <w:tcW w:type="dxa" w:w="2040"/>
+            <w:vAlign w:val="center"/>
+            <w:tcMar>
+              <w:top w:w="105" w:type="dxa"/>
+              <w:bottom w:w="105" w:type="dxa"/>
+              <w:start w:w="135" w:type="dxa"/>
+              <w:end w:w="135" w:type="dxa"/>
+            </w:tcMar>
+          </w:tcPr>
+          <w:p>
+            <w:pPr>
+              <w:spacing w:after="0" w:line="276" w:lineRule="auto"/>
+              <w:jc w:val="left"/>
+            </w:pPr>
+            <w:r>
+              <w:rPr>
+                <w:rFonts w:ascii="宋体" w:hAnsi="宋体" w:eastAsia="宋体"/>
+                <w:sz w:val="21"/>
               </w:rPr>
               <w:t>节点注册</w:t>
             </w:r>
@@ -4241,17 +6581,24 @@
         </w:tc>
         <w:tc>
           <w:tcPr>
-            <w:tcW w:type="dxa" w:w="3528"/>
-            <w:vAlign w:val="center"/>
-          </w:tcPr>
-          <w:p>
-            <w:pPr>
-              <w:spacing w:after="40" w:line="264" w:lineRule="auto"/>
-              <w:jc w:val="left"/>
-            </w:pPr>
-            <w:r>
-              <w:rPr>
-                <w:sz w:val="19"/>
+            <w:tcW w:type="dxa" w:w="3570"/>
+            <w:vAlign w:val="center"/>
+            <w:tcMar>
+              <w:top w:w="105" w:type="dxa"/>
+              <w:bottom w:w="105" w:type="dxa"/>
+              <w:start w:w="135" w:type="dxa"/>
+              <w:end w:w="135" w:type="dxa"/>
+            </w:tcMar>
+          </w:tcPr>
+          <w:p>
+            <w:pPr>
+              <w:spacing w:after="0" w:line="276" w:lineRule="auto"/>
+              <w:jc w:val="left"/>
+            </w:pPr>
+            <w:r>
+              <w:rPr>
+                <w:rFonts w:ascii="宋体" w:hAnsi="宋体" w:eastAsia="宋体"/>
+                <w:sz w:val="21"/>
               </w:rPr>
               <w:t>`/api/nodes` 中出现 `app-node` 和 `middleware-node`。</w:t>
             </w:r>
@@ -4259,17 +6606,24 @@
         </w:tc>
         <w:tc>
           <w:tcPr>
-            <w:tcW w:type="dxa" w:w="3024"/>
-            <w:vAlign w:val="center"/>
-          </w:tcPr>
-          <w:p>
-            <w:pPr>
-              <w:spacing w:after="40" w:line="264" w:lineRule="auto"/>
-              <w:jc w:val="left"/>
-            </w:pPr>
-            <w:r>
-              <w:rPr>
-                <w:sz w:val="19"/>
+            <w:tcW w:type="dxa" w:w="3060"/>
+            <w:vAlign w:val="center"/>
+            <w:tcMar>
+              <w:top w:w="105" w:type="dxa"/>
+              <w:bottom w:w="105" w:type="dxa"/>
+              <w:start w:w="135" w:type="dxa"/>
+              <w:end w:w="135" w:type="dxa"/>
+            </w:tcMar>
+          </w:tcPr>
+          <w:p>
+            <w:pPr>
+              <w:spacing w:after="0" w:line="276" w:lineRule="auto"/>
+              <w:jc w:val="left"/>
+            </w:pPr>
+            <w:r>
+              <w:rPr>
+                <w:rFonts w:ascii="宋体" w:hAnsi="宋体" w:eastAsia="宋体"/>
+                <w:sz w:val="21"/>
               </w:rPr>
               <w:t>证明 Agent 注册链路成立。</w:t>
             </w:r>
@@ -4279,17 +6633,25 @@
       <w:tr>
         <w:tc>
           <w:tcPr>
-            <w:tcW w:type="dxa" w:w="2016"/>
-            <w:vAlign w:val="center"/>
-          </w:tcPr>
-          <w:p>
-            <w:pPr>
-              <w:spacing w:after="40" w:line="264" w:lineRule="auto"/>
-              <w:jc w:val="left"/>
-            </w:pPr>
-            <w:r>
-              <w:rPr>
-                <w:sz w:val="19"/>
+            <w:tcW w:type="dxa" w:w="2040"/>
+            <w:vAlign w:val="center"/>
+            <w:tcMar>
+              <w:top w:w="105" w:type="dxa"/>
+              <w:bottom w:w="105" w:type="dxa"/>
+              <w:start w:w="135" w:type="dxa"/>
+              <w:end w:w="135" w:type="dxa"/>
+            </w:tcMar>
+            <w:shd w:val="clear" w:color="auto" w:fill="F7F9FC"/>
+          </w:tcPr>
+          <w:p>
+            <w:pPr>
+              <w:spacing w:after="0" w:line="276" w:lineRule="auto"/>
+              <w:jc w:val="left"/>
+            </w:pPr>
+            <w:r>
+              <w:rPr>
+                <w:rFonts w:ascii="宋体" w:hAnsi="宋体" w:eastAsia="宋体"/>
+                <w:sz w:val="21"/>
               </w:rPr>
               <w:t>服务发现</w:t>
             </w:r>
@@ -4297,17 +6659,25 @@
         </w:tc>
         <w:tc>
           <w:tcPr>
-            <w:tcW w:type="dxa" w:w="3528"/>
-            <w:vAlign w:val="center"/>
-          </w:tcPr>
-          <w:p>
-            <w:pPr>
-              <w:spacing w:after="40" w:line="264" w:lineRule="auto"/>
-              <w:jc w:val="left"/>
-            </w:pPr>
-            <w:r>
-              <w:rPr>
-                <w:sz w:val="19"/>
+            <w:tcW w:type="dxa" w:w="3570"/>
+            <w:vAlign w:val="center"/>
+            <w:tcMar>
+              <w:top w:w="105" w:type="dxa"/>
+              <w:bottom w:w="105" w:type="dxa"/>
+              <w:start w:w="135" w:type="dxa"/>
+              <w:end w:w="135" w:type="dxa"/>
+            </w:tcMar>
+            <w:shd w:val="clear" w:color="auto" w:fill="F7F9FC"/>
+          </w:tcPr>
+          <w:p>
+            <w:pPr>
+              <w:spacing w:after="0" w:line="276" w:lineRule="auto"/>
+              <w:jc w:val="left"/>
+            </w:pPr>
+            <w:r>
+              <w:rPr>
+                <w:rFonts w:ascii="宋体" w:hAnsi="宋体" w:eastAsia="宋体"/>
+                <w:sz w:val="21"/>
               </w:rPr>
               <w:t>`/api/services` 中出现 `SPRING_BOOT` 与 `MYSQL`。</w:t>
             </w:r>
@@ -4315,17 +6685,25 @@
         </w:tc>
         <w:tc>
           <w:tcPr>
-            <w:tcW w:type="dxa" w:w="3024"/>
-            <w:vAlign w:val="center"/>
-          </w:tcPr>
-          <w:p>
-            <w:pPr>
-              <w:spacing w:after="40" w:line="264" w:lineRule="auto"/>
-              <w:jc w:val="left"/>
-            </w:pPr>
-            <w:r>
-              <w:rPr>
-                <w:sz w:val="19"/>
+            <w:tcW w:type="dxa" w:w="3060"/>
+            <w:vAlign w:val="center"/>
+            <w:tcMar>
+              <w:top w:w="105" w:type="dxa"/>
+              <w:bottom w:w="105" w:type="dxa"/>
+              <w:start w:w="135" w:type="dxa"/>
+              <w:end w:w="135" w:type="dxa"/>
+            </w:tcMar>
+            <w:shd w:val="clear" w:color="auto" w:fill="F7F9FC"/>
+          </w:tcPr>
+          <w:p>
+            <w:pPr>
+              <w:spacing w:after="0" w:line="276" w:lineRule="auto"/>
+              <w:jc w:val="left"/>
+            </w:pPr>
+            <w:r>
+              <w:rPr>
+                <w:rFonts w:ascii="宋体" w:hAnsi="宋体" w:eastAsia="宋体"/>
+                <w:sz w:val="21"/>
               </w:rPr>
               <w:t>证明节点目录与服务目录已同步。</w:t>
             </w:r>
@@ -4335,17 +6713,24 @@
       <w:tr>
         <w:tc>
           <w:tcPr>
-            <w:tcW w:type="dxa" w:w="2016"/>
-            <w:vAlign w:val="center"/>
-          </w:tcPr>
-          <w:p>
-            <w:pPr>
-              <w:spacing w:after="40" w:line="264" w:lineRule="auto"/>
-              <w:jc w:val="left"/>
-            </w:pPr>
-            <w:r>
-              <w:rPr>
-                <w:sz w:val="19"/>
+            <w:tcW w:type="dxa" w:w="2040"/>
+            <w:vAlign w:val="center"/>
+            <w:tcMar>
+              <w:top w:w="105" w:type="dxa"/>
+              <w:bottom w:w="105" w:type="dxa"/>
+              <w:start w:w="135" w:type="dxa"/>
+              <w:end w:w="135" w:type="dxa"/>
+            </w:tcMar>
+          </w:tcPr>
+          <w:p>
+            <w:pPr>
+              <w:spacing w:after="0" w:line="276" w:lineRule="auto"/>
+              <w:jc w:val="left"/>
+            </w:pPr>
+            <w:r>
+              <w:rPr>
+                <w:rFonts w:ascii="宋体" w:hAnsi="宋体" w:eastAsia="宋体"/>
+                <w:sz w:val="21"/>
               </w:rPr>
               <w:t>指标抓取</w:t>
             </w:r>
@@ -4353,17 +6738,24 @@
         </w:tc>
         <w:tc>
           <w:tcPr>
-            <w:tcW w:type="dxa" w:w="3528"/>
-            <w:vAlign w:val="center"/>
-          </w:tcPr>
-          <w:p>
-            <w:pPr>
-              <w:spacing w:after="40" w:line="264" w:lineRule="auto"/>
-              <w:jc w:val="left"/>
-            </w:pPr>
-            <w:r>
-              <w:rPr>
-                <w:sz w:val="19"/>
+            <w:tcW w:type="dxa" w:w="3570"/>
+            <w:vAlign w:val="center"/>
+            <w:tcMar>
+              <w:top w:w="105" w:type="dxa"/>
+              <w:bottom w:w="105" w:type="dxa"/>
+              <w:start w:w="135" w:type="dxa"/>
+              <w:end w:w="135" w:type="dxa"/>
+            </w:tcMar>
+          </w:tcPr>
+          <w:p>
+            <w:pPr>
+              <w:spacing w:after="0" w:line="276" w:lineRule="auto"/>
+              <w:jc w:val="left"/>
+            </w:pPr>
+            <w:r>
+              <w:rPr>
+                <w:rFonts w:ascii="宋体" w:hAnsi="宋体" w:eastAsia="宋体"/>
+                <w:sz w:val="21"/>
               </w:rPr>
               <w:t>Prometheus targets 中出现 `sample-service`。</w:t>
             </w:r>
@@ -4371,17 +6763,24 @@
         </w:tc>
         <w:tc>
           <w:tcPr>
-            <w:tcW w:type="dxa" w:w="3024"/>
-            <w:vAlign w:val="center"/>
-          </w:tcPr>
-          <w:p>
-            <w:pPr>
-              <w:spacing w:after="40" w:line="264" w:lineRule="auto"/>
-              <w:jc w:val="left"/>
-            </w:pPr>
-            <w:r>
-              <w:rPr>
-                <w:sz w:val="19"/>
+            <w:tcW w:type="dxa" w:w="3060"/>
+            <w:vAlign w:val="center"/>
+            <w:tcMar>
+              <w:top w:w="105" w:type="dxa"/>
+              <w:bottom w:w="105" w:type="dxa"/>
+              <w:start w:w="135" w:type="dxa"/>
+              <w:end w:w="135" w:type="dxa"/>
+            </w:tcMar>
+          </w:tcPr>
+          <w:p>
+            <w:pPr>
+              <w:spacing w:after="0" w:line="276" w:lineRule="auto"/>
+              <w:jc w:val="left"/>
+            </w:pPr>
+            <w:r>
+              <w:rPr>
+                <w:rFonts w:ascii="宋体" w:hAnsi="宋体" w:eastAsia="宋体"/>
+                <w:sz w:val="21"/>
               </w:rPr>
               <w:t>证明 Prometheus 已接到业务指标源。</w:t>
             </w:r>
@@ -4391,17 +6790,25 @@
       <w:tr>
         <w:tc>
           <w:tcPr>
-            <w:tcW w:type="dxa" w:w="2016"/>
-            <w:vAlign w:val="center"/>
-          </w:tcPr>
-          <w:p>
-            <w:pPr>
-              <w:spacing w:after="40" w:line="264" w:lineRule="auto"/>
-              <w:jc w:val="left"/>
-            </w:pPr>
-            <w:r>
-              <w:rPr>
-                <w:sz w:val="19"/>
+            <w:tcW w:type="dxa" w:w="2040"/>
+            <w:vAlign w:val="center"/>
+            <w:tcMar>
+              <w:top w:w="105" w:type="dxa"/>
+              <w:bottom w:w="105" w:type="dxa"/>
+              <w:start w:w="135" w:type="dxa"/>
+              <w:end w:w="135" w:type="dxa"/>
+            </w:tcMar>
+            <w:shd w:val="clear" w:color="auto" w:fill="F7F9FC"/>
+          </w:tcPr>
+          <w:p>
+            <w:pPr>
+              <w:spacing w:after="0" w:line="276" w:lineRule="auto"/>
+              <w:jc w:val="left"/>
+            </w:pPr>
+            <w:r>
+              <w:rPr>
+                <w:rFonts w:ascii="宋体" w:hAnsi="宋体" w:eastAsia="宋体"/>
+                <w:sz w:val="21"/>
               </w:rPr>
               <w:t>链路形成</w:t>
             </w:r>
@@ -4409,17 +6816,25 @@
         </w:tc>
         <w:tc>
           <w:tcPr>
-            <w:tcW w:type="dxa" w:w="3528"/>
-            <w:vAlign w:val="center"/>
-          </w:tcPr>
-          <w:p>
-            <w:pPr>
-              <w:spacing w:after="40" w:line="264" w:lineRule="auto"/>
-              <w:jc w:val="left"/>
-            </w:pPr>
-            <w:r>
-              <w:rPr>
-                <w:sz w:val="19"/>
+            <w:tcW w:type="dxa" w:w="3570"/>
+            <w:vAlign w:val="center"/>
+            <w:tcMar>
+              <w:top w:w="105" w:type="dxa"/>
+              <w:bottom w:w="105" w:type="dxa"/>
+              <w:start w:w="135" w:type="dxa"/>
+              <w:end w:w="135" w:type="dxa"/>
+            </w:tcMar>
+            <w:shd w:val="clear" w:color="auto" w:fill="F7F9FC"/>
+          </w:tcPr>
+          <w:p>
+            <w:pPr>
+              <w:spacing w:after="0" w:line="276" w:lineRule="auto"/>
+              <w:jc w:val="left"/>
+            </w:pPr>
+            <w:r>
+              <w:rPr>
+                <w:rFonts w:ascii="宋体" w:hAnsi="宋体" w:eastAsia="宋体"/>
+                <w:sz w:val="21"/>
               </w:rPr>
               <w:t>`/api/tracing/summary` 中出现 `/api/demo-chain`。</w:t>
             </w:r>
@@ -4427,17 +6842,25 @@
         </w:tc>
         <w:tc>
           <w:tcPr>
-            <w:tcW w:type="dxa" w:w="3024"/>
-            <w:vAlign w:val="center"/>
-          </w:tcPr>
-          <w:p>
-            <w:pPr>
-              <w:spacing w:after="40" w:line="264" w:lineRule="auto"/>
-              <w:jc w:val="left"/>
-            </w:pPr>
-            <w:r>
-              <w:rPr>
-                <w:sz w:val="19"/>
+            <w:tcW w:type="dxa" w:w="3060"/>
+            <w:vAlign w:val="center"/>
+            <w:tcMar>
+              <w:top w:w="105" w:type="dxa"/>
+              <w:bottom w:w="105" w:type="dxa"/>
+              <w:start w:w="135" w:type="dxa"/>
+              <w:end w:w="135" w:type="dxa"/>
+            </w:tcMar>
+            <w:shd w:val="clear" w:color="auto" w:fill="F7F9FC"/>
+          </w:tcPr>
+          <w:p>
+            <w:pPr>
+              <w:spacing w:after="0" w:line="276" w:lineRule="auto"/>
+              <w:jc w:val="left"/>
+            </w:pPr>
+            <w:r>
+              <w:rPr>
+                <w:rFonts w:ascii="宋体" w:hAnsi="宋体" w:eastAsia="宋体"/>
+                <w:sz w:val="21"/>
               </w:rPr>
               <w:t>证明业务 Trace 已被 SkyWalking 和后端摘要链路接住。</w:t>
             </w:r>
@@ -4447,17 +6870,24 @@
       <w:tr>
         <w:tc>
           <w:tcPr>
-            <w:tcW w:type="dxa" w:w="2016"/>
-            <w:vAlign w:val="center"/>
-          </w:tcPr>
-          <w:p>
-            <w:pPr>
-              <w:spacing w:after="40" w:line="264" w:lineRule="auto"/>
-              <w:jc w:val="left"/>
-            </w:pPr>
-            <w:r>
-              <w:rPr>
-                <w:sz w:val="19"/>
+            <w:tcW w:type="dxa" w:w="2040"/>
+            <w:vAlign w:val="center"/>
+            <w:tcMar>
+              <w:top w:w="105" w:type="dxa"/>
+              <w:bottom w:w="105" w:type="dxa"/>
+              <w:start w:w="135" w:type="dxa"/>
+              <w:end w:w="135" w:type="dxa"/>
+            </w:tcMar>
+          </w:tcPr>
+          <w:p>
+            <w:pPr>
+              <w:spacing w:after="0" w:line="276" w:lineRule="auto"/>
+              <w:jc w:val="left"/>
+            </w:pPr>
+            <w:r>
+              <w:rPr>
+                <w:rFonts w:ascii="宋体" w:hAnsi="宋体" w:eastAsia="宋体"/>
+                <w:sz w:val="21"/>
               </w:rPr>
               <w:t>部署后预热</w:t>
             </w:r>
@@ -4465,17 +6895,24 @@
         </w:tc>
         <w:tc>
           <w:tcPr>
-            <w:tcW w:type="dxa" w:w="3528"/>
-            <w:vAlign w:val="center"/>
-          </w:tcPr>
-          <w:p>
-            <w:pPr>
-              <w:spacing w:after="40" w:line="264" w:lineRule="auto"/>
-              <w:jc w:val="left"/>
-            </w:pPr>
-            <w:r>
-              <w:rPr>
-                <w:sz w:val="19"/>
+            <w:tcW w:type="dxa" w:w="3570"/>
+            <w:vAlign w:val="center"/>
+            <w:tcMar>
+              <w:top w:w="105" w:type="dxa"/>
+              <w:bottom w:w="105" w:type="dxa"/>
+              <w:start w:w="135" w:type="dxa"/>
+              <w:end w:w="135" w:type="dxa"/>
+            </w:tcMar>
+          </w:tcPr>
+          <w:p>
+            <w:pPr>
+              <w:spacing w:after="0" w:line="276" w:lineRule="auto"/>
+              <w:jc w:val="left"/>
+            </w:pPr>
+            <w:r>
+              <w:rPr>
+                <w:rFonts w:ascii="宋体" w:hAnsi="宋体" w:eastAsia="宋体"/>
+                <w:sz w:val="21"/>
               </w:rPr>
               <w:t>`deploy-main.sh` 主动 warmup `/api/demo-chain` 并重试等待业务 Trace。</w:t>
             </w:r>
@@ -4483,17 +6920,24 @@
         </w:tc>
         <w:tc>
           <w:tcPr>
-            <w:tcW w:type="dxa" w:w="3024"/>
-            <w:vAlign w:val="center"/>
-          </w:tcPr>
-          <w:p>
-            <w:pPr>
-              <w:spacing w:after="40" w:line="264" w:lineRule="auto"/>
-              <w:jc w:val="left"/>
-            </w:pPr>
-            <w:r>
-              <w:rPr>
-                <w:sz w:val="19"/>
+            <w:tcW w:type="dxa" w:w="3060"/>
+            <w:vAlign w:val="center"/>
+            <w:tcMar>
+              <w:top w:w="105" w:type="dxa"/>
+              <w:bottom w:w="105" w:type="dxa"/>
+              <w:start w:w="135" w:type="dxa"/>
+              <w:end w:w="135" w:type="dxa"/>
+            </w:tcMar>
+          </w:tcPr>
+          <w:p>
+            <w:pPr>
+              <w:spacing w:after="0" w:line="276" w:lineRule="auto"/>
+              <w:jc w:val="left"/>
+            </w:pPr>
+            <w:r>
+              <w:rPr>
+                <w:rFonts w:ascii="宋体" w:hAnsi="宋体" w:eastAsia="宋体"/>
+                <w:sz w:val="21"/>
               </w:rPr>
               <w:t>证明远端部署不是只拉起容器，而是继续验证观测闭环。</w:t>
             </w:r>
@@ -4508,25 +6952,27 @@
     </w:p>
     <w:p>
       <w:pPr>
-        <w:spacing w:after="120" w:line="300" w:lineRule="auto"/>
-      </w:pPr>
-      <w:r>
-        <w:rPr>
+        <w:spacing w:after="0" w:line="360" w:lineRule="auto"/>
+      </w:pPr>
+      <w:r>
+        <w:rPr>
+          <w:rFonts w:ascii="宋体" w:hAnsi="宋体" w:eastAsia="宋体"/>
           <w:i w:val="0"/>
-          <w:sz w:val="21"/>
+          <w:sz w:val="24"/>
         </w:rPr>
         <w:t>工作流顺序为：先在 PR 阶段完成前端、后端、Agent 的基础回归，再在 main 工作流中补齐配置检查、完整冒烟和远端部署。</w:t>
       </w:r>
     </w:p>
     <w:p>
       <w:pPr>
-        <w:spacing w:after="80" w:line="300" w:lineRule="auto"/>
+        <w:spacing w:after="80" w:line="360" w:lineRule="auto"/>
         <w:jc w:val="center"/>
       </w:pPr>
       <w:r>
         <w:rPr>
+          <w:rFonts w:ascii="宋体" w:hAnsi="宋体" w:eastAsia="宋体"/>
           <w:i w:val="0"/>
-          <w:sz w:val="21"/>
+          <w:sz w:val="24"/>
         </w:rPr>
         <w:drawing>
           <wp:inline xmlns:a="http://schemas.openxmlformats.org/drawingml/2006/main" xmlns:pic="http://schemas.openxmlformats.org/drawingml/2006/picture">
@@ -4564,11 +7010,12 @@
     </w:p>
     <w:p>
       <w:pPr>
-        <w:spacing w:after="160" w:line="300" w:lineRule="auto"/>
+        <w:spacing w:after="160" w:line="360" w:lineRule="auto"/>
         <w:jc w:val="center"/>
       </w:pPr>
       <w:r>
         <w:rPr>
+          <w:rFonts w:ascii="宋体" w:hAnsi="宋体" w:eastAsia="宋体"/>
           <w:i/>
           <w:sz w:val="21"/>
         </w:rPr>
@@ -4577,17 +7024,18 @@
     </w:p>
     <w:p>
       <w:pPr>
-        <w:spacing w:after="80" w:line="300" w:lineRule="auto"/>
+        <w:spacing w:after="80" w:line="360" w:lineRule="auto"/>
         <w:jc w:val="center"/>
       </w:pPr>
       <w:r>
         <w:rPr>
+          <w:rFonts w:ascii="宋体" w:hAnsi="宋体" w:eastAsia="宋体"/>
           <w:i w:val="0"/>
-          <w:sz w:val="21"/>
+          <w:sz w:val="24"/>
         </w:rPr>
         <w:drawing>
           <wp:inline xmlns:a="http://schemas.openxmlformats.org/drawingml/2006/main" xmlns:pic="http://schemas.openxmlformats.org/drawingml/2006/picture">
-            <wp:extent cx="5303520" cy="8379005"/>
+            <wp:extent cx="5669280" cy="2362551"/>
             <wp:docPr id="5" name="Picture 5"/>
             <wp:cNvGraphicFramePr>
               <a:graphicFrameLocks noChangeAspect="1"/>
@@ -4608,7 +7056,7 @@
                   <pic:spPr>
                     <a:xfrm>
                       <a:off x="0" y="0"/>
-                      <a:ext cx="5303520" cy="8379005"/>
+                      <a:ext cx="5669280" cy="2362551"/>
                     </a:xfrm>
                     <a:prstGeom prst="rect"/>
                   </pic:spPr>
@@ -4621,11 +7069,12 @@
     </w:p>
     <w:p>
       <w:pPr>
-        <w:spacing w:after="160" w:line="300" w:lineRule="auto"/>
+        <w:spacing w:after="160" w:line="360" w:lineRule="auto"/>
         <w:jc w:val="center"/>
       </w:pPr>
       <w:r>
         <w:rPr>
+          <w:rFonts w:ascii="宋体" w:hAnsi="宋体" w:eastAsia="宋体"/>
           <w:i/>
           <w:sz w:val="21"/>
         </w:rPr>
@@ -4634,13 +7083,14 @@
     </w:p>
     <w:p>
       <w:pPr>
-        <w:spacing w:after="80" w:line="300" w:lineRule="auto"/>
+        <w:spacing w:after="80" w:line="360" w:lineRule="auto"/>
         <w:jc w:val="center"/>
       </w:pPr>
       <w:r>
         <w:rPr>
+          <w:rFonts w:ascii="宋体" w:hAnsi="宋体" w:eastAsia="宋体"/>
           <w:i w:val="0"/>
-          <w:sz w:val="21"/>
+          <w:sz w:val="24"/>
         </w:rPr>
         <w:drawing>
           <wp:inline xmlns:a="http://schemas.openxmlformats.org/drawingml/2006/main" xmlns:pic="http://schemas.openxmlformats.org/drawingml/2006/picture">
@@ -4678,11 +7128,12 @@
     </w:p>
     <w:p>
       <w:pPr>
-        <w:spacing w:after="160" w:line="300" w:lineRule="auto"/>
+        <w:spacing w:after="160" w:line="360" w:lineRule="auto"/>
         <w:jc w:val="center"/>
       </w:pPr>
       <w:r>
         <w:rPr>
+          <w:rFonts w:ascii="宋体" w:hAnsi="宋体" w:eastAsia="宋体"/>
           <w:i/>
           <w:sz w:val="21"/>
         </w:rPr>
@@ -4691,13 +7142,14 @@
     </w:p>
     <w:p>
       <w:pPr>
-        <w:spacing w:after="80" w:line="300" w:lineRule="auto"/>
+        <w:spacing w:after="80" w:line="360" w:lineRule="auto"/>
         <w:jc w:val="center"/>
       </w:pPr>
       <w:r>
         <w:rPr>
+          <w:rFonts w:ascii="宋体" w:hAnsi="宋体" w:eastAsia="宋体"/>
           <w:i w:val="0"/>
-          <w:sz w:val="21"/>
+          <w:sz w:val="24"/>
         </w:rPr>
         <w:drawing>
           <wp:inline xmlns:a="http://schemas.openxmlformats.org/drawingml/2006/main" xmlns:pic="http://schemas.openxmlformats.org/drawingml/2006/picture">
@@ -4735,11 +7187,12 @@
     </w:p>
     <w:p>
       <w:pPr>
-        <w:spacing w:after="160" w:line="300" w:lineRule="auto"/>
+        <w:spacing w:after="160" w:line="360" w:lineRule="auto"/>
         <w:jc w:val="center"/>
       </w:pPr>
       <w:r>
         <w:rPr>
+          <w:rFonts w:ascii="宋体" w:hAnsi="宋体" w:eastAsia="宋体"/>
           <w:i/>
           <w:sz w:val="21"/>
         </w:rPr>
@@ -4748,17 +7201,18 @@
     </w:p>
     <w:p>
       <w:pPr>
-        <w:spacing w:after="80" w:line="300" w:lineRule="auto"/>
+        <w:spacing w:after="80" w:line="360" w:lineRule="auto"/>
         <w:jc w:val="center"/>
       </w:pPr>
       <w:r>
         <w:rPr>
+          <w:rFonts w:ascii="宋体" w:hAnsi="宋体" w:eastAsia="宋体"/>
           <w:i w:val="0"/>
-          <w:sz w:val="21"/>
+          <w:sz w:val="24"/>
         </w:rPr>
         <w:drawing>
           <wp:inline xmlns:a="http://schemas.openxmlformats.org/drawingml/2006/main" xmlns:pic="http://schemas.openxmlformats.org/drawingml/2006/picture">
-            <wp:extent cx="5303520" cy="7192899"/>
+            <wp:extent cx="4685960" cy="6415278"/>
             <wp:docPr id="8" name="Picture 8"/>
             <wp:cNvGraphicFramePr>
               <a:graphicFrameLocks noChangeAspect="1"/>
@@ -4779,7 +7233,7 @@
                   <pic:spPr>
                     <a:xfrm>
                       <a:off x="0" y="0"/>
-                      <a:ext cx="5303520" cy="7192899"/>
+                      <a:ext cx="4685960" cy="6415278"/>
                     </a:xfrm>
                     <a:prstGeom prst="rect"/>
                   </pic:spPr>
@@ -4792,11 +7246,12 @@
     </w:p>
     <w:p>
       <w:pPr>
-        <w:spacing w:after="160" w:line="300" w:lineRule="auto"/>
+        <w:spacing w:after="160" w:line="360" w:lineRule="auto"/>
         <w:jc w:val="center"/>
       </w:pPr>
       <w:r>
         <w:rPr>
+          <w:rFonts w:ascii="宋体" w:hAnsi="宋体" w:eastAsia="宋体"/>
           <w:i/>
           <w:sz w:val="21"/>
         </w:rPr>
@@ -4805,36 +7260,39 @@
     </w:p>
     <w:p>
       <w:pPr>
-        <w:spacing w:after="120" w:line="300" w:lineRule="auto"/>
-      </w:pPr>
-      <w:r>
-        <w:rPr>
+        <w:spacing w:after="0" w:line="360" w:lineRule="auto"/>
+      </w:pPr>
+      <w:r>
+        <w:rPr>
+          <w:rFonts w:ascii="宋体" w:hAnsi="宋体" w:eastAsia="宋体"/>
           <w:i w:val="0"/>
-          <w:sz w:val="21"/>
+          <w:sz w:val="24"/>
         </w:rPr>
         <w:t>这些截图在测试文档中的作用并不相同。Prometheus targets 和 service discovery 用来证明抓取链路已经建立；SkyWalking Trace 用来证明业务链路确实形成；GitHub Actions 用来证明自动化链路已经跑通；调试面板截图则说明前台已经把原始观测入口组织成可直接排查的工作台。</w:t>
       </w:r>
     </w:p>
     <w:p>
       <w:pPr>
-        <w:spacing w:after="120" w:line="300" w:lineRule="auto"/>
-      </w:pPr>
-      <w:r>
-        <w:rPr>
+        <w:spacing w:after="0" w:line="360" w:lineRule="auto"/>
+      </w:pPr>
+      <w:r>
+        <w:rPr>
+          <w:rFonts w:ascii="宋体" w:hAnsi="宋体" w:eastAsia="宋体"/>
           <w:i w:val="0"/>
-          <w:sz w:val="21"/>
+          <w:sz w:val="24"/>
         </w:rPr>
         <w:t>测试文档、报告和答辩 PPT 中使用的前台页面截图，均来自公网部署地址 http://103.236.55.76/ 的实际访问结果，不使用本地开发环境页面截图。这样页面证据与在线复核入口保持一致。</w:t>
       </w:r>
     </w:p>
     <w:p>
       <w:pPr>
-        <w:spacing w:after="120" w:line="300" w:lineRule="auto"/>
-      </w:pPr>
-      <w:r>
-        <w:rPr>
+        <w:spacing w:after="0" w:line="360" w:lineRule="auto"/>
+      </w:pPr>
+      <w:r>
+        <w:rPr>
+          <w:rFonts w:ascii="宋体" w:hAnsi="宋体" w:eastAsia="宋体"/>
           <w:i w:val="0"/>
-          <w:sz w:val="21"/>
+          <w:sz w:val="24"/>
         </w:rPr>
         <w:t>演示视频按总览、节点或服务下钻、链路追踪、原生后台回证的顺序组织，只作为展示路径补充，不替代代码、脚本和工作流证据。</w:t>
       </w:r>
@@ -4866,48 +7324,52 @@
     </w:p>
     <w:p>
       <w:pPr>
-        <w:spacing w:after="120" w:line="300" w:lineRule="auto"/>
-      </w:pPr>
-      <w:r>
-        <w:rPr>
+        <w:spacing w:after="0" w:line="360" w:lineRule="auto"/>
+      </w:pPr>
+      <w:r>
+        <w:rPr>
+          <w:rFonts w:ascii="宋体" w:hAnsi="宋体" w:eastAsia="宋体"/>
           <w:i w:val="0"/>
-          <w:sz w:val="21"/>
+          <w:sz w:val="24"/>
         </w:rPr>
         <w:t>从仓库证据看，这套项目已经具备课程设计所需的主链路：节点纳管、服务发现、主机资源采集、统一总览、服务下钻、调用链展示和自动部署验收。</w:t>
       </w:r>
     </w:p>
     <w:p>
       <w:pPr>
-        <w:spacing w:after="120" w:line="300" w:lineRule="auto"/>
-      </w:pPr>
-      <w:r>
-        <w:rPr>
+        <w:spacing w:after="0" w:line="360" w:lineRule="auto"/>
+      </w:pPr>
+      <w:r>
+        <w:rPr>
+          <w:rFonts w:ascii="宋体" w:hAnsi="宋体" w:eastAsia="宋体"/>
           <w:i w:val="0"/>
-          <w:sz w:val="21"/>
+          <w:sz w:val="24"/>
         </w:rPr>
         <w:t>同时也要把边界说清楚：演示环境中的 MySQL 被刻意保留为未接独立 exporter 的状态，用于验证异常识别；Prometheus 仍是静态 targets；当前部署形态偏演示环境。这些边界不影响课程要求中的监控闭环和自动化验收。</w:t>
       </w:r>
     </w:p>
     <w:p>
       <w:pPr>
-        <w:spacing w:after="120" w:line="300" w:lineRule="auto"/>
-      </w:pPr>
-      <w:r>
-        <w:rPr>
+        <w:spacing w:after="0" w:line="360" w:lineRule="auto"/>
+      </w:pPr>
+      <w:r>
+        <w:rPr>
+          <w:rFonts w:ascii="宋体" w:hAnsi="宋体" w:eastAsia="宋体"/>
           <w:i w:val="0"/>
-          <w:sz w:val="21"/>
+          <w:sz w:val="24"/>
         </w:rPr>
         <w:t>当前测试证据包括模块级测试、配置回归、冒烟验证和远端部署四层记录。</w:t>
       </w:r>
     </w:p>
     <w:p>
       <w:pPr>
-        <w:spacing w:after="120" w:line="300" w:lineRule="auto"/>
-      </w:pPr>
-      <w:r>
-        <w:rPr>
+        <w:spacing w:after="0" w:line="360" w:lineRule="auto"/>
+      </w:pPr>
+      <w:r>
+        <w:rPr>
+          <w:rFonts w:ascii="宋体" w:hAnsi="宋体" w:eastAsia="宋体"/>
           <w:i w:val="0"/>
-          <w:sz w:val="21"/>
+          <w:sz w:val="24"/>
         </w:rPr>
         <w:t>结论口径以 GitHub Actions 运行记录、脚本断言和截图材料为准。课程设计所要求的关键链路已经被多层证据覆盖，当前版本状态可以由工作流记录和界面材料共同证明。</w:t>
       </w:r>
@@ -4947,12 +7409,13 @@
     </w:p>
     <w:p>
       <w:pPr>
-        <w:spacing w:after="120" w:line="300" w:lineRule="auto"/>
-      </w:pPr>
-      <w:r>
-        <w:rPr>
+        <w:spacing w:after="0" w:line="360" w:lineRule="auto"/>
+      </w:pPr>
+      <w:r>
+        <w:rPr>
+          <w:rFonts w:ascii="宋体" w:hAnsi="宋体" w:eastAsia="宋体"/>
           <w:i w:val="0"/>
-          <w:sz w:val="21"/>
+          <w:sz w:val="24"/>
         </w:rPr>
         <w:t>后续若要补强测试体系，优先建议增加两类内容：一类是浏览器级端到端用例，用来覆盖工作台主要路径；另一类是更多服务发现与异常场景的 Agent 单测，用来降低规则改动带来的回归风险。</w:t>
       </w:r>
@@ -4961,748 +7424,257 @@
       <w:tblPr>
         <w:tblW w:type="auto" w:w="0"/>
         <w:jc w:val="center"/>
+        <w:tblLayout w:type="fixed"/>
         <w:tblLook w:firstColumn="1" w:firstRow="1" w:lastColumn="0" w:lastRow="0" w:noHBand="0" w:noVBand="1" w:val="04A0"/>
+        <w:tblBorders>
+          <w:top w:val="single" w:sz="6" w:space="0" w:color="9EA7B3"/>
+          <w:left w:val="single" w:sz="6" w:space="0" w:color="9EA7B3"/>
+          <w:bottom w:val="single" w:sz="6" w:space="0" w:color="9EA7B3"/>
+          <w:right w:val="single" w:sz="6" w:space="0" w:color="9EA7B3"/>
+          <w:insideH w:val="single" w:sz="6" w:space="0" w:color="9EA7B3"/>
+          <w:insideV w:val="single" w:sz="6" w:space="0" w:color="9EA7B3"/>
+        </w:tblBorders>
       </w:tblPr>
       <w:tblGrid>
-        <w:gridCol w:w="4479"/>
-        <w:gridCol w:w="4479"/>
-      </w:tblGrid>
-      <w:tr>
-        <w:tc>
-          <w:tcPr>
-            <w:tcW w:type="dxa" w:w="3024"/>
-            <w:vAlign w:val="center"/>
-          </w:tcPr>
-          <w:p>
-            <w:pPr>
-              <w:spacing w:after="40" w:line="264" w:lineRule="auto"/>
-              <w:jc w:val="center"/>
-            </w:pPr>
-            <w:r>
-              <w:rPr>
-                <w:b/>
-                <w:sz w:val="19"/>
-              </w:rPr>
-              <w:t>补强方向</w:t>
-            </w:r>
-          </w:p>
-        </w:tc>
-        <w:tc>
-          <w:tcPr>
-            <w:tcW w:type="dxa" w:w="6336"/>
-            <w:vAlign w:val="center"/>
-          </w:tcPr>
-          <w:p>
-            <w:pPr>
-              <w:spacing w:after="40" w:line="264" w:lineRule="auto"/>
-              <w:jc w:val="center"/>
-            </w:pPr>
-            <w:r>
-              <w:rPr>
-                <w:b/>
-                <w:sz w:val="19"/>
-              </w:rPr>
-              <w:t>价值</w:t>
-            </w:r>
-          </w:p>
-        </w:tc>
-      </w:tr>
-      <w:tr>
-        <w:tc>
-          <w:tcPr>
-            <w:tcW w:type="dxa" w:w="3024"/>
-            <w:vAlign w:val="center"/>
-          </w:tcPr>
-          <w:p>
-            <w:pPr>
-              <w:spacing w:after="40" w:line="264" w:lineRule="auto"/>
-              <w:jc w:val="left"/>
-            </w:pPr>
-            <w:r>
-              <w:rPr>
-                <w:sz w:val="19"/>
-              </w:rPr>
-              <w:t>浏览器级 E2E</w:t>
-            </w:r>
-          </w:p>
-        </w:tc>
-        <w:tc>
-          <w:tcPr>
-            <w:tcW w:type="dxa" w:w="6336"/>
-            <w:vAlign w:val="center"/>
-          </w:tcPr>
-          <w:p>
-            <w:pPr>
-              <w:spacing w:after="40" w:line="264" w:lineRule="auto"/>
-              <w:jc w:val="left"/>
-            </w:pPr>
-            <w:r>
-              <w:rPr>
-                <w:sz w:val="19"/>
-              </w:rPr>
-              <w:t>把总览、节点、服务、链路和调试五类页面串成真实用户路径。</w:t>
-            </w:r>
-          </w:p>
-        </w:tc>
-      </w:tr>
-      <w:tr>
-        <w:tc>
-          <w:tcPr>
-            <w:tcW w:type="dxa" w:w="3024"/>
-            <w:vAlign w:val="center"/>
-          </w:tcPr>
-          <w:p>
-            <w:pPr>
-              <w:spacing w:after="40" w:line="264" w:lineRule="auto"/>
-              <w:jc w:val="left"/>
-            </w:pPr>
-            <w:r>
-              <w:rPr>
-                <w:sz w:val="19"/>
-              </w:rPr>
-              <w:t>更多 Agent 规则单测</w:t>
-            </w:r>
-          </w:p>
-        </w:tc>
-        <w:tc>
-          <w:tcPr>
-            <w:tcW w:type="dxa" w:w="6336"/>
-            <w:vAlign w:val="center"/>
-          </w:tcPr>
-          <w:p>
-            <w:pPr>
-              <w:spacing w:after="40" w:line="264" w:lineRule="auto"/>
-              <w:jc w:val="left"/>
-            </w:pPr>
-            <w:r>
-              <w:rPr>
-                <w:sz w:val="19"/>
-              </w:rPr>
-              <w:t>降低服务发现规则调整后误识别或漏识别的风险。</w:t>
-            </w:r>
-          </w:p>
-        </w:tc>
-      </w:tr>
-      <w:tr>
-        <w:tc>
-          <w:tcPr>
-            <w:tcW w:type="dxa" w:w="3024"/>
-            <w:vAlign w:val="center"/>
-          </w:tcPr>
-          <w:p>
-            <w:pPr>
-              <w:spacing w:after="40" w:line="264" w:lineRule="auto"/>
-              <w:jc w:val="left"/>
-            </w:pPr>
-            <w:r>
-              <w:rPr>
-                <w:sz w:val="19"/>
-              </w:rPr>
-              <w:t>异常注入场景</w:t>
-            </w:r>
-          </w:p>
-        </w:tc>
-        <w:tc>
-          <w:tcPr>
-            <w:tcW w:type="dxa" w:w="6336"/>
-            <w:vAlign w:val="center"/>
-          </w:tcPr>
-          <w:p>
-            <w:pPr>
-              <w:spacing w:after="40" w:line="264" w:lineRule="auto"/>
-              <w:jc w:val="left"/>
-            </w:pPr>
-            <w:r>
-              <w:rPr>
-                <w:sz w:val="19"/>
-              </w:rPr>
-              <w:t>更有针对性地验证 `NO_SCRAPE_ENDPOINT`、节点告警和链路缺失等场景的页面提示。</w:t>
-            </w:r>
-          </w:p>
-        </w:tc>
-      </w:tr>
-    </w:tbl>
-    <w:p>
-      <w:pPr>
-        <w:spacing w:after="120"/>
-      </w:pPr>
-    </w:p>
-    <w:p>
-      <w:pPr>
-        <w:spacing w:after="120" w:line="300" w:lineRule="auto"/>
-      </w:pPr>
-      <w:r>
-        <w:rPr>
-          <w:i w:val="0"/>
-          <w:sz w:val="21"/>
-        </w:rPr>
-        <w:t>这几项补强都能在现有仓库结构上继续推进，不需要推翻当前平台。现有测试体系已经足够支撑课程验收，同时也给后续继续深化留下了清晰入口。</w:t>
-      </w:r>
-    </w:p>
-    <w:p>
-      <w:r>
-        <w:br w:type="page"/>
-      </w:r>
-    </w:p>
-    <w:tbl>
-      <w:tblPr>
-        <w:tblStyle w:val="5"/>
-        <w:tblW w:w="0" w:type="auto"/>
-        <w:tblInd w:w="0" w:type="dxa"/>
-        <w:tblBorders>
-          <w:top w:val="single" w:color="auto" w:sz="4" w:space="0"/>
-          <w:left w:val="single" w:color="auto" w:sz="4" w:space="0"/>
-          <w:bottom w:val="single" w:color="auto" w:sz="4" w:space="0"/>
-          <w:right w:val="single" w:color="auto" w:sz="4" w:space="0"/>
-          <w:insideH w:val="single" w:color="auto" w:sz="4" w:space="0"/>
-          <w:insideV w:val="single" w:color="auto" w:sz="4" w:space="0"/>
-        </w:tblBorders>
-        <w:tblLayout w:type="fixed"/>
-        <w:tblCellMar>
-          <w:top w:w="0" w:type="dxa"/>
-          <w:left w:w="108" w:type="dxa"/>
-          <w:bottom w:w="0" w:type="dxa"/>
-          <w:right w:w="108" w:type="dxa"/>
-        </w:tblCellMar>
-      </w:tblPr>
-      <w:tblGrid>
-        <w:gridCol w:w="828"/>
-        <w:gridCol w:w="7694"/>
+        <w:gridCol w:w="2801"/>
+        <w:gridCol w:w="5869"/>
       </w:tblGrid>
       <w:tr>
         <w:trPr>
-          <w:wBefore w:w="0" w:type="dxa"/>
-          <w:trHeight w:val="7310" w:hRule="atLeast"/>
+          <w:tblHeader w:val="true"/>
         </w:trPr>
         <w:tc>
           <w:tcPr>
-            <w:tcW w:w="828" w:type="dxa"/>
-            <w:noWrap w:val="0"/>
-            <w:vAlign w:val="center"/>
-          </w:tcPr>
-          <w:p>
-            <w:pPr>
-              <w:spacing w:line="400" w:lineRule="exact"/>
+            <w:tcW w:type="dxa" w:w="2801"/>
+            <w:vAlign w:val="center"/>
+            <w:tcMar>
+              <w:top w:w="105" w:type="dxa"/>
+              <w:bottom w:w="105" w:type="dxa"/>
+              <w:start w:w="135" w:type="dxa"/>
+              <w:end w:w="135" w:type="dxa"/>
+            </w:tcMar>
+            <w:shd w:val="clear" w:color="auto" w:fill="E6EBF2"/>
+          </w:tcPr>
+          <w:p>
+            <w:pPr>
+              <w:spacing w:after="0" w:line="276" w:lineRule="auto"/>
               <w:jc w:val="center"/>
-              <w:rPr>
-                <w:rFonts w:hint="eastAsia"/>
-                <w:sz w:val="24"/>
-              </w:rPr>
-            </w:pPr>
-            <w:r>
-              <w:rPr>
-                <w:rFonts w:hint="eastAsia"/>
-                <w:sz w:val="24"/>
-              </w:rPr>
-              <w:t>教</w:t>
-            </w:r>
-          </w:p>
-          <w:p>
-            <w:pPr>
-              <w:spacing w:line="400" w:lineRule="exact"/>
+            </w:pPr>
+            <w:r>
+              <w:rPr>
+                <w:rFonts w:ascii="宋体" w:hAnsi="宋体" w:eastAsia="宋体"/>
+                <w:b/>
+                <w:sz w:val="21"/>
+              </w:rPr>
+              <w:t>补强方向</w:t>
+            </w:r>
+          </w:p>
+        </w:tc>
+        <w:tc>
+          <w:tcPr>
+            <w:tcW w:type="dxa" w:w="5869"/>
+            <w:vAlign w:val="center"/>
+            <w:tcMar>
+              <w:top w:w="105" w:type="dxa"/>
+              <w:bottom w:w="105" w:type="dxa"/>
+              <w:start w:w="135" w:type="dxa"/>
+              <w:end w:w="135" w:type="dxa"/>
+            </w:tcMar>
+            <w:shd w:val="clear" w:color="auto" w:fill="E6EBF2"/>
+          </w:tcPr>
+          <w:p>
+            <w:pPr>
+              <w:spacing w:after="0" w:line="276" w:lineRule="auto"/>
               <w:jc w:val="center"/>
-              <w:rPr>
-                <w:rFonts w:hint="eastAsia"/>
-                <w:sz w:val="24"/>
-              </w:rPr>
-            </w:pPr>
-            <w:r>
-              <w:rPr>
-                <w:rFonts w:hint="eastAsia"/>
-                <w:sz w:val="24"/>
-              </w:rPr>
-              <w:t>师</w:t>
-            </w:r>
-          </w:p>
-          <w:p>
-            <w:pPr>
-              <w:spacing w:line="400" w:lineRule="exact"/>
-              <w:jc w:val="center"/>
-              <w:rPr>
-                <w:rFonts w:hint="eastAsia"/>
-                <w:sz w:val="24"/>
-              </w:rPr>
-            </w:pPr>
-            <w:r>
-              <w:rPr>
-                <w:rFonts w:hint="eastAsia"/>
-                <w:sz w:val="24"/>
-              </w:rPr>
-              <w:t>评</w:t>
-            </w:r>
-          </w:p>
-          <w:p>
-            <w:pPr>
-              <w:spacing w:line="400" w:lineRule="exact"/>
-              <w:jc w:val="center"/>
-              <w:rPr>
-                <w:rFonts w:hint="eastAsia"/>
-                <w:sz w:val="24"/>
-              </w:rPr>
-            </w:pPr>
-            <w:r>
-              <w:rPr>
-                <w:rFonts w:hint="eastAsia"/>
-                <w:sz w:val="24"/>
-              </w:rPr>
-              <w:t>语</w:t>
-            </w:r>
-          </w:p>
-        </w:tc>
-        <w:tc>
-          <w:tcPr>
-            <w:tcW w:w="7694" w:type="dxa"/>
-            <w:noWrap w:val="0"/>
-            <w:vAlign w:val="top"/>
-          </w:tcPr>
-          <w:p>
-            <w:pPr>
-              <w:spacing w:line="400" w:lineRule="exact"/>
-              <w:rPr>
-                <w:rFonts w:hint="eastAsia"/>
-                <w:sz w:val="24"/>
-              </w:rPr>
-            </w:pPr>
-          </w:p>
-          <w:p>
-            <w:pPr>
-              <w:spacing w:line="400" w:lineRule="exact"/>
-              <w:rPr>
-                <w:rFonts w:hint="eastAsia"/>
-                <w:sz w:val="24"/>
-              </w:rPr>
-            </w:pPr>
-          </w:p>
-          <w:p>
-            <w:pPr>
-              <w:spacing w:line="400" w:lineRule="exact"/>
-              <w:rPr>
-                <w:rFonts w:hint="eastAsia"/>
-                <w:sz w:val="24"/>
-              </w:rPr>
-            </w:pPr>
-          </w:p>
-          <w:p>
-            <w:pPr>
-              <w:spacing w:line="400" w:lineRule="exact"/>
-              <w:rPr>
-                <w:rFonts w:hint="eastAsia"/>
-                <w:sz w:val="24"/>
-              </w:rPr>
-            </w:pPr>
-          </w:p>
-          <w:p>
-            <w:pPr>
-              <w:spacing w:line="400" w:lineRule="exact"/>
-              <w:rPr>
-                <w:rFonts w:hint="eastAsia"/>
-                <w:sz w:val="24"/>
-              </w:rPr>
-            </w:pPr>
-          </w:p>
-          <w:p>
-            <w:pPr>
-              <w:spacing w:line="400" w:lineRule="exact"/>
-              <w:rPr>
-                <w:rFonts w:hint="eastAsia"/>
-                <w:sz w:val="24"/>
-              </w:rPr>
-            </w:pPr>
-          </w:p>
-          <w:p>
-            <w:pPr>
-              <w:spacing w:line="400" w:lineRule="exact"/>
-              <w:rPr>
-                <w:rFonts w:hint="eastAsia"/>
-                <w:sz w:val="24"/>
-              </w:rPr>
-            </w:pPr>
-          </w:p>
-          <w:p>
-            <w:pPr>
-              <w:spacing w:line="400" w:lineRule="exact"/>
-              <w:rPr>
-                <w:rFonts w:hint="eastAsia"/>
-                <w:sz w:val="24"/>
-              </w:rPr>
-            </w:pPr>
-          </w:p>
-          <w:p>
-            <w:pPr>
-              <w:spacing w:line="400" w:lineRule="exact"/>
-              <w:rPr>
-                <w:rFonts w:hint="eastAsia"/>
-                <w:sz w:val="24"/>
-              </w:rPr>
-            </w:pPr>
-          </w:p>
-          <w:p>
-            <w:pPr>
-              <w:spacing w:line="400" w:lineRule="exact"/>
-              <w:rPr>
-                <w:rFonts w:hint="eastAsia"/>
-                <w:sz w:val="24"/>
-              </w:rPr>
-            </w:pPr>
-          </w:p>
-          <w:p>
-            <w:pPr>
-              <w:spacing w:line="400" w:lineRule="exact"/>
-              <w:rPr>
-                <w:rFonts w:hint="eastAsia"/>
-                <w:sz w:val="24"/>
-              </w:rPr>
-            </w:pPr>
-          </w:p>
-          <w:p>
-            <w:pPr>
-              <w:spacing w:line="400" w:lineRule="exact"/>
-              <w:rPr>
-                <w:rFonts w:hint="eastAsia"/>
-                <w:sz w:val="24"/>
-              </w:rPr>
-            </w:pPr>
-          </w:p>
-          <w:p>
-            <w:pPr>
-              <w:spacing w:line="400" w:lineRule="exact"/>
-              <w:rPr>
-                <w:rFonts w:hint="eastAsia"/>
-                <w:sz w:val="24"/>
-              </w:rPr>
-            </w:pPr>
-          </w:p>
-          <w:p>
-            <w:pPr>
-              <w:spacing w:line="400" w:lineRule="exact"/>
-              <w:rPr>
-                <w:rFonts w:hint="eastAsia"/>
-                <w:sz w:val="24"/>
-              </w:rPr>
-            </w:pPr>
-          </w:p>
-          <w:p>
-            <w:pPr>
-              <w:spacing w:line="400" w:lineRule="exact"/>
-              <w:rPr>
-                <w:rFonts w:hint="eastAsia"/>
-                <w:sz w:val="24"/>
-              </w:rPr>
-            </w:pPr>
-          </w:p>
-          <w:p>
-            <w:pPr>
-              <w:spacing w:line="400" w:lineRule="exact"/>
-              <w:rPr>
-                <w:rFonts w:hint="eastAsia"/>
-                <w:sz w:val="24"/>
-              </w:rPr>
-            </w:pPr>
-          </w:p>
-          <w:p>
-            <w:pPr>
-              <w:spacing w:line="400" w:lineRule="exact"/>
-              <w:rPr>
-                <w:rFonts w:hint="eastAsia"/>
-                <w:sz w:val="24"/>
-              </w:rPr>
-            </w:pPr>
-          </w:p>
-          <w:p>
-            <w:pPr>
-              <w:spacing w:line="400" w:lineRule="exact"/>
-              <w:rPr>
-                <w:rFonts w:hint="eastAsia"/>
-                <w:sz w:val="24"/>
-              </w:rPr>
-            </w:pPr>
-          </w:p>
-          <w:p>
-            <w:pPr>
-              <w:spacing w:line="400" w:lineRule="exact"/>
-              <w:rPr>
-                <w:rFonts w:hint="eastAsia"/>
-                <w:sz w:val="24"/>
-              </w:rPr>
-            </w:pPr>
-          </w:p>
-          <w:p>
-            <w:pPr>
-              <w:spacing w:line="400" w:lineRule="exact"/>
-              <w:rPr>
-                <w:rFonts w:hint="eastAsia"/>
-                <w:sz w:val="24"/>
-              </w:rPr>
-            </w:pPr>
-          </w:p>
-          <w:p>
-            <w:pPr>
-              <w:spacing w:line="400" w:lineRule="exact"/>
-              <w:rPr>
-                <w:rFonts w:hint="eastAsia"/>
-                <w:sz w:val="24"/>
-              </w:rPr>
-            </w:pPr>
-          </w:p>
-          <w:p>
-            <w:pPr>
-              <w:spacing w:line="400" w:lineRule="exact"/>
-              <w:jc w:val="center"/>
-              <w:rPr>
-                <w:rFonts w:hint="eastAsia"/>
-                <w:sz w:val="24"/>
-              </w:rPr>
-            </w:pPr>
-            <w:r>
-              <w:rPr>
-                <w:rFonts w:hint="eastAsia"/>
-                <w:sz w:val="24"/>
-              </w:rPr>
-              <w:t>教师签名：</w:t>
-            </w:r>
-          </w:p>
-          <w:p>
-            <w:pPr>
-              <w:spacing w:line="400" w:lineRule="exact"/>
-              <w:jc w:val="center"/>
-              <w:rPr>
-                <w:rFonts w:hint="eastAsia"/>
-                <w:sz w:val="24"/>
-              </w:rPr>
-            </w:pPr>
-            <w:r>
-              <w:rPr>
-                <w:rFonts w:hint="eastAsia"/>
-                <w:sz w:val="24"/>
-              </w:rPr>
-              <w:t>日期：</w:t>
+            </w:pPr>
+            <w:r>
+              <w:rPr>
+                <w:rFonts w:ascii="宋体" w:hAnsi="宋体" w:eastAsia="宋体"/>
+                <w:b/>
+                <w:sz w:val="21"/>
+              </w:rPr>
+              <w:t>价值</w:t>
             </w:r>
           </w:p>
         </w:tc>
       </w:tr>
       <w:tr>
-        <w:trPr>
-          <w:wBefore w:w="0" w:type="dxa"/>
-          <w:trHeight w:val="1088" w:hRule="atLeast"/>
-        </w:trPr>
-        <w:tc>
-          <w:tcPr>
-            <w:tcW w:w="828" w:type="dxa"/>
-            <w:noWrap w:val="0"/>
-            <w:vAlign w:val="center"/>
-          </w:tcPr>
-          <w:p>
-            <w:pPr>
-              <w:spacing w:line="400" w:lineRule="exact"/>
-              <w:jc w:val="center"/>
-              <w:rPr>
-                <w:rFonts w:hint="eastAsia"/>
-                <w:sz w:val="24"/>
-              </w:rPr>
-            </w:pPr>
-            <w:r>
-              <w:rPr>
-                <w:rFonts w:hint="eastAsia"/>
-                <w:sz w:val="24"/>
-              </w:rPr>
-              <w:t>成</w:t>
-            </w:r>
-          </w:p>
-          <w:p>
-            <w:pPr>
-              <w:spacing w:line="400" w:lineRule="exact"/>
-              <w:jc w:val="center"/>
-              <w:rPr>
-                <w:rFonts w:hint="eastAsia"/>
-                <w:sz w:val="24"/>
-              </w:rPr>
-            </w:pPr>
-            <w:r>
-              <w:rPr>
-                <w:rFonts w:hint="eastAsia"/>
-                <w:sz w:val="24"/>
-              </w:rPr>
-              <w:t>绩</w:t>
-            </w:r>
-          </w:p>
-          <w:p>
-            <w:pPr>
-              <w:spacing w:line="400" w:lineRule="exact"/>
-              <w:jc w:val="center"/>
-              <w:rPr>
-                <w:rFonts w:hint="eastAsia"/>
-                <w:sz w:val="24"/>
-              </w:rPr>
-            </w:pPr>
-            <w:r>
-              <w:rPr>
-                <w:rFonts w:hint="eastAsia"/>
-                <w:sz w:val="24"/>
-              </w:rPr>
-              <w:t>评</w:t>
-            </w:r>
-          </w:p>
-          <w:p>
-            <w:pPr>
-              <w:spacing w:line="400" w:lineRule="exact"/>
-              <w:jc w:val="center"/>
-              <w:rPr>
-                <w:rFonts w:hint="eastAsia"/>
-                <w:sz w:val="24"/>
-              </w:rPr>
-            </w:pPr>
-            <w:r>
-              <w:rPr>
-                <w:rFonts w:hint="eastAsia"/>
-                <w:sz w:val="24"/>
-              </w:rPr>
-              <w:t>定</w:t>
-            </w:r>
-          </w:p>
-        </w:tc>
-        <w:tc>
-          <w:tcPr>
-            <w:tcW w:w="7694" w:type="dxa"/>
-            <w:noWrap w:val="0"/>
-            <w:vAlign w:val="top"/>
-          </w:tcPr>
-          <w:p>
-            <w:pPr>
-              <w:spacing w:line="400" w:lineRule="exact"/>
-              <w:rPr>
-                <w:rFonts w:hint="eastAsia"/>
-                <w:sz w:val="24"/>
-              </w:rPr>
-            </w:pPr>
-          </w:p>
-          <w:p>
-            <w:pPr>
-              <w:spacing w:line="400" w:lineRule="exact"/>
-              <w:rPr>
-                <w:rFonts w:hint="eastAsia"/>
-                <w:sz w:val="24"/>
-              </w:rPr>
-            </w:pPr>
-          </w:p>
-          <w:p>
-            <w:pPr>
-              <w:spacing w:line="400" w:lineRule="exact"/>
-              <w:rPr>
-                <w:rFonts w:hint="eastAsia"/>
-                <w:sz w:val="24"/>
-              </w:rPr>
-            </w:pPr>
-          </w:p>
-          <w:p>
-            <w:pPr>
-              <w:spacing w:line="400" w:lineRule="exact"/>
-              <w:rPr>
-                <w:rFonts w:hint="eastAsia"/>
-                <w:sz w:val="24"/>
-              </w:rPr>
-            </w:pPr>
-          </w:p>
-          <w:p>
-            <w:pPr>
-              <w:spacing w:line="400" w:lineRule="exact"/>
-              <w:rPr>
-                <w:rFonts w:hint="eastAsia"/>
-                <w:sz w:val="24"/>
-              </w:rPr>
-            </w:pPr>
-          </w:p>
-          <w:p>
-            <w:pPr>
-              <w:spacing w:line="400" w:lineRule="exact"/>
-              <w:rPr>
-                <w:rFonts w:hint="eastAsia"/>
-                <w:sz w:val="24"/>
-              </w:rPr>
-            </w:pPr>
+        <w:tc>
+          <w:tcPr>
+            <w:tcW w:type="dxa" w:w="2801"/>
+            <w:vAlign w:val="center"/>
+            <w:tcMar>
+              <w:top w:w="105" w:type="dxa"/>
+              <w:bottom w:w="105" w:type="dxa"/>
+              <w:start w:w="135" w:type="dxa"/>
+              <w:end w:w="135" w:type="dxa"/>
+            </w:tcMar>
+          </w:tcPr>
+          <w:p>
+            <w:pPr>
+              <w:spacing w:after="0" w:line="276" w:lineRule="auto"/>
+              <w:jc w:val="left"/>
+            </w:pPr>
+            <w:r>
+              <w:rPr>
+                <w:rFonts w:ascii="宋体" w:hAnsi="宋体" w:eastAsia="宋体"/>
+                <w:sz w:val="21"/>
+              </w:rPr>
+              <w:t>浏览器级 E2E</w:t>
+            </w:r>
+          </w:p>
+        </w:tc>
+        <w:tc>
+          <w:tcPr>
+            <w:tcW w:type="dxa" w:w="5869"/>
+            <w:vAlign w:val="center"/>
+            <w:tcMar>
+              <w:top w:w="105" w:type="dxa"/>
+              <w:bottom w:w="105" w:type="dxa"/>
+              <w:start w:w="135" w:type="dxa"/>
+              <w:end w:w="135" w:type="dxa"/>
+            </w:tcMar>
+          </w:tcPr>
+          <w:p>
+            <w:pPr>
+              <w:spacing w:after="0" w:line="276" w:lineRule="auto"/>
+              <w:jc w:val="left"/>
+            </w:pPr>
+            <w:r>
+              <w:rPr>
+                <w:rFonts w:ascii="宋体" w:hAnsi="宋体" w:eastAsia="宋体"/>
+                <w:sz w:val="21"/>
+              </w:rPr>
+              <w:t>把总览、节点、服务、链路和调试五类页面串成真实用户路径。</w:t>
+            </w:r>
           </w:p>
         </w:tc>
       </w:tr>
       <w:tr>
-        <w:trPr>
-          <w:wBefore w:w="0" w:type="dxa"/>
-        </w:trPr>
-        <w:tc>
-          <w:tcPr>
-            <w:tcW w:w="828" w:type="dxa"/>
-            <w:noWrap w:val="0"/>
-            <w:vAlign w:val="center"/>
-          </w:tcPr>
-          <w:p>
-            <w:pPr>
-              <w:spacing w:line="400" w:lineRule="exact"/>
-              <w:jc w:val="center"/>
-              <w:rPr>
-                <w:rFonts w:hint="eastAsia"/>
-                <w:sz w:val="24"/>
-              </w:rPr>
-            </w:pPr>
-            <w:r>
-              <w:rPr>
-                <w:rFonts w:hint="eastAsia"/>
-                <w:sz w:val="24"/>
-              </w:rPr>
-              <w:t>备</w:t>
-            </w:r>
-          </w:p>
-          <w:p>
-            <w:pPr>
-              <w:spacing w:line="400" w:lineRule="exact"/>
-              <w:jc w:val="center"/>
-              <w:rPr>
-                <w:rFonts w:hint="eastAsia"/>
-                <w:sz w:val="24"/>
-              </w:rPr>
-            </w:pPr>
-            <w:r>
-              <w:rPr>
-                <w:rFonts w:hint="eastAsia"/>
-                <w:sz w:val="24"/>
-              </w:rPr>
-              <w:t>注</w:t>
-            </w:r>
-          </w:p>
-        </w:tc>
-        <w:tc>
-          <w:tcPr>
-            <w:tcW w:w="7694" w:type="dxa"/>
-            <w:noWrap w:val="0"/>
-            <w:vAlign w:val="top"/>
-          </w:tcPr>
-          <w:p>
-            <w:pPr>
-              <w:spacing w:line="400" w:lineRule="exact"/>
-              <w:rPr>
-                <w:rFonts w:hint="eastAsia"/>
-                <w:sz w:val="24"/>
-              </w:rPr>
-            </w:pPr>
-          </w:p>
-          <w:p>
-            <w:pPr>
-              <w:spacing w:line="400" w:lineRule="exact"/>
-              <w:rPr>
-                <w:rFonts w:hint="eastAsia"/>
-                <w:sz w:val="24"/>
-              </w:rPr>
-            </w:pPr>
-          </w:p>
-          <w:p>
-            <w:pPr>
-              <w:spacing w:line="400" w:lineRule="exact"/>
-              <w:rPr>
-                <w:rFonts w:hint="eastAsia"/>
-                <w:sz w:val="24"/>
-              </w:rPr>
-            </w:pPr>
+        <w:tc>
+          <w:tcPr>
+            <w:tcW w:type="dxa" w:w="2801"/>
+            <w:vAlign w:val="center"/>
+            <w:tcMar>
+              <w:top w:w="105" w:type="dxa"/>
+              <w:bottom w:w="105" w:type="dxa"/>
+              <w:start w:w="135" w:type="dxa"/>
+              <w:end w:w="135" w:type="dxa"/>
+            </w:tcMar>
+            <w:shd w:val="clear" w:color="auto" w:fill="F7F9FC"/>
+          </w:tcPr>
+          <w:p>
+            <w:pPr>
+              <w:spacing w:after="0" w:line="276" w:lineRule="auto"/>
+              <w:jc w:val="left"/>
+            </w:pPr>
+            <w:r>
+              <w:rPr>
+                <w:rFonts w:ascii="宋体" w:hAnsi="宋体" w:eastAsia="宋体"/>
+                <w:sz w:val="21"/>
+              </w:rPr>
+              <w:t>更多 Agent 规则单测</w:t>
+            </w:r>
+          </w:p>
+        </w:tc>
+        <w:tc>
+          <w:tcPr>
+            <w:tcW w:type="dxa" w:w="5869"/>
+            <w:vAlign w:val="center"/>
+            <w:tcMar>
+              <w:top w:w="105" w:type="dxa"/>
+              <w:bottom w:w="105" w:type="dxa"/>
+              <w:start w:w="135" w:type="dxa"/>
+              <w:end w:w="135" w:type="dxa"/>
+            </w:tcMar>
+            <w:shd w:val="clear" w:color="auto" w:fill="F7F9FC"/>
+          </w:tcPr>
+          <w:p>
+            <w:pPr>
+              <w:spacing w:after="0" w:line="276" w:lineRule="auto"/>
+              <w:jc w:val="left"/>
+            </w:pPr>
+            <w:r>
+              <w:rPr>
+                <w:rFonts w:ascii="宋体" w:hAnsi="宋体" w:eastAsia="宋体"/>
+                <w:sz w:val="21"/>
+              </w:rPr>
+              <w:t>降低服务发现规则调整后误识别或漏识别的风险。</w:t>
+            </w:r>
+          </w:p>
+        </w:tc>
+      </w:tr>
+      <w:tr>
+        <w:tc>
+          <w:tcPr>
+            <w:tcW w:type="dxa" w:w="2801"/>
+            <w:vAlign w:val="center"/>
+            <w:tcMar>
+              <w:top w:w="105" w:type="dxa"/>
+              <w:bottom w:w="105" w:type="dxa"/>
+              <w:start w:w="135" w:type="dxa"/>
+              <w:end w:w="135" w:type="dxa"/>
+            </w:tcMar>
+          </w:tcPr>
+          <w:p>
+            <w:pPr>
+              <w:spacing w:after="0" w:line="276" w:lineRule="auto"/>
+              <w:jc w:val="left"/>
+            </w:pPr>
+            <w:r>
+              <w:rPr>
+                <w:rFonts w:ascii="宋体" w:hAnsi="宋体" w:eastAsia="宋体"/>
+                <w:sz w:val="21"/>
+              </w:rPr>
+              <w:t>异常注入场景</w:t>
+            </w:r>
+          </w:p>
+        </w:tc>
+        <w:tc>
+          <w:tcPr>
+            <w:tcW w:type="dxa" w:w="5869"/>
+            <w:vAlign w:val="center"/>
+            <w:tcMar>
+              <w:top w:w="105" w:type="dxa"/>
+              <w:bottom w:w="105" w:type="dxa"/>
+              <w:start w:w="135" w:type="dxa"/>
+              <w:end w:w="135" w:type="dxa"/>
+            </w:tcMar>
+          </w:tcPr>
+          <w:p>
+            <w:pPr>
+              <w:spacing w:after="0" w:line="276" w:lineRule="auto"/>
+              <w:jc w:val="left"/>
+            </w:pPr>
+            <w:r>
+              <w:rPr>
+                <w:rFonts w:ascii="宋体" w:hAnsi="宋体" w:eastAsia="宋体"/>
+                <w:sz w:val="21"/>
+              </w:rPr>
+              <w:t>更有针对性地验证 `NO_SCRAPE_ENDPOINT`、节点告警和链路缺失等场景的页面提示。</w:t>
+            </w:r>
           </w:p>
         </w:tc>
       </w:tr>
     </w:tbl>
+    <w:p>
+      <w:pPr>
+        <w:spacing w:after="120"/>
+      </w:pPr>
+    </w:p>
+    <w:p>
+      <w:pPr>
+        <w:spacing w:after="0" w:line="360" w:lineRule="auto"/>
+      </w:pPr>
+      <w:r>
+        <w:rPr>
+          <w:rFonts w:ascii="宋体" w:hAnsi="宋体" w:eastAsia="宋体"/>
+          <w:i w:val="0"/>
+          <w:sz w:val="24"/>
+        </w:rPr>
+        <w:t>这几项补强都能在现有仓库结构上继续推进，不需要推翻当前平台。现有测试体系已经足够支撑课程验收，同时也给后续继续深化留下了清晰入口。</w:t>
+      </w:r>
+    </w:p>
     <w:sectPr>
       <w:pgSz w:w="11906" w:h="16838"/>
       <w:pgMar w:top="1814" w:right="1474" w:bottom="1814" w:left="1474" w:header="851" w:footer="1304" w:gutter="0"/>
